--- a/plantillas/Manual_de_Usuario.docx
+++ b/plantillas/Manual_de_Usuario.docx
@@ -55,7 +55,7 @@
         <w:spacing w:after="120"/>
       </w:pPr>
       <w:r>
-        <w:t>Versión 2.0 · Actualizado el 15/10/2026</w:t>
+        <w:t>Versión 2.1 · Actualizado el 19/10/2026</w:t>
       </w:r>
     </w:p>
     <w:p>
@@ -231,6 +231,75 @@
       </w:pPr>
       <w:r>
         <w:t>Pantallas renovadas de Gestión de Usuarios y menú lateral.</w:t>
+      </w:r>
+    </w:p>
+    <w:p>
+      <w:pPr>
+        <w:pStyle w:val="Prrafodelista"/>
+        <w:numPr>
+          <w:ilvl w:val="0"/>
+          <w:numId w:val="2"/>
+        </w:numPr>
+        <w:spacing w:after="60"/>
+      </w:pPr>
+      <w:r>
+        <w:t xml:space="preserve">Nueva opción </w:t>
+      </w:r>
+      <w:r>
+        <w:rPr>
+          <w:b/>
+          <w:bCs/>
+        </w:rPr>
+        <w:t xml:space="preserve">Unificar Duplicados</w:t>
+      </w:r>
+      <w:r>
+        <w:t xml:space="preserve">: une dos registros de una misma persona, con vista previa y confirmación.</w:t>
+      </w:r>
+    </w:p>
+    <w:p>
+      <w:pPr>
+        <w:pStyle w:val="Prrafodelista"/>
+        <w:numPr>
+          <w:ilvl w:val="0"/>
+          <w:numId w:val="2"/>
+        </w:numPr>
+        <w:spacing w:after="60"/>
+      </w:pPr>
+      <w:r>
+        <w:t xml:space="preserve">Nueva opción </w:t>
+      </w:r>
+      <w:r>
+        <w:rPr>
+          <w:b/>
+          <w:bCs/>
+        </w:rPr>
+        <w:t xml:space="preserve">Posibles Duplicados</w:t>
+      </w:r>
+      <w:r>
+        <w:t xml:space="preserve">: lista automática de beneficiarios que podrían estar registrados dos veces.</w:t>
+      </w:r>
+    </w:p>
+    <w:p>
+      <w:pPr>
+        <w:pStyle w:val="Prrafodelista"/>
+        <w:numPr>
+          <w:ilvl w:val="0"/>
+          <w:numId w:val="2"/>
+        </w:numPr>
+        <w:spacing w:after="60"/>
+      </w:pPr>
+      <w:r>
+        <w:t xml:space="preserve">El menú </w:t>
+      </w:r>
+      <w:r>
+        <w:rPr>
+          <w:b/>
+          <w:bCs/>
+        </w:rPr>
+        <w:t xml:space="preserve">Beneficiarios</w:t>
+      </w:r>
+      <w:r>
+        <w:t xml:space="preserve"> ahora es un submenú con tres opciones.</w:t>
       </w:r>
     </w:p>
     <w:p>
@@ -528,7 +597,7 @@
               <w:rPr>
                 <w:noProof/>
               </w:rPr>
-              <w:t>6</w:t>
+              <w:t>7</w:t>
             </w:r>
             <w:r>
               <w:rPr>
@@ -595,7 +664,7 @@
               <w:rPr>
                 <w:noProof/>
               </w:rPr>
-              <w:t>6</w:t>
+              <w:t>7</w:t>
             </w:r>
             <w:r>
               <w:rPr>
@@ -662,7 +731,7 @@
               <w:rPr>
                 <w:noProof/>
               </w:rPr>
-              <w:t>7</w:t>
+              <w:t>8</w:t>
             </w:r>
             <w:r>
               <w:rPr>
@@ -729,7 +798,7 @@
               <w:rPr>
                 <w:noProof/>
               </w:rPr>
-              <w:t>8</w:t>
+              <w:t>9</w:t>
             </w:r>
             <w:r>
               <w:rPr>
@@ -796,7 +865,7 @@
               <w:rPr>
                 <w:noProof/>
               </w:rPr>
-              <w:t>9</w:t>
+              <w:t>10</w:t>
             </w:r>
             <w:r>
               <w:rPr>
@@ -863,7 +932,7 @@
               <w:rPr>
                 <w:noProof/>
               </w:rPr>
-              <w:t>10</w:t>
+              <w:t>11</w:t>
             </w:r>
             <w:r>
               <w:rPr>
@@ -930,7 +999,7 @@
               <w:rPr>
                 <w:noProof/>
               </w:rPr>
-              <w:t>11</w:t>
+              <w:t>12</w:t>
             </w:r>
             <w:r>
               <w:rPr>
@@ -997,7 +1066,7 @@
               <w:rPr>
                 <w:noProof/>
               </w:rPr>
-              <w:t>11</w:t>
+              <w:t>12</w:t>
             </w:r>
             <w:r>
               <w:rPr>
@@ -1064,7 +1133,7 @@
               <w:rPr>
                 <w:noProof/>
               </w:rPr>
-              <w:t>12</w:t>
+              <w:t>13</w:t>
             </w:r>
             <w:r>
               <w:rPr>
@@ -1131,7 +1200,7 @@
               <w:rPr>
                 <w:noProof/>
               </w:rPr>
-              <w:t>12</w:t>
+              <w:t>13</w:t>
             </w:r>
             <w:r>
               <w:rPr>
@@ -1198,7 +1267,7 @@
               <w:rPr>
                 <w:noProof/>
               </w:rPr>
-              <w:t>13</w:t>
+              <w:t>14</w:t>
             </w:r>
             <w:r>
               <w:rPr>
@@ -1265,7 +1334,7 @@
               <w:rPr>
                 <w:noProof/>
               </w:rPr>
-              <w:t>13</w:t>
+              <w:t>14</w:t>
             </w:r>
             <w:r>
               <w:rPr>
@@ -1332,7 +1401,7 @@
               <w:rPr>
                 <w:noProof/>
               </w:rPr>
-              <w:t>13</w:t>
+              <w:t>14</w:t>
             </w:r>
             <w:r>
               <w:rPr>
@@ -1399,7 +1468,7 @@
               <w:rPr>
                 <w:noProof/>
               </w:rPr>
-              <w:t>14</w:t>
+              <w:t>15</w:t>
             </w:r>
             <w:r>
               <w:rPr>
@@ -1466,7 +1535,7 @@
               <w:rPr>
                 <w:noProof/>
               </w:rPr>
-              <w:t>16</w:t>
+              <w:t>17</w:t>
             </w:r>
             <w:r>
               <w:rPr>
@@ -1533,7 +1602,7 @@
               <w:rPr>
                 <w:noProof/>
               </w:rPr>
-              <w:t>16</w:t>
+              <w:t>17</w:t>
             </w:r>
             <w:r>
               <w:rPr>
@@ -1600,7 +1669,7 @@
               <w:rPr>
                 <w:noProof/>
               </w:rPr>
-              <w:t>16</w:t>
+              <w:t>17</w:t>
             </w:r>
             <w:r>
               <w:rPr>
@@ -1667,7 +1736,7 @@
               <w:rPr>
                 <w:noProof/>
               </w:rPr>
-              <w:t>17</w:t>
+              <w:t>18</w:t>
             </w:r>
             <w:r>
               <w:rPr>
@@ -1734,7 +1803,7 @@
               <w:rPr>
                 <w:noProof/>
               </w:rPr>
-              <w:t>18</w:t>
+              <w:t>19</w:t>
             </w:r>
             <w:r>
               <w:rPr>
@@ -1790,7 +1859,7 @@
               <w:rPr>
                 <w:noProof/>
               </w:rPr>
-              <w:t>20</w:t>
+              <w:t>21</w:t>
             </w:r>
             <w:r>
               <w:rPr>
@@ -1846,7 +1915,7 @@
               <w:rPr>
                 <w:noProof/>
               </w:rPr>
-              <w:t>20</w:t>
+              <w:t>21</w:t>
             </w:r>
             <w:r>
               <w:rPr>
@@ -1902,7 +1971,7 @@
               <w:rPr>
                 <w:noProof/>
               </w:rPr>
-              <w:t>20</w:t>
+              <w:t>21</w:t>
             </w:r>
             <w:r>
               <w:rPr>
@@ -1958,7 +2027,7 @@
               <w:rPr>
                 <w:noProof/>
               </w:rPr>
-              <w:t>21</w:t>
+              <w:t>22</w:t>
             </w:r>
             <w:r>
               <w:rPr>
@@ -2014,7 +2083,7 @@
               <w:rPr>
                 <w:noProof/>
               </w:rPr>
-              <w:t>21</w:t>
+              <w:t>22</w:t>
             </w:r>
             <w:r>
               <w:rPr>
@@ -2070,7 +2139,7 @@
               <w:rPr>
                 <w:noProof/>
               </w:rPr>
-              <w:t>21</w:t>
+              <w:t>22</w:t>
             </w:r>
             <w:r>
               <w:rPr>
@@ -2127,6 +2196,609 @@
                 <w:noProof/>
               </w:rPr>
               <w:t>22</w:t>
+            </w:r>
+            <w:r>
+              <w:rPr>
+                <w:noProof/>
+              </w:rPr>
+              <w:fldChar w:fldCharType="end"/>
+            </w:r>
+          </w:hyperlink>
+        </w:p>
+        <w:p>
+          <w:pPr>
+            <w:pStyle w:val="TDC1"/>
+            <w:tabs>
+              <w:tab w:val="right" w:leader="dot" w:pos="9350"/>
+            </w:tabs>
+            <w:rPr>
+              <w:rFonts w:asciiTheme="minorHAnsi" w:eastAsiaTheme="minorEastAsia" w:hAnsiTheme="minorHAnsi" w:cstheme="minorBidi"/>
+              <w:noProof/>
+              <w:color w:val="auto"/>
+              <w:kern w:val="2"/>
+              <w:sz w:val="24"/>
+              <w:szCs w:val="24"/>
+              <w14:ligatures w14:val="standardContextual"/>
+            </w:rPr>
+          </w:pPr>
+          <w:hyperlink w:anchor="_Toc900000101" w:history="1">
+            <w:r>
+              <w:rPr>
+                <w:rStyle w:val="Hipervnculo"/>
+                <w:noProof/>
+              </w:rPr>
+              <w:t>12. Unificar beneficiarios duplicados</w:t>
+            </w:r>
+            <w:r>
+              <w:rPr>
+                <w:noProof/>
+              </w:rPr>
+              <w:tab/>
+            </w:r>
+            <w:r>
+              <w:rPr>
+                <w:noProof/>
+              </w:rPr>
+              <w:fldChar w:fldCharType="begin"/>
+            </w:r>
+            <w:r>
+              <w:rPr>
+                <w:noProof/>
+              </w:rPr>
+              <w:instrText xml:space="preserve"> PAGEREF _Toc900000101 \h </w:instrText>
+            </w:r>
+            <w:r>
+              <w:rPr>
+                <w:noProof/>
+              </w:rPr>
+            </w:r>
+            <w:r>
+              <w:rPr>
+                <w:noProof/>
+              </w:rPr>
+              <w:fldChar w:fldCharType="separate"/>
+            </w:r>
+            <w:r>
+              <w:rPr>
+                <w:noProof/>
+              </w:rPr>
+              <w:t>23</w:t>
+            </w:r>
+            <w:r>
+              <w:rPr>
+                <w:noProof/>
+              </w:rPr>
+              <w:fldChar w:fldCharType="end"/>
+            </w:r>
+          </w:hyperlink>
+        </w:p>
+        <w:p>
+          <w:pPr>
+            <w:pStyle w:val="TDC2"/>
+            <w:tabs>
+              <w:tab w:val="right" w:leader="dot" w:pos="9350"/>
+            </w:tabs>
+            <w:rPr>
+              <w:rFonts w:asciiTheme="minorHAnsi" w:eastAsiaTheme="minorEastAsia" w:hAnsiTheme="minorHAnsi" w:cstheme="minorBidi"/>
+              <w:noProof/>
+              <w:color w:val="auto"/>
+              <w:kern w:val="2"/>
+              <w:sz w:val="24"/>
+              <w:szCs w:val="24"/>
+              <w14:ligatures w14:val="standardContextual"/>
+            </w:rPr>
+          </w:pPr>
+          <w:hyperlink w:anchor="_Toc900000102" w:history="1">
+            <w:r>
+              <w:rPr>
+                <w:rStyle w:val="Hipervnculo"/>
+                <w:noProof/>
+              </w:rPr>
+              <w:t>12.1 Paso 1: Buscar</w:t>
+            </w:r>
+            <w:r>
+              <w:rPr>
+                <w:noProof/>
+              </w:rPr>
+              <w:tab/>
+            </w:r>
+            <w:r>
+              <w:rPr>
+                <w:noProof/>
+              </w:rPr>
+              <w:fldChar w:fldCharType="begin"/>
+            </w:r>
+            <w:r>
+              <w:rPr>
+                <w:noProof/>
+              </w:rPr>
+              <w:instrText xml:space="preserve"> PAGEREF _Toc900000102 \h </w:instrText>
+            </w:r>
+            <w:r>
+              <w:rPr>
+                <w:noProof/>
+              </w:rPr>
+            </w:r>
+            <w:r>
+              <w:rPr>
+                <w:noProof/>
+              </w:rPr>
+              <w:fldChar w:fldCharType="separate"/>
+            </w:r>
+            <w:r>
+              <w:rPr>
+                <w:noProof/>
+              </w:rPr>
+              <w:t>23</w:t>
+            </w:r>
+            <w:r>
+              <w:rPr>
+                <w:noProof/>
+              </w:rPr>
+              <w:fldChar w:fldCharType="end"/>
+            </w:r>
+          </w:hyperlink>
+        </w:p>
+        <w:p>
+          <w:pPr>
+            <w:pStyle w:val="TDC2"/>
+            <w:tabs>
+              <w:tab w:val="right" w:leader="dot" w:pos="9350"/>
+            </w:tabs>
+            <w:rPr>
+              <w:rFonts w:asciiTheme="minorHAnsi" w:eastAsiaTheme="minorEastAsia" w:hAnsiTheme="minorHAnsi" w:cstheme="minorBidi"/>
+              <w:noProof/>
+              <w:color w:val="auto"/>
+              <w:kern w:val="2"/>
+              <w:sz w:val="24"/>
+              <w:szCs w:val="24"/>
+              <w14:ligatures w14:val="standardContextual"/>
+            </w:rPr>
+          </w:pPr>
+          <w:hyperlink w:anchor="_Toc900000103" w:history="1">
+            <w:r>
+              <w:rPr>
+                <w:rStyle w:val="Hipervnculo"/>
+                <w:noProof/>
+              </w:rPr>
+              <w:t>12.2 Paso 2: Elegir cuál se queda</w:t>
+            </w:r>
+            <w:r>
+              <w:rPr>
+                <w:noProof/>
+              </w:rPr>
+              <w:tab/>
+            </w:r>
+            <w:r>
+              <w:rPr>
+                <w:noProof/>
+              </w:rPr>
+              <w:fldChar w:fldCharType="begin"/>
+            </w:r>
+            <w:r>
+              <w:rPr>
+                <w:noProof/>
+              </w:rPr>
+              <w:instrText xml:space="preserve"> PAGEREF _Toc900000103 \h </w:instrText>
+            </w:r>
+            <w:r>
+              <w:rPr>
+                <w:noProof/>
+              </w:rPr>
+            </w:r>
+            <w:r>
+              <w:rPr>
+                <w:noProof/>
+              </w:rPr>
+              <w:fldChar w:fldCharType="separate"/>
+            </w:r>
+            <w:r>
+              <w:rPr>
+                <w:noProof/>
+              </w:rPr>
+              <w:t>24</w:t>
+            </w:r>
+            <w:r>
+              <w:rPr>
+                <w:noProof/>
+              </w:rPr>
+              <w:fldChar w:fldCharType="end"/>
+            </w:r>
+          </w:hyperlink>
+        </w:p>
+        <w:p>
+          <w:pPr>
+            <w:pStyle w:val="TDC2"/>
+            <w:tabs>
+              <w:tab w:val="right" w:leader="dot" w:pos="9350"/>
+            </w:tabs>
+            <w:rPr>
+              <w:rFonts w:asciiTheme="minorHAnsi" w:eastAsiaTheme="minorEastAsia" w:hAnsiTheme="minorHAnsi" w:cstheme="minorBidi"/>
+              <w:noProof/>
+              <w:color w:val="auto"/>
+              <w:kern w:val="2"/>
+              <w:sz w:val="24"/>
+              <w:szCs w:val="24"/>
+              <w14:ligatures w14:val="standardContextual"/>
+            </w:rPr>
+          </w:pPr>
+          <w:hyperlink w:anchor="_Toc900000104" w:history="1">
+            <w:r>
+              <w:rPr>
+                <w:rStyle w:val="Hipervnculo"/>
+                <w:noProof/>
+              </w:rPr>
+              <w:t>12.3 Paso 3: Revisar y unificar</w:t>
+            </w:r>
+            <w:r>
+              <w:rPr>
+                <w:noProof/>
+              </w:rPr>
+              <w:tab/>
+            </w:r>
+            <w:r>
+              <w:rPr>
+                <w:noProof/>
+              </w:rPr>
+              <w:fldChar w:fldCharType="begin"/>
+            </w:r>
+            <w:r>
+              <w:rPr>
+                <w:noProof/>
+              </w:rPr>
+              <w:instrText xml:space="preserve"> PAGEREF _Toc900000104 \h </w:instrText>
+            </w:r>
+            <w:r>
+              <w:rPr>
+                <w:noProof/>
+              </w:rPr>
+            </w:r>
+            <w:r>
+              <w:rPr>
+                <w:noProof/>
+              </w:rPr>
+              <w:fldChar w:fldCharType="separate"/>
+            </w:r>
+            <w:r>
+              <w:rPr>
+                <w:noProof/>
+              </w:rPr>
+              <w:t>24</w:t>
+            </w:r>
+            <w:r>
+              <w:rPr>
+                <w:noProof/>
+              </w:rPr>
+              <w:fldChar w:fldCharType="end"/>
+            </w:r>
+          </w:hyperlink>
+        </w:p>
+        <w:p>
+          <w:pPr>
+            <w:pStyle w:val="TDC2"/>
+            <w:tabs>
+              <w:tab w:val="right" w:leader="dot" w:pos="9350"/>
+            </w:tabs>
+            <w:rPr>
+              <w:rFonts w:asciiTheme="minorHAnsi" w:eastAsiaTheme="minorEastAsia" w:hAnsiTheme="minorHAnsi" w:cstheme="minorBidi"/>
+              <w:noProof/>
+              <w:color w:val="auto"/>
+              <w:kern w:val="2"/>
+              <w:sz w:val="24"/>
+              <w:szCs w:val="24"/>
+              <w14:ligatures w14:val="standardContextual"/>
+            </w:rPr>
+          </w:pPr>
+          <w:hyperlink w:anchor="_Toc900000105" w:history="1">
+            <w:r>
+              <w:rPr>
+                <w:rStyle w:val="Hipervnculo"/>
+                <w:noProof/>
+              </w:rPr>
+              <w:t>12.4 Qué ocurre en cada jornada y centro</w:t>
+            </w:r>
+            <w:r>
+              <w:rPr>
+                <w:noProof/>
+              </w:rPr>
+              <w:tab/>
+            </w:r>
+            <w:r>
+              <w:rPr>
+                <w:noProof/>
+              </w:rPr>
+              <w:fldChar w:fldCharType="begin"/>
+            </w:r>
+            <w:r>
+              <w:rPr>
+                <w:noProof/>
+              </w:rPr>
+              <w:instrText xml:space="preserve"> PAGEREF _Toc900000105 \h </w:instrText>
+            </w:r>
+            <w:r>
+              <w:rPr>
+                <w:noProof/>
+              </w:rPr>
+            </w:r>
+            <w:r>
+              <w:rPr>
+                <w:noProof/>
+              </w:rPr>
+              <w:fldChar w:fldCharType="separate"/>
+            </w:r>
+            <w:r>
+              <w:rPr>
+                <w:noProof/>
+              </w:rPr>
+              <w:t>25</w:t>
+            </w:r>
+            <w:r>
+              <w:rPr>
+                <w:noProof/>
+              </w:rPr>
+              <w:fldChar w:fldCharType="end"/>
+            </w:r>
+          </w:hyperlink>
+        </w:p>
+        <w:p>
+          <w:pPr>
+            <w:pStyle w:val="TDC2"/>
+            <w:tabs>
+              <w:tab w:val="right" w:leader="dot" w:pos="9350"/>
+            </w:tabs>
+            <w:rPr>
+              <w:rFonts w:asciiTheme="minorHAnsi" w:eastAsiaTheme="minorEastAsia" w:hAnsiTheme="minorHAnsi" w:cstheme="minorBidi"/>
+              <w:noProof/>
+              <w:color w:val="auto"/>
+              <w:kern w:val="2"/>
+              <w:sz w:val="24"/>
+              <w:szCs w:val="24"/>
+              <w14:ligatures w14:val="standardContextual"/>
+            </w:rPr>
+          </w:pPr>
+          <w:hyperlink w:anchor="_Toc900000106" w:history="1">
+            <w:r>
+              <w:rPr>
+                <w:rStyle w:val="Hipervnculo"/>
+                <w:noProof/>
+              </w:rPr>
+              <w:t>12.5 Confirmación y resultado</w:t>
+            </w:r>
+            <w:r>
+              <w:rPr>
+                <w:noProof/>
+              </w:rPr>
+              <w:tab/>
+            </w:r>
+            <w:r>
+              <w:rPr>
+                <w:noProof/>
+              </w:rPr>
+              <w:fldChar w:fldCharType="begin"/>
+            </w:r>
+            <w:r>
+              <w:rPr>
+                <w:noProof/>
+              </w:rPr>
+              <w:instrText xml:space="preserve"> PAGEREF _Toc900000106 \h </w:instrText>
+            </w:r>
+            <w:r>
+              <w:rPr>
+                <w:noProof/>
+              </w:rPr>
+            </w:r>
+            <w:r>
+              <w:rPr>
+                <w:noProof/>
+              </w:rPr>
+              <w:fldChar w:fldCharType="separate"/>
+            </w:r>
+            <w:r>
+              <w:rPr>
+                <w:noProof/>
+              </w:rPr>
+              <w:t>26</w:t>
+            </w:r>
+            <w:r>
+              <w:rPr>
+                <w:noProof/>
+              </w:rPr>
+              <w:fldChar w:fldCharType="end"/>
+            </w:r>
+          </w:hyperlink>
+        </w:p>
+        <w:p>
+          <w:pPr>
+            <w:pStyle w:val="TDC1"/>
+            <w:tabs>
+              <w:tab w:val="right" w:leader="dot" w:pos="9350"/>
+            </w:tabs>
+            <w:rPr>
+              <w:rFonts w:asciiTheme="minorHAnsi" w:eastAsiaTheme="minorEastAsia" w:hAnsiTheme="minorHAnsi" w:cstheme="minorBidi"/>
+              <w:noProof/>
+              <w:color w:val="auto"/>
+              <w:kern w:val="2"/>
+              <w:sz w:val="24"/>
+              <w:szCs w:val="24"/>
+              <w14:ligatures w14:val="standardContextual"/>
+            </w:rPr>
+          </w:pPr>
+          <w:hyperlink w:anchor="_Toc900000107" w:history="1">
+            <w:r>
+              <w:rPr>
+                <w:rStyle w:val="Hipervnculo"/>
+                <w:noProof/>
+              </w:rPr>
+              <w:t>13. Posibles duplicados</w:t>
+            </w:r>
+            <w:r>
+              <w:rPr>
+                <w:noProof/>
+              </w:rPr>
+              <w:tab/>
+            </w:r>
+            <w:r>
+              <w:rPr>
+                <w:noProof/>
+              </w:rPr>
+              <w:fldChar w:fldCharType="begin"/>
+            </w:r>
+            <w:r>
+              <w:rPr>
+                <w:noProof/>
+              </w:rPr>
+              <w:instrText xml:space="preserve"> PAGEREF _Toc900000107 \h </w:instrText>
+            </w:r>
+            <w:r>
+              <w:rPr>
+                <w:noProof/>
+              </w:rPr>
+            </w:r>
+            <w:r>
+              <w:rPr>
+                <w:noProof/>
+              </w:rPr>
+              <w:fldChar w:fldCharType="separate"/>
+            </w:r>
+            <w:r>
+              <w:rPr>
+                <w:noProof/>
+              </w:rPr>
+              <w:t>28</w:t>
+            </w:r>
+            <w:r>
+              <w:rPr>
+                <w:noProof/>
+              </w:rPr>
+              <w:fldChar w:fldCharType="end"/>
+            </w:r>
+          </w:hyperlink>
+        </w:p>
+        <w:p>
+          <w:pPr>
+            <w:pStyle w:val="TDC2"/>
+            <w:tabs>
+              <w:tab w:val="right" w:leader="dot" w:pos="9350"/>
+            </w:tabs>
+            <w:rPr>
+              <w:rFonts w:asciiTheme="minorHAnsi" w:eastAsiaTheme="minorEastAsia" w:hAnsiTheme="minorHAnsi" w:cstheme="minorBidi"/>
+              <w:noProof/>
+              <w:color w:val="auto"/>
+              <w:kern w:val="2"/>
+              <w:sz w:val="24"/>
+              <w:szCs w:val="24"/>
+              <w14:ligatures w14:val="standardContextual"/>
+            </w:rPr>
+          </w:pPr>
+          <w:hyperlink w:anchor="_Toc900000108" w:history="1">
+            <w:r>
+              <w:rPr>
+                <w:rStyle w:val="Hipervnculo"/>
+                <w:noProof/>
+              </w:rPr>
+              <w:t>13.1 Cómo se detectan los pares</w:t>
+            </w:r>
+            <w:r>
+              <w:rPr>
+                <w:noProof/>
+              </w:rPr>
+              <w:tab/>
+            </w:r>
+            <w:r>
+              <w:rPr>
+                <w:noProof/>
+              </w:rPr>
+              <w:fldChar w:fldCharType="begin"/>
+            </w:r>
+            <w:r>
+              <w:rPr>
+                <w:noProof/>
+              </w:rPr>
+              <w:instrText xml:space="preserve"> PAGEREF _Toc900000108 \h </w:instrText>
+            </w:r>
+            <w:r>
+              <w:rPr>
+                <w:noProof/>
+              </w:rPr>
+            </w:r>
+            <w:r>
+              <w:rPr>
+                <w:noProof/>
+              </w:rPr>
+              <w:fldChar w:fldCharType="separate"/>
+            </w:r>
+            <w:r>
+              <w:rPr>
+                <w:noProof/>
+              </w:rPr>
+              <w:t>28</w:t>
+            </w:r>
+            <w:r>
+              <w:rPr>
+                <w:noProof/>
+              </w:rPr>
+              <w:fldChar w:fldCharType="end"/>
+            </w:r>
+          </w:hyperlink>
+        </w:p>
+        <w:p>
+          <w:pPr>
+            <w:pStyle w:val="TDC2"/>
+            <w:tabs>
+              <w:tab w:val="right" w:leader="dot" w:pos="9350"/>
+            </w:tabs>
+            <w:rPr>
+              <w:rFonts w:asciiTheme="minorHAnsi" w:eastAsiaTheme="minorEastAsia" w:hAnsiTheme="minorHAnsi" w:cstheme="minorBidi"/>
+              <w:noProof/>
+              <w:color w:val="auto"/>
+              <w:kern w:val="2"/>
+              <w:sz w:val="24"/>
+              <w:szCs w:val="24"/>
+              <w14:ligatures w14:val="standardContextual"/>
+            </w:rPr>
+          </w:pPr>
+          <w:hyperlink w:anchor="_Toc900000109" w:history="1">
+            <w:r>
+              <w:rPr>
+                <w:rStyle w:val="Hipervnculo"/>
+                <w:noProof/>
+              </w:rPr>
+              <w:t>13.2 Usar la lista</w:t>
+            </w:r>
+            <w:r>
+              <w:rPr>
+                <w:noProof/>
+              </w:rPr>
+              <w:tab/>
+            </w:r>
+            <w:r>
+              <w:rPr>
+                <w:noProof/>
+              </w:rPr>
+              <w:fldChar w:fldCharType="begin"/>
+            </w:r>
+            <w:r>
+              <w:rPr>
+                <w:noProof/>
+              </w:rPr>
+              <w:instrText xml:space="preserve"> PAGEREF _Toc900000109 \h </w:instrText>
+            </w:r>
+            <w:r>
+              <w:rPr>
+                <w:noProof/>
+              </w:rPr>
+            </w:r>
+            <w:r>
+              <w:rPr>
+                <w:noProof/>
+              </w:rPr>
+              <w:fldChar w:fldCharType="separate"/>
+            </w:r>
+            <w:r>
+              <w:rPr>
+                <w:noProof/>
+              </w:rPr>
+              <w:t>28</w:t>
             </w:r>
             <w:r>
               <w:rPr>
@@ -2158,7 +2830,7 @@
                 <w:rStyle w:val="Hipervnculo"/>
                 <w:noProof/>
               </w:rPr>
-              <w:t>12. Mensajes frecuentes</w:t>
+              <w:t>14. Mensajes frecuentes</w:t>
             </w:r>
             <w:r>
               <w:rPr>
@@ -2193,7 +2865,7 @@
               <w:rPr>
                 <w:noProof/>
               </w:rPr>
-              <w:t>23</w:t>
+              <w:t>30</w:t>
             </w:r>
             <w:r>
               <w:rPr>
@@ -2506,7 +3178,133 @@
                 <w:sz w:val="19"/>
                 <w:szCs w:val="19"/>
               </w:rPr>
-              <w:t>Beneficiarios</w:t>
+              <w:t>Beneficiarios › Gestionar Beneficiarios</w:t>
+            </w:r>
+          </w:p>
+        </w:tc>
+      </w:tr>
+      <w:tr>
+        <w:tblPrEx>
+          <w:tblCellMar>
+            <w:top w:w="0" w:type="dxa"/>
+            <w:bottom w:w="0" w:type="dxa"/>
+          </w:tblCellMar>
+        </w:tblPrEx>
+        <w:trPr>
+          <w:cantSplit/>
+        </w:trPr>
+        <w:tc>
+          <w:tcPr>
+            <w:tcW w:w="6404" w:type="dxa"/>
+            <w:tcBorders>
+              <w:top w:val="single" w:sz="4" w:space="0" w:color="D0D5DD"/>
+              <w:left w:val="single" w:sz="4" w:space="0" w:color="D0D5DD"/>
+              <w:bottom w:val="single" w:sz="4" w:space="0" w:color="D0D5DD"/>
+              <w:right w:val="single" w:sz="4" w:space="0" w:color="D0D5DD"/>
+            </w:tcBorders>
+            <w:tcMar>
+              <w:top w:w="70" w:type="dxa"/>
+              <w:left w:w="110" w:type="dxa"/>
+              <w:bottom w:w="70" w:type="dxa"/>
+              <w:right w:w="110" w:type="dxa"/>
+            </w:tcMar>
+          </w:tcPr>
+          <w:p>
+            <w:r>
+              <w:rPr>
+                <w:sz w:val="19"/>
+                <w:szCs w:val="19"/>
+              </w:rPr>
+              <w:t>Unir dos registros de una misma persona registrada dos veces</w:t>
+            </w:r>
+          </w:p>
+        </w:tc>
+        <w:tc>
+          <w:tcPr>
+            <w:tcW w:w="2956" w:type="dxa"/>
+            <w:tcBorders>
+              <w:top w:val="single" w:sz="4" w:space="0" w:color="D0D5DD"/>
+              <w:left w:val="single" w:sz="4" w:space="0" w:color="D0D5DD"/>
+              <w:bottom w:val="single" w:sz="4" w:space="0" w:color="D0D5DD"/>
+              <w:right w:val="single" w:sz="4" w:space="0" w:color="D0D5DD"/>
+            </w:tcBorders>
+            <w:tcMar>
+              <w:top w:w="70" w:type="dxa"/>
+              <w:left w:w="110" w:type="dxa"/>
+              <w:bottom w:w="70" w:type="dxa"/>
+              <w:right w:w="110" w:type="dxa"/>
+            </w:tcMar>
+          </w:tcPr>
+          <w:p>
+            <w:r>
+              <w:rPr>
+                <w:sz w:val="19"/>
+                <w:szCs w:val="19"/>
+              </w:rPr>
+              <w:t>Beneficiarios › Unificar Duplicados</w:t>
+            </w:r>
+          </w:p>
+        </w:tc>
+      </w:tr>
+      <w:tr>
+        <w:tblPrEx>
+          <w:tblCellMar>
+            <w:top w:w="0" w:type="dxa"/>
+            <w:bottom w:w="0" w:type="dxa"/>
+          </w:tblCellMar>
+        </w:tblPrEx>
+        <w:trPr>
+          <w:cantSplit/>
+        </w:trPr>
+        <w:tc>
+          <w:tcPr>
+            <w:tcW w:w="6404" w:type="dxa"/>
+            <w:tcBorders>
+              <w:top w:val="single" w:sz="4" w:space="0" w:color="D0D5DD"/>
+              <w:left w:val="single" w:sz="4" w:space="0" w:color="D0D5DD"/>
+              <w:bottom w:val="single" w:sz="4" w:space="0" w:color="D0D5DD"/>
+              <w:right w:val="single" w:sz="4" w:space="0" w:color="D0D5DD"/>
+            </w:tcBorders>
+            <w:tcMar>
+              <w:top w:w="70" w:type="dxa"/>
+              <w:left w:w="110" w:type="dxa"/>
+              <w:bottom w:w="70" w:type="dxa"/>
+              <w:right w:w="110" w:type="dxa"/>
+            </w:tcMar>
+          </w:tcPr>
+          <w:p>
+            <w:r>
+              <w:rPr>
+                <w:sz w:val="19"/>
+                <w:szCs w:val="19"/>
+              </w:rPr>
+              <w:t>Ver la lista de beneficiarios que podrían estar duplicados</w:t>
+            </w:r>
+          </w:p>
+        </w:tc>
+        <w:tc>
+          <w:tcPr>
+            <w:tcW w:w="2956" w:type="dxa"/>
+            <w:tcBorders>
+              <w:top w:val="single" w:sz="4" w:space="0" w:color="D0D5DD"/>
+              <w:left w:val="single" w:sz="4" w:space="0" w:color="D0D5DD"/>
+              <w:bottom w:val="single" w:sz="4" w:space="0" w:color="D0D5DD"/>
+              <w:right w:val="single" w:sz="4" w:space="0" w:color="D0D5DD"/>
+            </w:tcBorders>
+            <w:tcMar>
+              <w:top w:w="70" w:type="dxa"/>
+              <w:left w:w="110" w:type="dxa"/>
+              <w:bottom w:w="70" w:type="dxa"/>
+              <w:right w:w="110" w:type="dxa"/>
+            </w:tcMar>
+          </w:tcPr>
+          <w:p>
+            <w:r>
+              <w:rPr>
+                <w:sz w:val="19"/>
+                <w:szCs w:val="19"/>
+              </w:rPr>
+              <w:t>Beneficiarios › Posibles Duplicados</w:t>
             </w:r>
           </w:p>
         </w:tc>
@@ -3159,17 +3957,37 @@
           <w:b/>
           <w:bCs/>
         </w:rPr>
-        <w:t>Jornadas</w:t>
-      </w:r>
-      <w:r>
-        <w:t xml:space="preserve"> y </w:t>
+        <w:t xml:space="preserve">Jornadas</w:t>
+      </w:r>
+      <w:r>
+        <w:t xml:space="preserve">, </w:t>
       </w:r>
       <w:r>
         <w:rPr>
           <w:b/>
           <w:bCs/>
         </w:rPr>
-        <w:t>Descargas</w:t>
+        <w:t xml:space="preserve">Centros</w:t>
+      </w:r>
+      <w:r>
+        <w:t xml:space="preserve">, </w:t>
+      </w:r>
+      <w:r>
+        <w:rPr>
+          <w:b/>
+          <w:bCs/>
+        </w:rPr>
+        <w:t xml:space="preserve">Beneficiarios</w:t>
+      </w:r>
+      <w:r>
+        <w:t xml:space="preserve"> y </w:t>
+      </w:r>
+      <w:r>
+        <w:rPr>
+          <w:b/>
+          <w:bCs/>
+        </w:rPr>
+        <w:t xml:space="preserve">Descargas</w:t>
       </w:r>
       <w:r>
         <w:t xml:space="preserve"> tienen un submenú: haz clic sobre ellas para desplegarlo.</w:t>
@@ -3187,7 +4005,7 @@
         </w:rPr>
         <w:drawing>
           <wp:inline distT="0" distB="0" distL="0" distR="0" wp14:anchorId="21343A6D" wp14:editId="6BB224A9">
-            <wp:extent cx="1476375" cy="4476750"/>
+            <wp:extent cx="1310268" cy="4297680"/>
             <wp:effectExtent l="0" t="0" r="0" b="0"/>
             <wp:docPr id="1325760473" name="04_sidebar" descr="Menú lateral con los submenús desplegados." title="Menú lateral con los submenús desplegados."/>
             <wp:cNvGraphicFramePr>
@@ -3212,7 +4030,7 @@
                   <pic:spPr bwMode="auto">
                     <a:xfrm>
                       <a:off x="0" y="0"/>
-                      <a:ext cx="1476375" cy="4476750"/>
+                      <a:ext cx="1310268" cy="4297680"/>
                     </a:xfrm>
                     <a:prstGeom prst="rect">
                       <a:avLst/>
@@ -3238,7 +4056,7 @@
           <w:sz w:val="18"/>
           <w:szCs w:val="18"/>
         </w:rPr>
-        <w:t>Figura 2. Menú lateral con los submenús desplegados.</w:t>
+        <w:t>Figura 2. Menú lateral con los submenús de Jornadas, Centros y Beneficiarios desplegados.</w:t>
       </w:r>
     </w:p>
     <w:tbl>
@@ -3680,7 +4498,7 @@
                 <w:sz w:val="19"/>
                 <w:szCs w:val="19"/>
               </w:rPr>
-              <w:t>Beneficiarios</w:t>
+              <w:t>Beneficiarios › Gestionar Beneficiarios</w:t>
             </w:r>
           </w:p>
         </w:tc>
@@ -3707,6 +4525,132 @@
                 <w:szCs w:val="19"/>
               </w:rPr>
               <w:t>Consultar y corregir beneficiarios (sección 8)</w:t>
+            </w:r>
+          </w:p>
+        </w:tc>
+      </w:tr>
+      <w:tr>
+        <w:tblPrEx>
+          <w:tblCellMar>
+            <w:top w:w="0" w:type="dxa"/>
+            <w:bottom w:w="0" w:type="dxa"/>
+          </w:tblCellMar>
+        </w:tblPrEx>
+        <w:trPr>
+          <w:cantSplit/>
+        </w:trPr>
+        <w:tc>
+          <w:tcPr>
+            <w:tcW w:w="3744" w:type="dxa"/>
+            <w:tcBorders>
+              <w:top w:val="single" w:sz="4" w:space="0" w:color="D0D5DD"/>
+              <w:left w:val="single" w:sz="4" w:space="0" w:color="D0D5DD"/>
+              <w:bottom w:val="single" w:sz="4" w:space="0" w:color="D0D5DD"/>
+              <w:right w:val="single" w:sz="4" w:space="0" w:color="D0D5DD"/>
+            </w:tcBorders>
+            <w:tcMar>
+              <w:top w:w="70" w:type="dxa"/>
+              <w:left w:w="110" w:type="dxa"/>
+              <w:bottom w:w="70" w:type="dxa"/>
+              <w:right w:w="110" w:type="dxa"/>
+            </w:tcMar>
+          </w:tcPr>
+          <w:p>
+            <w:r>
+              <w:rPr>
+                <w:sz w:val="19"/>
+                <w:szCs w:val="19"/>
+              </w:rPr>
+              <w:t>Beneficiarios › Unificar Duplicados</w:t>
+            </w:r>
+          </w:p>
+        </w:tc>
+        <w:tc>
+          <w:tcPr>
+            <w:tcW w:w="5616" w:type="dxa"/>
+            <w:tcBorders>
+              <w:top w:val="single" w:sz="4" w:space="0" w:color="D0D5DD"/>
+              <w:left w:val="single" w:sz="4" w:space="0" w:color="D0D5DD"/>
+              <w:bottom w:val="single" w:sz="4" w:space="0" w:color="D0D5DD"/>
+              <w:right w:val="single" w:sz="4" w:space="0" w:color="D0D5DD"/>
+            </w:tcBorders>
+            <w:tcMar>
+              <w:top w:w="70" w:type="dxa"/>
+              <w:left w:w="110" w:type="dxa"/>
+              <w:bottom w:w="70" w:type="dxa"/>
+              <w:right w:w="110" w:type="dxa"/>
+            </w:tcMar>
+          </w:tcPr>
+          <w:p>
+            <w:r>
+              <w:rPr>
+                <w:sz w:val="19"/>
+                <w:szCs w:val="19"/>
+              </w:rPr>
+              <w:t>Unir dos registros de la misma persona (sección 12)</w:t>
+            </w:r>
+          </w:p>
+        </w:tc>
+      </w:tr>
+      <w:tr>
+        <w:tblPrEx>
+          <w:tblCellMar>
+            <w:top w:w="0" w:type="dxa"/>
+            <w:bottom w:w="0" w:type="dxa"/>
+          </w:tblCellMar>
+        </w:tblPrEx>
+        <w:trPr>
+          <w:cantSplit/>
+        </w:trPr>
+        <w:tc>
+          <w:tcPr>
+            <w:tcW w:w="3744" w:type="dxa"/>
+            <w:tcBorders>
+              <w:top w:val="single" w:sz="4" w:space="0" w:color="D0D5DD"/>
+              <w:left w:val="single" w:sz="4" w:space="0" w:color="D0D5DD"/>
+              <w:bottom w:val="single" w:sz="4" w:space="0" w:color="D0D5DD"/>
+              <w:right w:val="single" w:sz="4" w:space="0" w:color="D0D5DD"/>
+            </w:tcBorders>
+            <w:tcMar>
+              <w:top w:w="70" w:type="dxa"/>
+              <w:left w:w="110" w:type="dxa"/>
+              <w:bottom w:w="70" w:type="dxa"/>
+              <w:right w:w="110" w:type="dxa"/>
+            </w:tcMar>
+          </w:tcPr>
+          <w:p>
+            <w:r>
+              <w:rPr>
+                <w:sz w:val="19"/>
+                <w:szCs w:val="19"/>
+              </w:rPr>
+              <w:t>Beneficiarios › Posibles Duplicados</w:t>
+            </w:r>
+          </w:p>
+        </w:tc>
+        <w:tc>
+          <w:tcPr>
+            <w:tcW w:w="5616" w:type="dxa"/>
+            <w:tcBorders>
+              <w:top w:val="single" w:sz="4" w:space="0" w:color="D0D5DD"/>
+              <w:left w:val="single" w:sz="4" w:space="0" w:color="D0D5DD"/>
+              <w:bottom w:val="single" w:sz="4" w:space="0" w:color="D0D5DD"/>
+              <w:right w:val="single" w:sz="4" w:space="0" w:color="D0D5DD"/>
+            </w:tcBorders>
+            <w:tcMar>
+              <w:top w:w="70" w:type="dxa"/>
+              <w:left w:w="110" w:type="dxa"/>
+              <w:bottom w:w="70" w:type="dxa"/>
+              <w:right w:w="110" w:type="dxa"/>
+            </w:tcMar>
+          </w:tcPr>
+          <w:p>
+            <w:r>
+              <w:rPr>
+                <w:sz w:val="19"/>
+                <w:szCs w:val="19"/>
+              </w:rPr>
+              <w:t>Ver la lista de posibles duplicados (sección 13)</w:t>
             </w:r>
           </w:p>
         </w:tc>
@@ -6175,10 +7119,20 @@
           <w:b/>
           <w:bCs/>
         </w:rPr>
-        <w:t>Beneficiarios</w:t>
-      </w:r>
-      <w:r>
-        <w:t>. Permite consultar y corregir los datos de identidad de las personas atendidas.</w:t>
+        <w:t xml:space="preserve">Beneficiarios › Gestionar Beneficiarios</w:t>
+      </w:r>
+      <w:r>
+        <w:t xml:space="preserve">. Permite consultar y corregir los datos de identidad de las personas atendidas. Si encuentras a una misma persona registrada dos veces, usa </w:t>
+      </w:r>
+      <w:r>
+        <w:rPr>
+          <w:b/>
+          <w:bCs/>
+        </w:rPr>
+        <w:t xml:space="preserve">Unificar Duplicados</w:t>
+      </w:r>
+      <w:r>
+        <w:t xml:space="preserve"> (sección 12).</w:t>
       </w:r>
     </w:p>
     <w:p>
@@ -6671,10 +7625,20 @@
           <w:b/>
           <w:bCs/>
         </w:rPr>
-        <w:t>misma persona registrada dos veces</w:t>
-      </w:r>
-      <w:r>
-        <w:t>. Si es así, no hagas el cambio y repórtalo al administrador del sistema.</w:t>
+        <w:t xml:space="preserve">misma persona registrada dos veces</w:t>
+      </w:r>
+      <w:r>
+        <w:t xml:space="preserve">. Si es así, no hagas el cambio: usa </w:t>
+      </w:r>
+      <w:r>
+        <w:rPr>
+          <w:b/>
+          <w:bCs/>
+        </w:rPr>
+        <w:t xml:space="preserve">Beneficiarios › Unificar Duplicados</w:t>
+      </w:r>
+      <w:r>
+        <w:t xml:space="preserve"> para unir los dos registros (sección 12). Si no estás seguro, repórtalo al administrador del sistema.</w:t>
       </w:r>
     </w:p>
     <w:p>
@@ -8860,10 +9824,2247 @@
         <w:pStyle w:val="Ttulo1"/>
         <w:pageBreakBefore/>
       </w:pPr>
+      <w:bookmarkStart w:id="201" w:name="_Toc900000101"/>
+      <w:r>
+        <w:t xml:space="preserve">12. Unificar beneficiarios duplicados</w:t>
+      </w:r>
+      <w:bookmarkEnd w:id="201"/>
+    </w:p>
+    <w:p>
+      <w:pPr>
+        <w:spacing w:after="120"/>
+      </w:pPr>
+      <w:r>
+        <w:t xml:space="preserve">Menú </w:t>
+      </w:r>
+      <w:r>
+        <w:rPr>
+          <w:b/>
+          <w:bCs/>
+        </w:rPr>
+        <w:t xml:space="preserve">Beneficiarios › Unificar Duplicados</w:t>
+      </w:r>
+      <w:r>
+        <w:t xml:space="preserve">. Sirve cuando la misma persona quedó registrada dos veces; por ejemplo, una vez como «ANA PÉREZ GÓMEZ» y otra como «ANA SOFÍA PÉREZ GÓMEZ» (a una le agregaron el segundo nombre), con la misma fecha de nacimiento. La pantalla une los dos registros en uno solo: tú eliges cuál se conserva y la información del otro pasa a él.</w:t>
+      </w:r>
+    </w:p>
+    <w:p>
+      <w:pPr>
+        <w:spacing w:after="120"/>
+      </w:pPr>
+      <w:r>
+        <w:t xml:space="preserve">El proceso tiene tres pasos: </w:t>
+      </w:r>
+      <w:r>
+        <w:rPr>
+          <w:b/>
+          <w:bCs/>
+        </w:rPr>
+        <w:t xml:space="preserve">Buscar → Elegir cuál se queda → Revisar y unificar</w:t>
+      </w:r>
+      <w:r>
+        <w:t xml:space="preserve">. Los pasos ya completados se pueden volver a abrir desde la barra superior.</w:t>
+      </w:r>
+    </w:p>
+    <w:p>
+      <w:pPr>
+        <w:pBdr>
+          <w:left w:val="single" w:sz="24" w:space="8" w:color="F5A623"/>
+        </w:pBdr>
+        <w:shd w:val="clear" w:color="auto" w:fill="FFF6DF"/>
+        <w:spacing w:before="120" w:after="200"/>
+        <w:ind w:left="180" w:right="180"/>
+      </w:pPr>
+      <w:r>
+        <w:rPr>
+          <w:b/>
+          <w:bCs/>
+        </w:rPr>
+        <w:t xml:space="preserve">Importante: </w:t>
+      </w:r>
+      <w:r>
+        <w:t xml:space="preserve">al unificar, uno de los dos registros se </w:t>
+      </w:r>
+      <w:r>
+        <w:rPr>
+          <w:b/>
+          <w:bCs/>
+        </w:rPr>
+        <w:t xml:space="preserve">elimina definitivamente</w:t>
+      </w:r>
+      <w:r>
+        <w:t xml:space="preserve"> y la acción </w:t>
+      </w:r>
+      <w:r>
+        <w:rPr>
+          <w:b/>
+          <w:bCs/>
+        </w:rPr>
+        <w:t xml:space="preserve">no se puede deshacer</w:t>
+      </w:r>
+      <w:r>
+        <w:t xml:space="preserve">. Antes de confirmar, el sistema muestra una vista previa de todo lo que va a ocurrir.</w:t>
+      </w:r>
+    </w:p>
+    <w:p>
+      <w:pPr>
+        <w:pStyle w:val="Ttulo2"/>
+      </w:pPr>
+      <w:bookmarkStart w:id="202" w:name="_Toc900000102"/>
+      <w:r>
+        <w:t xml:space="preserve">12.1 Paso 1: Buscar</w:t>
+      </w:r>
+      <w:bookmarkEnd w:id="202"/>
+    </w:p>
+    <w:p>
+      <w:pPr>
+        <w:pStyle w:val="Prrafodelista"/>
+        <w:numPr>
+          <w:ilvl w:val="0"/>
+          <w:numId w:val="2"/>
+        </w:numPr>
+        <w:spacing w:after="60"/>
+      </w:pPr>
+      <w:r>
+        <w:t xml:space="preserve">Elige el </w:t>
+      </w:r>
+      <w:r>
+        <w:rPr>
+          <w:b/>
+          <w:bCs/>
+        </w:rPr>
+        <w:t xml:space="preserve">País</w:t>
+      </w:r>
+      <w:r>
+        <w:t xml:space="preserve"> donde están los registros. Al cambiarlo, la pantalla se recarga.</w:t>
+      </w:r>
+    </w:p>
+    <w:p>
+      <w:pPr>
+        <w:pStyle w:val="Prrafodelista"/>
+        <w:numPr>
+          <w:ilvl w:val="0"/>
+          <w:numId w:val="2"/>
+        </w:numPr>
+        <w:spacing w:after="60"/>
+      </w:pPr>
+      <w:r>
+        <w:t xml:space="preserve">Escribe parte del </w:t>
+      </w:r>
+      <w:r>
+        <w:rPr>
+          <w:b/>
+          <w:bCs/>
+        </w:rPr>
+        <w:t xml:space="preserve">Nombre</w:t>
+      </w:r>
+      <w:r>
+        <w:t xml:space="preserve"> y del </w:t>
+      </w:r>
+      <w:r>
+        <w:rPr>
+          <w:b/>
+          <w:bCs/>
+        </w:rPr>
+        <w:t xml:space="preserve">Apellido</w:t>
+      </w:r>
+      <w:r>
+        <w:t xml:space="preserve">, por ejemplo ABY y LARA. Si escribes varias palabras, todas deben aparecer. No importan las mayúsculas.</w:t>
+      </w:r>
+    </w:p>
+    <w:p>
+      <w:pPr>
+        <w:pStyle w:val="Prrafodelista"/>
+        <w:numPr>
+          <w:ilvl w:val="0"/>
+          <w:numId w:val="2"/>
+        </w:numPr>
+        <w:spacing w:after="60"/>
+      </w:pPr>
+      <w:r>
+        <w:t xml:space="preserve">Opcional: busca por </w:t>
+      </w:r>
+      <w:r>
+        <w:rPr>
+          <w:b/>
+          <w:bCs/>
+        </w:rPr>
+        <w:t xml:space="preserve">ID Digisalud / cédula</w:t>
+      </w:r>
+      <w:r>
+        <w:t xml:space="preserve">.</w:t>
+      </w:r>
+    </w:p>
+    <w:p>
+      <w:pPr>
+        <w:pStyle w:val="Prrafodelista"/>
+        <w:numPr>
+          <w:ilvl w:val="0"/>
+          <w:numId w:val="2"/>
+        </w:numPr>
+        <w:spacing w:after="60"/>
+      </w:pPr>
+      <w:r>
+        <w:t xml:space="preserve">Pulsa </w:t>
+      </w:r>
+      <w:r>
+        <w:rPr>
+          <w:b/>
+          <w:bCs/>
+        </w:rPr>
+        <w:t xml:space="preserve">Buscar</w:t>
+      </w:r>
+      <w:r>
+        <w:t xml:space="preserve"> (o la tecla Enter). La X limpia los campos. Escribe al menos 2 letras en total.</w:t>
+      </w:r>
+    </w:p>
+    <w:p>
+      <w:pPr>
+        <w:spacing w:after="120"/>
+      </w:pPr>
+      <w:r>
+        <w:t xml:space="preserve">Aparece la lista de resultados con el ID Digisalud, los nombres, los apellidos, el sexo, la fecha de nacimiento y cuántas jornadas, centros y pesquisas tiene cada persona. Los registros con el mismo apellido, sexo y fecha de nacimiento muestran la etiqueta </w:t>
+      </w:r>
+      <w:r>
+        <w:rPr>
+          <w:b/>
+          <w:bCs/>
+        </w:rPr>
+        <w:t xml:space="preserve">Posible duplicado</w:t>
+      </w:r>
+      <w:r>
+        <w:t xml:space="preserve">.</w:t>
+      </w:r>
+    </w:p>
+    <w:p>
+      <w:pPr>
+        <w:pStyle w:val="Prrafodelista"/>
+        <w:numPr>
+          <w:ilvl w:val="0"/>
+          <w:numId w:val="2"/>
+        </w:numPr>
+        <w:spacing w:after="60"/>
+      </w:pPr>
+      <w:r>
+        <w:t xml:space="preserve">Marca con un clic (en la casilla o en la fila) los </w:t>
+      </w:r>
+      <w:r>
+        <w:rPr>
+          <w:b/>
+          <w:bCs/>
+        </w:rPr>
+        <w:t xml:space="preserve">dos</w:t>
+      </w:r>
+      <w:r>
+        <w:t xml:space="preserve"> registros que crees que son la misma persona. Si marcas un tercero, se desmarca el primero.</w:t>
+      </w:r>
+    </w:p>
+    <w:p>
+      <w:pPr>
+        <w:pStyle w:val="Prrafodelista"/>
+        <w:numPr>
+          <w:ilvl w:val="0"/>
+          <w:numId w:val="2"/>
+        </w:numPr>
+        <w:spacing w:after="60"/>
+      </w:pPr>
+      <w:r>
+        <w:t xml:space="preserve">Pulsa </w:t>
+      </w:r>
+      <w:r>
+        <w:rPr>
+          <w:b/>
+          <w:bCs/>
+        </w:rPr>
+        <w:t xml:space="preserve">Comparar seleccionados</w:t>
+      </w:r>
+      <w:r>
+        <w:t xml:space="preserve">.</w:t>
+      </w:r>
+    </w:p>
+    <w:p>
+      <w:pPr>
+        <w:keepNext/>
+        <w:spacing w:before="120" w:after="60"/>
+        <w:jc w:val="center"/>
+      </w:pPr>
+      <w:r>
+        <w:rPr>
+          <w:noProof/>
+        </w:rPr>
+        <w:drawing>
+          <wp:inline distT="0" distB="0" distL="0" distR="0">
+            <wp:extent cx="5715000" cy="2381250"/>
+            <wp:effectExtent l="0" t="0" r="0" b="0"/>
+            <wp:docPr id="2100000001" name="16_duplicados_buscar" descr="Figura 14. Búsqueda y selección de los dos registros (datos de ejemplo)." title="Figura 14. Búsqueda y selección de los dos registros (datos de ejemplo)."/>
+            <wp:cNvGraphicFramePr>
+              <a:graphicFrameLocks xmlns:a="http://schemas.openxmlformats.org/drawingml/2006/main" noChangeAspect="1"/>
+            </wp:cNvGraphicFramePr>
+            <a:graphic xmlns:a="http://schemas.openxmlformats.org/drawingml/2006/main">
+              <a:graphicData uri="http://schemas.openxmlformats.org/drawingml/2006/picture">
+                <pic:pic xmlns:pic="http://schemas.openxmlformats.org/drawingml/2006/picture">
+                  <pic:nvPicPr>
+                    <pic:cNvPr id="0" name=""/>
+                    <pic:cNvPicPr>
+                      <a:picLocks noChangeAspect="1" noChangeArrowheads="1"/>
+                    </pic:cNvPicPr>
+                  </pic:nvPicPr>
+                  <pic:blipFill>
+                    <a:blip r:embed="rId24"/>
+                    <a:srcRect/>
+                    <a:stretch>
+                      <a:fillRect/>
+                    </a:stretch>
+                  </pic:blipFill>
+                  <pic:spPr bwMode="auto">
+                    <a:xfrm>
+                      <a:off x="0" y="0"/>
+                      <a:ext cx="5715000" cy="2381250"/>
+                    </a:xfrm>
+                    <a:prstGeom prst="rect">
+                      <a:avLst/>
+                    </a:prstGeom>
+                  </pic:spPr>
+                </pic:pic>
+              </a:graphicData>
+            </a:graphic>
+          </wp:inline>
+        </w:drawing>
+      </w:r>
+    </w:p>
+    <w:p>
+      <w:pPr>
+        <w:spacing w:after="220"/>
+        <w:jc w:val="center"/>
+      </w:pPr>
+      <w:r>
+        <w:rPr>
+          <w:i/>
+          <w:iCs/>
+          <w:color w:val="667085"/>
+          <w:sz w:val="18"/>
+          <w:szCs w:val="18"/>
+        </w:rPr>
+        <w:t>Figura 14. Búsqueda y selección de los dos registros (datos de ejemplo).</w:t>
+      </w:r>
+    </w:p>
+    <w:p>
+      <w:pPr>
+        <w:pBdr>
+          <w:left w:val="single" w:sz="24" w:space="8" w:color="18864B"/>
+        </w:pBdr>
+        <w:shd w:val="clear" w:color="auto" w:fill="EAF7EF"/>
+        <w:spacing w:before="120" w:after="200"/>
+        <w:ind w:left="180" w:right="180"/>
+      </w:pPr>
+      <w:r>
+        <w:rPr>
+          <w:b/>
+          <w:bCs/>
+        </w:rPr>
+        <w:t xml:space="preserve">Consejo: </w:t>
+      </w:r>
+      <w:r>
+        <w:t xml:space="preserve">busca con pocas letras (por ejemplo, solo el primer nombre y el apellido). Así aparecen también los registros que tienen un segundo nombre de más.</w:t>
+      </w:r>
+    </w:p>
+    <w:p>
+      <w:pPr>
+        <w:pStyle w:val="Ttulo2"/>
+      </w:pPr>
+      <w:bookmarkStart w:id="203" w:name="_Toc900000103"/>
+      <w:r>
+        <w:t xml:space="preserve">12.2 Paso 2: Elegir cuál se queda</w:t>
+      </w:r>
+      <w:bookmarkEnd w:id="203"/>
+    </w:p>
+    <w:p>
+      <w:pPr>
+        <w:spacing w:after="120"/>
+      </w:pPr>
+      <w:r>
+        <w:t xml:space="preserve">Se muestran los dos registros lado a lado (</w:t>
+      </w:r>
+      <w:r>
+        <w:rPr>
+          <w:b/>
+          <w:bCs/>
+        </w:rPr>
+        <w:t xml:space="preserve">Registro A</w:t>
+      </w:r>
+      <w:r>
+        <w:t xml:space="preserve"> y </w:t>
+      </w:r>
+      <w:r>
+        <w:rPr>
+          <w:b/>
+          <w:bCs/>
+        </w:rPr>
+        <w:t xml:space="preserve">Registro B</w:t>
+      </w:r>
+      <w:r>
+        <w:t xml:space="preserve">) con sus datos y la sección </w:t>
+      </w:r>
+      <w:r>
+        <w:rPr>
+          <w:b/>
+          <w:bCs/>
+        </w:rPr>
+        <w:t xml:space="preserve">Dónde participa</w:t>
+      </w:r>
+      <w:r>
+        <w:t xml:space="preserve">: las jornadas y los centros en que están inscritos y cuántas evaluaciones tiene cada uno. Los datos que difieren entre ambos aparecen resaltados en amarillo.</w:t>
+      </w:r>
+    </w:p>
+    <w:p>
+      <w:pPr>
+        <w:spacing w:after="120"/>
+      </w:pPr>
+      <w:r>
+        <w:t xml:space="preserve">Arriba hay un aviso. Es verde cuando el sexo, la fecha de nacimiento y los apellidos coinciden. Es amarillo cuando hay diferencias que sugieren que podrían ser </w:t>
+      </w:r>
+      <w:r>
+        <w:rPr>
+          <w:b/>
+          <w:bCs/>
+        </w:rPr>
+        <w:t xml:space="preserve">personas distintas</w:t>
+      </w:r>
+      <w:r>
+        <w:t xml:space="preserve">:</w:t>
+      </w:r>
+    </w:p>
+    <w:p>
+      <w:pPr>
+        <w:pStyle w:val="Prrafodelista"/>
+        <w:numPr>
+          <w:ilvl w:val="0"/>
+          <w:numId w:val="2"/>
+        </w:numPr>
+        <w:spacing w:after="60"/>
+      </w:pPr>
+      <w:r>
+        <w:t xml:space="preserve">El sexo es distinto.</w:t>
+      </w:r>
+    </w:p>
+    <w:p>
+      <w:pPr>
+        <w:pStyle w:val="Prrafodelista"/>
+        <w:numPr>
+          <w:ilvl w:val="0"/>
+          <w:numId w:val="2"/>
+        </w:numPr>
+        <w:spacing w:after="60"/>
+      </w:pPr>
+      <w:r>
+        <w:t xml:space="preserve">La fecha de nacimiento es distinta.</w:t>
+      </w:r>
+    </w:p>
+    <w:p>
+      <w:pPr>
+        <w:pStyle w:val="Prrafodelista"/>
+        <w:numPr>
+          <w:ilvl w:val="0"/>
+          <w:numId w:val="2"/>
+        </w:numPr>
+        <w:spacing w:after="60"/>
+      </w:pPr>
+      <w:r>
+        <w:t xml:space="preserve">Los apellidos no coinciden.</w:t>
+      </w:r>
+    </w:p>
+    <w:p>
+      <w:pPr>
+        <w:pStyle w:val="Prrafodelista"/>
+        <w:numPr>
+          <w:ilvl w:val="0"/>
+          <w:numId w:val="2"/>
+        </w:numPr>
+        <w:spacing w:after="60"/>
+      </w:pPr>
+      <w:r>
+        <w:t xml:space="preserve">Los nombres no se parecen (ninguno contiene al otro).</w:t>
+      </w:r>
+    </w:p>
+    <w:p>
+      <w:pPr>
+        <w:pStyle w:val="Prrafodelista"/>
+        <w:numPr>
+          <w:ilvl w:val="0"/>
+          <w:numId w:val="2"/>
+        </w:numPr>
+        <w:spacing w:after="60"/>
+      </w:pPr>
+      <w:r>
+        <w:t xml:space="preserve">Están registrados como familiares entre sí: casi seguro son personas distintas.</w:t>
+      </w:r>
+    </w:p>
+    <w:p>
+      <w:pPr>
+        <w:spacing w:after="120"/>
+      </w:pPr>
+      <w:r>
+        <w:t xml:space="preserve">Para elegir cuál registro se conserva:</w:t>
+      </w:r>
+    </w:p>
+    <w:p>
+      <w:pPr>
+        <w:pStyle w:val="Prrafodelista"/>
+        <w:numPr>
+          <w:ilvl w:val="0"/>
+          <w:numId w:val="2"/>
+        </w:numPr>
+        <w:spacing w:after="60"/>
+      </w:pPr>
+      <w:r>
+        <w:t xml:space="preserve">Pulsa </w:t>
+      </w:r>
+      <w:r>
+        <w:rPr>
+          <w:b/>
+          <w:bCs/>
+        </w:rPr>
+        <w:t xml:space="preserve">Conservar este registro</w:t>
+      </w:r>
+      <w:r>
+        <w:t xml:space="preserve"> en el que quieres que se quede. Su tarjeta se marca en verde (</w:t>
+      </w:r>
+      <w:r>
+        <w:rPr>
+          <w:b/>
+          <w:bCs/>
+        </w:rPr>
+        <w:t xml:space="preserve">SE QUEDA</w:t>
+      </w:r>
+      <w:r>
+        <w:t xml:space="preserve">) y la otra en rojo (</w:t>
+      </w:r>
+      <w:r>
+        <w:rPr>
+          <w:b/>
+          <w:bCs/>
+        </w:rPr>
+        <w:t xml:space="preserve">SE ELIMINA</w:t>
+      </w:r>
+      <w:r>
+        <w:t xml:space="preserve">). Si te equivocas, pulsa el botón de la otra tarjeta.</w:t>
+      </w:r>
+    </w:p>
+    <w:p>
+      <w:pPr>
+        <w:pStyle w:val="Prrafodelista"/>
+        <w:numPr>
+          <w:ilvl w:val="0"/>
+          <w:numId w:val="2"/>
+        </w:numPr>
+        <w:spacing w:after="60"/>
+      </w:pPr>
+      <w:r>
+        <w:t xml:space="preserve">Pulsa </w:t>
+      </w:r>
+      <w:r>
+        <w:rPr>
+          <w:b/>
+          <w:bCs/>
+        </w:rPr>
+        <w:t xml:space="preserve">Continuar</w:t>
+      </w:r>
+      <w:r>
+        <w:t xml:space="preserve">.</w:t>
+      </w:r>
+    </w:p>
+    <w:p>
+      <w:pPr>
+        <w:keepNext/>
+        <w:spacing w:before="120" w:after="60"/>
+        <w:jc w:val="center"/>
+      </w:pPr>
+      <w:r>
+        <w:rPr>
+          <w:noProof/>
+        </w:rPr>
+        <w:drawing>
+          <wp:inline distT="0" distB="0" distL="0" distR="0">
+            <wp:extent cx="5715000" cy="3199805"/>
+            <wp:effectExtent l="0" t="0" r="0" b="0"/>
+            <wp:docPr id="2100000002" name="17_duplicados_comparar" descr="Figura 15. Comparación de los dos registros: el que se conserva y el que se elimina (datos de ejemplo)." title="Figura 15. Comparación de los dos registros: el que se conserva y el que se elimina (datos de ejemplo)."/>
+            <wp:cNvGraphicFramePr>
+              <a:graphicFrameLocks xmlns:a="http://schemas.openxmlformats.org/drawingml/2006/main" noChangeAspect="1"/>
+            </wp:cNvGraphicFramePr>
+            <a:graphic xmlns:a="http://schemas.openxmlformats.org/drawingml/2006/main">
+              <a:graphicData uri="http://schemas.openxmlformats.org/drawingml/2006/picture">
+                <pic:pic xmlns:pic="http://schemas.openxmlformats.org/drawingml/2006/picture">
+                  <pic:nvPicPr>
+                    <pic:cNvPr id="0" name=""/>
+                    <pic:cNvPicPr>
+                      <a:picLocks noChangeAspect="1" noChangeArrowheads="1"/>
+                    </pic:cNvPicPr>
+                  </pic:nvPicPr>
+                  <pic:blipFill>
+                    <a:blip r:embed="rId25"/>
+                    <a:srcRect/>
+                    <a:stretch>
+                      <a:fillRect/>
+                    </a:stretch>
+                  </pic:blipFill>
+                  <pic:spPr bwMode="auto">
+                    <a:xfrm>
+                      <a:off x="0" y="0"/>
+                      <a:ext cx="5715000" cy="3199805"/>
+                    </a:xfrm>
+                    <a:prstGeom prst="rect">
+                      <a:avLst/>
+                    </a:prstGeom>
+                  </pic:spPr>
+                </pic:pic>
+              </a:graphicData>
+            </a:graphic>
+          </wp:inline>
+        </w:drawing>
+      </w:r>
+    </w:p>
+    <w:p>
+      <w:pPr>
+        <w:spacing w:after="220"/>
+        <w:jc w:val="center"/>
+      </w:pPr>
+      <w:r>
+        <w:rPr>
+          <w:i/>
+          <w:iCs/>
+          <w:color w:val="667085"/>
+          <w:sz w:val="18"/>
+          <w:szCs w:val="18"/>
+        </w:rPr>
+        <w:t>Figura 15. Comparación de los dos registros: el que se conserva y el que se elimina (datos de ejemplo).</w:t>
+      </w:r>
+    </w:p>
+    <w:p>
+      <w:pPr>
+        <w:pBdr>
+          <w:left w:val="single" w:sz="24" w:space="8" w:color="18864B"/>
+        </w:pBdr>
+        <w:shd w:val="clear" w:color="auto" w:fill="EAF7EF"/>
+        <w:spacing w:before="120" w:after="200"/>
+        <w:ind w:left="180" w:right="180"/>
+      </w:pPr>
+      <w:r>
+        <w:rPr>
+          <w:b/>
+          <w:bCs/>
+        </w:rPr>
+        <w:t xml:space="preserve">Consejo: </w:t>
+      </w:r>
+      <w:r>
+        <w:t xml:space="preserve">si dudas cuál conservar, revisa cuál de los dos tiene más jornadas y evaluaciones registradas.</w:t>
+      </w:r>
+    </w:p>
+    <w:p>
+      <w:pPr>
+        <w:pStyle w:val="Ttulo2"/>
+      </w:pPr>
+      <w:bookmarkStart w:id="204" w:name="_Toc900000104"/>
+      <w:r>
+        <w:t xml:space="preserve">12.3 Paso 3: Revisar y unificar</w:t>
+      </w:r>
+      <w:bookmarkEnd w:id="204"/>
+    </w:p>
+    <w:p>
+      <w:pPr>
+        <w:spacing w:after="120"/>
+      </w:pPr>
+      <w:r>
+        <w:t xml:space="preserve">Antes de modificar nada, el sistema muestra una vista previa. Arriba, quién se queda y quién se elimina. Debajo, cuatro contadores: inscripciones nuevas para el que se queda, evaluaciones que se trasladan, evaluaciones descartadas e inscripciones del duplicado que se retiran. Más abajo, una tabla con lo que pasará en cada jornada y en cada centro.</w:t>
+      </w:r>
+    </w:p>
+    <w:p>
+      <w:pPr>
+        <w:keepNext/>
+        <w:spacing w:before="120" w:after="60"/>
+        <w:jc w:val="center"/>
+      </w:pPr>
+      <w:r>
+        <w:rPr>
+          <w:noProof/>
+        </w:rPr>
+        <w:drawing>
+          <wp:inline distT="0" distB="0" distL="0" distR="0">
+            <wp:extent cx="5715000" cy="2917031"/>
+            <wp:effectExtent l="0" t="0" r="0" b="0"/>
+            <wp:docPr id="2100000003" name="18_duplicados_plan" descr="Figura 16. Vista previa de la unificación (datos de ejemplo)." title="Figura 16. Vista previa de la unificación (datos de ejemplo)."/>
+            <wp:cNvGraphicFramePr>
+              <a:graphicFrameLocks xmlns:a="http://schemas.openxmlformats.org/drawingml/2006/main" noChangeAspect="1"/>
+            </wp:cNvGraphicFramePr>
+            <a:graphic xmlns:a="http://schemas.openxmlformats.org/drawingml/2006/main">
+              <a:graphicData uri="http://schemas.openxmlformats.org/drawingml/2006/picture">
+                <pic:pic xmlns:pic="http://schemas.openxmlformats.org/drawingml/2006/picture">
+                  <pic:nvPicPr>
+                    <pic:cNvPr id="0" name=""/>
+                    <pic:cNvPicPr>
+                      <a:picLocks noChangeAspect="1" noChangeArrowheads="1"/>
+                    </pic:cNvPicPr>
+                  </pic:nvPicPr>
+                  <pic:blipFill>
+                    <a:blip r:embed="rId26"/>
+                    <a:srcRect/>
+                    <a:stretch>
+                      <a:fillRect/>
+                    </a:stretch>
+                  </pic:blipFill>
+                  <pic:spPr bwMode="auto">
+                    <a:xfrm>
+                      <a:off x="0" y="0"/>
+                      <a:ext cx="5715000" cy="2917031"/>
+                    </a:xfrm>
+                    <a:prstGeom prst="rect">
+                      <a:avLst/>
+                    </a:prstGeom>
+                  </pic:spPr>
+                </pic:pic>
+              </a:graphicData>
+            </a:graphic>
+          </wp:inline>
+        </w:drawing>
+      </w:r>
+    </w:p>
+    <w:p>
+      <w:pPr>
+        <w:spacing w:after="220"/>
+        <w:jc w:val="center"/>
+      </w:pPr>
+      <w:r>
+        <w:rPr>
+          <w:i/>
+          <w:iCs/>
+          <w:color w:val="667085"/>
+          <w:sz w:val="18"/>
+          <w:szCs w:val="18"/>
+        </w:rPr>
+        <w:t>Figura 16. Vista previa de la unificación (datos de ejemplo).</w:t>
+      </w:r>
+    </w:p>
+    <w:p>
+      <w:pPr>
+        <w:spacing w:after="120"/>
+      </w:pPr>
+      <w:r>
+        <w:t xml:space="preserve">Si en el paso 2 había avisos de diferencias, aquí aparecen de nuevo y el botón </w:t>
+      </w:r>
+      <w:r>
+        <w:rPr>
+          <w:b/>
+          <w:bCs/>
+        </w:rPr>
+        <w:t xml:space="preserve">Unificar beneficiarios</w:t>
+      </w:r>
+      <w:r>
+        <w:t xml:space="preserve"> permanece bloqueado hasta que marques la casilla «Entiendo las diferencias señaladas arriba y quiero unificar estos registros de todos modos».</w:t>
+      </w:r>
+    </w:p>
+    <w:p>
+      <w:pPr>
+        <w:pStyle w:val="Ttulo2"/>
+      </w:pPr>
+      <w:bookmarkStart w:id="205" w:name="_Toc900000105"/>
+      <w:r>
+        <w:t xml:space="preserve">12.4 Qué ocurre en cada jornada y centro</w:t>
+      </w:r>
+      <w:bookmarkEnd w:id="205"/>
+    </w:p>
+    <w:p>
+      <w:pPr>
+        <w:spacing w:after="120"/>
+      </w:pPr>
+      <w:r>
+        <w:t xml:space="preserve">La columna </w:t>
+      </w:r>
+      <w:r>
+        <w:rPr>
+          <w:b/>
+          <w:bCs/>
+        </w:rPr>
+        <w:t xml:space="preserve">Acción</w:t>
+      </w:r>
+      <w:r>
+        <w:t xml:space="preserve"> de la vista previa indica qué pasará en cada jornada o centro donde estaba inscrito el registro que se elimina:</w:t>
+      </w:r>
+    </w:p>
+    <w:tbl>
+      <w:tblPr>
+        <w:tblW w:w="9360" w:type="dxa"/>
+        <w:tblBorders>
+          <w:top w:val="single" w:sz="4" w:space="0" w:color="auto"/>
+          <w:left w:val="single" w:sz="4" w:space="0" w:color="auto"/>
+          <w:bottom w:val="single" w:sz="4" w:space="0" w:color="auto"/>
+          <w:right w:val="single" w:sz="4" w:space="0" w:color="auto"/>
+          <w:insideH w:val="single" w:sz="4" w:space="0" w:color="auto"/>
+          <w:insideV w:val="single" w:sz="4" w:space="0" w:color="auto"/>
+        </w:tblBorders>
+        <w:tblCellMar>
+          <w:left w:w="10" w:type="dxa"/>
+          <w:right w:w="10" w:type="dxa"/>
+        </w:tblCellMar>
+        <w:tblLook w:val="04A0" w:firstRow="1" w:lastRow="0" w:firstColumn="1" w:lastColumn="0" w:noHBand="0" w:noVBand="1"/>
+      </w:tblPr>
+      <w:tblGrid>
+        <w:gridCol w:w="2000"/>
+        <w:gridCol w:w="3300"/>
+        <w:gridCol w:w="4060"/>
+      </w:tblGrid>
+      <w:tr>
+        <w:tblPrEx>
+          <w:tblCellMar>
+            <w:top w:w="0" w:type="dxa"/>
+            <w:bottom w:w="0" w:type="dxa"/>
+          </w:tblCellMar>
+        </w:tblPrEx>
+        <w:trPr>
+          <w:tblHeader/>
+        </w:trPr>
+        <w:tc>
+          <w:tcPr>
+            <w:tcW w:w="2000" w:type="dxa"/>
+            <w:tcBorders>
+              <w:top w:val="single" w:sz="4" w:space="0" w:color="D0D5DD"/>
+              <w:left w:val="single" w:sz="4" w:space="0" w:color="D0D5DD"/>
+              <w:bottom w:val="single" w:sz="4" w:space="0" w:color="D0D5DD"/>
+              <w:right w:val="single" w:sz="4" w:space="0" w:color="D0D5DD"/>
+            </w:tcBorders>
+            <w:shd w:val="clear" w:color="auto" w:fill="2D3748"/>
+            <w:tcMar>
+              <w:top w:w="70" w:type="dxa"/>
+              <w:left w:w="110" w:type="dxa"/>
+              <w:bottom w:w="70" w:type="dxa"/>
+              <w:right w:w="110" w:type="dxa"/>
+            </w:tcMar>
+          </w:tcPr>
+          <w:p>
+            <w:r>
+              <w:rPr>
+                <w:b/>
+                <w:bCs/>
+                <w:color w:val="FFFFFF"/>
+                <w:sz w:val="19"/>
+                <w:szCs w:val="19"/>
+              </w:rPr>
+              <w:t xml:space="preserve">Acción</w:t>
+            </w:r>
+          </w:p>
+        </w:tc>
+        <w:tc>
+          <w:tcPr>
+            <w:tcW w:w="3300" w:type="dxa"/>
+            <w:tcBorders>
+              <w:top w:val="single" w:sz="4" w:space="0" w:color="D0D5DD"/>
+              <w:left w:val="single" w:sz="4" w:space="0" w:color="D0D5DD"/>
+              <w:bottom w:val="single" w:sz="4" w:space="0" w:color="D0D5DD"/>
+              <w:right w:val="single" w:sz="4" w:space="0" w:color="D0D5DD"/>
+            </w:tcBorders>
+            <w:shd w:val="clear" w:color="auto" w:fill="2D3748"/>
+            <w:tcMar>
+              <w:top w:w="70" w:type="dxa"/>
+              <w:left w:w="110" w:type="dxa"/>
+              <w:bottom w:w="70" w:type="dxa"/>
+              <w:right w:w="110" w:type="dxa"/>
+            </w:tcMar>
+          </w:tcPr>
+          <w:p>
+            <w:r>
+              <w:rPr>
+                <w:b/>
+                <w:bCs/>
+                <w:color w:val="FFFFFF"/>
+                <w:sz w:val="19"/>
+                <w:szCs w:val="19"/>
+              </w:rPr>
+              <w:t xml:space="preserve">Cuándo ocurre</w:t>
+            </w:r>
+          </w:p>
+        </w:tc>
+        <w:tc>
+          <w:tcPr>
+            <w:tcW w:w="4060" w:type="dxa"/>
+            <w:tcBorders>
+              <w:top w:val="single" w:sz="4" w:space="0" w:color="D0D5DD"/>
+              <w:left w:val="single" w:sz="4" w:space="0" w:color="D0D5DD"/>
+              <w:bottom w:val="single" w:sz="4" w:space="0" w:color="D0D5DD"/>
+              <w:right w:val="single" w:sz="4" w:space="0" w:color="D0D5DD"/>
+            </w:tcBorders>
+            <w:shd w:val="clear" w:color="auto" w:fill="2D3748"/>
+            <w:tcMar>
+              <w:top w:w="70" w:type="dxa"/>
+              <w:left w:w="110" w:type="dxa"/>
+              <w:bottom w:w="70" w:type="dxa"/>
+              <w:right w:w="110" w:type="dxa"/>
+            </w:tcMar>
+          </w:tcPr>
+          <w:p>
+            <w:r>
+              <w:rPr>
+                <w:b/>
+                <w:bCs/>
+                <w:color w:val="FFFFFF"/>
+                <w:sz w:val="19"/>
+                <w:szCs w:val="19"/>
+              </w:rPr>
+              <w:t xml:space="preserve">Qué se hace</w:t>
+            </w:r>
+          </w:p>
+        </w:tc>
+      </w:tr>
+      <w:tr>
+        <w:tblPrEx>
+          <w:tblCellMar>
+            <w:top w:w="0" w:type="dxa"/>
+            <w:bottom w:w="0" w:type="dxa"/>
+          </w:tblCellMar>
+        </w:tblPrEx>
+        <w:trPr>
+          <w:cantSplit/>
+        </w:trPr>
+        <w:tc>
+          <w:tcPr>
+            <w:tcW w:w="2000" w:type="dxa"/>
+            <w:tcBorders>
+              <w:top w:val="single" w:sz="4" w:space="0" w:color="D0D5DD"/>
+              <w:left w:val="single" w:sz="4" w:space="0" w:color="D0D5DD"/>
+              <w:bottom w:val="single" w:sz="4" w:space="0" w:color="D0D5DD"/>
+              <w:right w:val="single" w:sz="4" w:space="0" w:color="D0D5DD"/>
+            </w:tcBorders>
+            <w:tcMar>
+              <w:top w:w="70" w:type="dxa"/>
+              <w:left w:w="110" w:type="dxa"/>
+              <w:bottom w:w="70" w:type="dxa"/>
+              <w:right w:w="110" w:type="dxa"/>
+            </w:tcMar>
+          </w:tcPr>
+          <w:p>
+            <w:r>
+              <w:rPr>
+                <w:sz w:val="19"/>
+                <w:szCs w:val="19"/>
+              </w:rPr>
+              <w:t xml:space="preserve">Se conserva una (solo jornadas)</w:t>
+            </w:r>
+          </w:p>
+        </w:tc>
+        <w:tc>
+          <w:tcPr>
+            <w:tcW w:w="3300" w:type="dxa"/>
+            <w:tcBorders>
+              <w:top w:val="single" w:sz="4" w:space="0" w:color="D0D5DD"/>
+              <w:left w:val="single" w:sz="4" w:space="0" w:color="D0D5DD"/>
+              <w:bottom w:val="single" w:sz="4" w:space="0" w:color="D0D5DD"/>
+              <w:right w:val="single" w:sz="4" w:space="0" w:color="D0D5DD"/>
+            </w:tcBorders>
+            <w:tcMar>
+              <w:top w:w="70" w:type="dxa"/>
+              <w:left w:w="110" w:type="dxa"/>
+              <w:bottom w:w="70" w:type="dxa"/>
+              <w:right w:w="110" w:type="dxa"/>
+            </w:tcMar>
+          </w:tcPr>
+          <w:p>
+            <w:r>
+              <w:rPr>
+                <w:sz w:val="19"/>
+                <w:szCs w:val="19"/>
+              </w:rPr>
+              <w:t xml:space="preserve">Los dos fueron evaluados en la misma jornada</w:t>
+            </w:r>
+          </w:p>
+        </w:tc>
+        <w:tc>
+          <w:tcPr>
+            <w:tcW w:w="4060" w:type="dxa"/>
+            <w:tcBorders>
+              <w:top w:val="single" w:sz="4" w:space="0" w:color="D0D5DD"/>
+              <w:left w:val="single" w:sz="4" w:space="0" w:color="D0D5DD"/>
+              <w:bottom w:val="single" w:sz="4" w:space="0" w:color="D0D5DD"/>
+              <w:right w:val="single" w:sz="4" w:space="0" w:color="D0D5DD"/>
+            </w:tcBorders>
+            <w:tcMar>
+              <w:top w:w="70" w:type="dxa"/>
+              <w:left w:w="110" w:type="dxa"/>
+              <w:bottom w:w="70" w:type="dxa"/>
+              <w:right w:w="110" w:type="dxa"/>
+            </w:tcMar>
+          </w:tcPr>
+          <w:p>
+            <w:r>
+              <w:rPr>
+                <w:sz w:val="19"/>
+                <w:szCs w:val="19"/>
+              </w:rPr>
+              <w:t xml:space="preserve">En una jornada no se puede evaluar dos veces a la misma persona: se conservan las evaluaciones del que se queda y se descartan las del otro.</w:t>
+            </w:r>
+          </w:p>
+        </w:tc>
+      </w:tr>
+      <w:tr>
+        <w:tblPrEx>
+          <w:tblCellMar>
+            <w:top w:w="0" w:type="dxa"/>
+            <w:bottom w:w="0" w:type="dxa"/>
+          </w:tblCellMar>
+        </w:tblPrEx>
+        <w:trPr>
+          <w:cantSplit/>
+        </w:trPr>
+        <w:tc>
+          <w:tcPr>
+            <w:tcW w:w="2000" w:type="dxa"/>
+            <w:tcBorders>
+              <w:top w:val="single" w:sz="4" w:space="0" w:color="D0D5DD"/>
+              <w:left w:val="single" w:sz="4" w:space="0" w:color="D0D5DD"/>
+              <w:bottom w:val="single" w:sz="4" w:space="0" w:color="D0D5DD"/>
+              <w:right w:val="single" w:sz="4" w:space="0" w:color="D0D5DD"/>
+            </w:tcBorders>
+            <w:tcMar>
+              <w:top w:w="70" w:type="dxa"/>
+              <w:left w:w="110" w:type="dxa"/>
+              <w:bottom w:w="70" w:type="dxa"/>
+              <w:right w:w="110" w:type="dxa"/>
+            </w:tcMar>
+          </w:tcPr>
+          <w:p>
+            <w:r>
+              <w:rPr>
+                <w:sz w:val="19"/>
+                <w:szCs w:val="19"/>
+              </w:rPr>
+              <w:t xml:space="preserve">Trasladar evaluaciones</w:t>
+            </w:r>
+          </w:p>
+        </w:tc>
+        <w:tc>
+          <w:tcPr>
+            <w:tcW w:w="3300" w:type="dxa"/>
+            <w:tcBorders>
+              <w:top w:val="single" w:sz="4" w:space="0" w:color="D0D5DD"/>
+              <w:left w:val="single" w:sz="4" w:space="0" w:color="D0D5DD"/>
+              <w:bottom w:val="single" w:sz="4" w:space="0" w:color="D0D5DD"/>
+              <w:right w:val="single" w:sz="4" w:space="0" w:color="D0D5DD"/>
+            </w:tcBorders>
+            <w:tcMar>
+              <w:top w:w="70" w:type="dxa"/>
+              <w:left w:w="110" w:type="dxa"/>
+              <w:bottom w:w="70" w:type="dxa"/>
+              <w:right w:w="110" w:type="dxa"/>
+            </w:tcMar>
+          </w:tcPr>
+          <w:p>
+            <w:r>
+              <w:rPr>
+                <w:sz w:val="19"/>
+                <w:szCs w:val="19"/>
+              </w:rPr>
+              <w:t xml:space="preserve">Solo el que se elimina tiene evaluaciones, y el que se queda ya estaba inscrito</w:t>
+            </w:r>
+          </w:p>
+        </w:tc>
+        <w:tc>
+          <w:tcPr>
+            <w:tcW w:w="4060" w:type="dxa"/>
+            <w:tcBorders>
+              <w:top w:val="single" w:sz="4" w:space="0" w:color="D0D5DD"/>
+              <w:left w:val="single" w:sz="4" w:space="0" w:color="D0D5DD"/>
+              <w:bottom w:val="single" w:sz="4" w:space="0" w:color="D0D5DD"/>
+              <w:right w:val="single" w:sz="4" w:space="0" w:color="D0D5DD"/>
+            </w:tcBorders>
+            <w:tcMar>
+              <w:top w:w="70" w:type="dxa"/>
+              <w:left w:w="110" w:type="dxa"/>
+              <w:bottom w:w="70" w:type="dxa"/>
+              <w:right w:w="110" w:type="dxa"/>
+            </w:tcMar>
+          </w:tcPr>
+          <w:p>
+            <w:r>
+              <w:rPr>
+                <w:sz w:val="19"/>
+                <w:szCs w:val="19"/>
+              </w:rPr>
+              <w:t xml:space="preserve">Las evaluaciones pasan al que se queda.</w:t>
+            </w:r>
+          </w:p>
+        </w:tc>
+      </w:tr>
+      <w:tr>
+        <w:tblPrEx>
+          <w:tblCellMar>
+            <w:top w:w="0" w:type="dxa"/>
+            <w:bottom w:w="0" w:type="dxa"/>
+          </w:tblCellMar>
+        </w:tblPrEx>
+        <w:trPr>
+          <w:cantSplit/>
+        </w:trPr>
+        <w:tc>
+          <w:tcPr>
+            <w:tcW w:w="2000" w:type="dxa"/>
+            <w:tcBorders>
+              <w:top w:val="single" w:sz="4" w:space="0" w:color="D0D5DD"/>
+              <w:left w:val="single" w:sz="4" w:space="0" w:color="D0D5DD"/>
+              <w:bottom w:val="single" w:sz="4" w:space="0" w:color="D0D5DD"/>
+              <w:right w:val="single" w:sz="4" w:space="0" w:color="D0D5DD"/>
+            </w:tcBorders>
+            <w:tcMar>
+              <w:top w:w="70" w:type="dxa"/>
+              <w:left w:w="110" w:type="dxa"/>
+              <w:bottom w:w="70" w:type="dxa"/>
+              <w:right w:w="110" w:type="dxa"/>
+            </w:tcMar>
+          </w:tcPr>
+          <w:p>
+            <w:r>
+              <w:rPr>
+                <w:sz w:val="19"/>
+                <w:szCs w:val="19"/>
+              </w:rPr>
+              <w:t xml:space="preserve">Inscribir y trasladar</w:t>
+            </w:r>
+          </w:p>
+        </w:tc>
+        <w:tc>
+          <w:tcPr>
+            <w:tcW w:w="3300" w:type="dxa"/>
+            <w:tcBorders>
+              <w:top w:val="single" w:sz="4" w:space="0" w:color="D0D5DD"/>
+              <w:left w:val="single" w:sz="4" w:space="0" w:color="D0D5DD"/>
+              <w:bottom w:val="single" w:sz="4" w:space="0" w:color="D0D5DD"/>
+              <w:right w:val="single" w:sz="4" w:space="0" w:color="D0D5DD"/>
+            </w:tcBorders>
+            <w:tcMar>
+              <w:top w:w="70" w:type="dxa"/>
+              <w:left w:w="110" w:type="dxa"/>
+              <w:bottom w:w="70" w:type="dxa"/>
+              <w:right w:w="110" w:type="dxa"/>
+            </w:tcMar>
+          </w:tcPr>
+          <w:p>
+            <w:r>
+              <w:rPr>
+                <w:sz w:val="19"/>
+                <w:szCs w:val="19"/>
+              </w:rPr>
+              <w:t xml:space="preserve">El que se queda no estaba inscrito y el otro sí tiene evaluaciones</w:t>
+            </w:r>
+          </w:p>
+        </w:tc>
+        <w:tc>
+          <w:tcPr>
+            <w:tcW w:w="4060" w:type="dxa"/>
+            <w:tcBorders>
+              <w:top w:val="single" w:sz="4" w:space="0" w:color="D0D5DD"/>
+              <w:left w:val="single" w:sz="4" w:space="0" w:color="D0D5DD"/>
+              <w:bottom w:val="single" w:sz="4" w:space="0" w:color="D0D5DD"/>
+              <w:right w:val="single" w:sz="4" w:space="0" w:color="D0D5DD"/>
+            </w:tcBorders>
+            <w:tcMar>
+              <w:top w:w="70" w:type="dxa"/>
+              <w:left w:w="110" w:type="dxa"/>
+              <w:bottom w:w="70" w:type="dxa"/>
+              <w:right w:w="110" w:type="dxa"/>
+            </w:tcMar>
+          </w:tcPr>
+          <w:p>
+            <w:r>
+              <w:rPr>
+                <w:sz w:val="19"/>
+                <w:szCs w:val="19"/>
+              </w:rPr>
+              <w:t xml:space="preserve">Se inscribe al que se queda (con los mismos datos de inscripción del otro) y se le trasladan las evaluaciones.</w:t>
+            </w:r>
+          </w:p>
+        </w:tc>
+      </w:tr>
+      <w:tr>
+        <w:tblPrEx>
+          <w:tblCellMar>
+            <w:top w:w="0" w:type="dxa"/>
+            <w:bottom w:w="0" w:type="dxa"/>
+          </w:tblCellMar>
+        </w:tblPrEx>
+        <w:trPr>
+          <w:cantSplit/>
+        </w:trPr>
+        <w:tc>
+          <w:tcPr>
+            <w:tcW w:w="2000" w:type="dxa"/>
+            <w:tcBorders>
+              <w:top w:val="single" w:sz="4" w:space="0" w:color="D0D5DD"/>
+              <w:left w:val="single" w:sz="4" w:space="0" w:color="D0D5DD"/>
+              <w:bottom w:val="single" w:sz="4" w:space="0" w:color="D0D5DD"/>
+              <w:right w:val="single" w:sz="4" w:space="0" w:color="D0D5DD"/>
+            </w:tcBorders>
+            <w:tcMar>
+              <w:top w:w="70" w:type="dxa"/>
+              <w:left w:w="110" w:type="dxa"/>
+              <w:bottom w:w="70" w:type="dxa"/>
+              <w:right w:w="110" w:type="dxa"/>
+            </w:tcMar>
+          </w:tcPr>
+          <w:p>
+            <w:r>
+              <w:rPr>
+                <w:sz w:val="19"/>
+                <w:szCs w:val="19"/>
+              </w:rPr>
+              <w:t xml:space="preserve">Inscribir</w:t>
+            </w:r>
+          </w:p>
+        </w:tc>
+        <w:tc>
+          <w:tcPr>
+            <w:tcW w:w="3300" w:type="dxa"/>
+            <w:tcBorders>
+              <w:top w:val="single" w:sz="4" w:space="0" w:color="D0D5DD"/>
+              <w:left w:val="single" w:sz="4" w:space="0" w:color="D0D5DD"/>
+              <w:bottom w:val="single" w:sz="4" w:space="0" w:color="D0D5DD"/>
+              <w:right w:val="single" w:sz="4" w:space="0" w:color="D0D5DD"/>
+            </w:tcBorders>
+            <w:tcMar>
+              <w:top w:w="70" w:type="dxa"/>
+              <w:left w:w="110" w:type="dxa"/>
+              <w:bottom w:w="70" w:type="dxa"/>
+              <w:right w:w="110" w:type="dxa"/>
+            </w:tcMar>
+          </w:tcPr>
+          <w:p>
+            <w:r>
+              <w:rPr>
+                <w:sz w:val="19"/>
+                <w:szCs w:val="19"/>
+              </w:rPr>
+              <w:t xml:space="preserve">El que se queda no estaba inscrito y el otro no tiene evaluaciones</w:t>
+            </w:r>
+          </w:p>
+        </w:tc>
+        <w:tc>
+          <w:tcPr>
+            <w:tcW w:w="4060" w:type="dxa"/>
+            <w:tcBorders>
+              <w:top w:val="single" w:sz="4" w:space="0" w:color="D0D5DD"/>
+              <w:left w:val="single" w:sz="4" w:space="0" w:color="D0D5DD"/>
+              <w:bottom w:val="single" w:sz="4" w:space="0" w:color="D0D5DD"/>
+              <w:right w:val="single" w:sz="4" w:space="0" w:color="D0D5DD"/>
+            </w:tcBorders>
+            <w:tcMar>
+              <w:top w:w="70" w:type="dxa"/>
+              <w:left w:w="110" w:type="dxa"/>
+              <w:bottom w:w="70" w:type="dxa"/>
+              <w:right w:w="110" w:type="dxa"/>
+            </w:tcMar>
+          </w:tcPr>
+          <w:p>
+            <w:r>
+              <w:rPr>
+                <w:sz w:val="19"/>
+                <w:szCs w:val="19"/>
+              </w:rPr>
+              <w:t xml:space="preserve">Solo se inscribe al que se queda.</w:t>
+            </w:r>
+          </w:p>
+        </w:tc>
+      </w:tr>
+      <w:tr>
+        <w:tblPrEx>
+          <w:tblCellMar>
+            <w:top w:w="0" w:type="dxa"/>
+            <w:bottom w:w="0" w:type="dxa"/>
+          </w:tblCellMar>
+        </w:tblPrEx>
+        <w:trPr>
+          <w:cantSplit/>
+        </w:trPr>
+        <w:tc>
+          <w:tcPr>
+            <w:tcW w:w="2000" w:type="dxa"/>
+            <w:tcBorders>
+              <w:top w:val="single" w:sz="4" w:space="0" w:color="D0D5DD"/>
+              <w:left w:val="single" w:sz="4" w:space="0" w:color="D0D5DD"/>
+              <w:bottom w:val="single" w:sz="4" w:space="0" w:color="D0D5DD"/>
+              <w:right w:val="single" w:sz="4" w:space="0" w:color="D0D5DD"/>
+            </w:tcBorders>
+            <w:tcMar>
+              <w:top w:w="70" w:type="dxa"/>
+              <w:left w:w="110" w:type="dxa"/>
+              <w:bottom w:w="70" w:type="dxa"/>
+              <w:right w:w="110" w:type="dxa"/>
+            </w:tcMar>
+          </w:tcPr>
+          <w:p>
+            <w:r>
+              <w:rPr>
+                <w:sz w:val="19"/>
+                <w:szCs w:val="19"/>
+              </w:rPr>
+              <w:t xml:space="preserve">Quitar repetido</w:t>
+            </w:r>
+          </w:p>
+        </w:tc>
+        <w:tc>
+          <w:tcPr>
+            <w:tcW w:w="3300" w:type="dxa"/>
+            <w:tcBorders>
+              <w:top w:val="single" w:sz="4" w:space="0" w:color="D0D5DD"/>
+              <w:left w:val="single" w:sz="4" w:space="0" w:color="D0D5DD"/>
+              <w:bottom w:val="single" w:sz="4" w:space="0" w:color="D0D5DD"/>
+              <w:right w:val="single" w:sz="4" w:space="0" w:color="D0D5DD"/>
+            </w:tcBorders>
+            <w:tcMar>
+              <w:top w:w="70" w:type="dxa"/>
+              <w:left w:w="110" w:type="dxa"/>
+              <w:bottom w:w="70" w:type="dxa"/>
+              <w:right w:w="110" w:type="dxa"/>
+            </w:tcMar>
+          </w:tcPr>
+          <w:p>
+            <w:r>
+              <w:rPr>
+                <w:sz w:val="19"/>
+                <w:szCs w:val="19"/>
+              </w:rPr>
+              <w:t xml:space="preserve">El que se queda ya estaba inscrito y el otro no tiene evaluaciones</w:t>
+            </w:r>
+          </w:p>
+        </w:tc>
+        <w:tc>
+          <w:tcPr>
+            <w:tcW w:w="4060" w:type="dxa"/>
+            <w:tcBorders>
+              <w:top w:val="single" w:sz="4" w:space="0" w:color="D0D5DD"/>
+              <w:left w:val="single" w:sz="4" w:space="0" w:color="D0D5DD"/>
+              <w:bottom w:val="single" w:sz="4" w:space="0" w:color="D0D5DD"/>
+              <w:right w:val="single" w:sz="4" w:space="0" w:color="D0D5DD"/>
+            </w:tcBorders>
+            <w:tcMar>
+              <w:top w:w="70" w:type="dxa"/>
+              <w:left w:w="110" w:type="dxa"/>
+              <w:bottom w:w="70" w:type="dxa"/>
+              <w:right w:w="110" w:type="dxa"/>
+            </w:tcMar>
+          </w:tcPr>
+          <w:p>
+            <w:r>
+              <w:rPr>
+                <w:sz w:val="19"/>
+                <w:szCs w:val="19"/>
+              </w:rPr>
+              <w:t xml:space="preserve">Se retira la inscripción repetida del que se elimina.</w:t>
+            </w:r>
+          </w:p>
+        </w:tc>
+      </w:tr>
+    </w:tbl>
+    <w:p>
+      <w:pPr>
+        <w:spacing w:after="120"/>
+      </w:pPr>
+    </w:p>
+    <w:p>
+      <w:pPr>
+        <w:spacing w:after="120"/>
+      </w:pPr>
+      <w:r>
+        <w:t xml:space="preserve">En un </w:t>
+      </w:r>
+      <w:r>
+        <w:rPr>
+          <w:b/>
+          <w:bCs/>
+        </w:rPr>
+        <w:t xml:space="preserve">centro</w:t>
+      </w:r>
+      <w:r>
+        <w:t xml:space="preserve"> sí se permiten varias evaluaciones de la misma persona, por eso allí las evaluaciones del que se elimina siempre se trasladan: nunca se descartan.</w:t>
+      </w:r>
+    </w:p>
+    <w:p>
+      <w:pPr>
+        <w:spacing w:after="120"/>
+      </w:pPr>
+      <w:r>
+        <w:t xml:space="preserve">Además, las </w:t>
+      </w:r>
+      <w:r>
+        <w:rPr>
+          <w:b/>
+          <w:bCs/>
+        </w:rPr>
+        <w:t xml:space="preserve">autorizaciones, la escolaridad y los antecedentes</w:t>
+      </w:r>
+      <w:r>
+        <w:t xml:space="preserve"> del que se elimina pasan al que se queda cuando este no los tenía; si ya los tenía, se conservan los suyos. Las </w:t>
+      </w:r>
+      <w:r>
+        <w:rPr>
+          <w:b/>
+          <w:bCs/>
+        </w:rPr>
+        <w:t xml:space="preserve">relaciones familiares</w:t>
+      </w:r>
+      <w:r>
+        <w:t xml:space="preserve"> también pasan al que se queda (una relación entre los dos registros se elimina).</w:t>
+      </w:r>
+    </w:p>
+    <w:p>
+      <w:pPr>
+        <w:pStyle w:val="Ttulo2"/>
+      </w:pPr>
+      <w:bookmarkStart w:id="206" w:name="_Toc900000106"/>
+      <w:r>
+        <w:t xml:space="preserve">12.5 Confirmación y resultado</w:t>
+      </w:r>
+      <w:bookmarkEnd w:id="206"/>
+    </w:p>
+    <w:p>
+      <w:pPr>
+        <w:pStyle w:val="Prrafodelista"/>
+        <w:numPr>
+          <w:ilvl w:val="0"/>
+          <w:numId w:val="2"/>
+        </w:numPr>
+        <w:spacing w:after="60"/>
+      </w:pPr>
+      <w:r>
+        <w:t xml:space="preserve">Pulsa </w:t>
+      </w:r>
+      <w:r>
+        <w:rPr>
+          <w:b/>
+          <w:bCs/>
+        </w:rPr>
+        <w:t xml:space="preserve">Unificar beneficiarios</w:t>
+      </w:r>
+      <w:r>
+        <w:t xml:space="preserve">. Aparece una ventana con el nombre y el ID de ambos registros.</w:t>
+      </w:r>
+    </w:p>
+    <w:p>
+      <w:pPr>
+        <w:pStyle w:val="Prrafodelista"/>
+        <w:numPr>
+          <w:ilvl w:val="0"/>
+          <w:numId w:val="2"/>
+        </w:numPr>
+        <w:spacing w:after="60"/>
+      </w:pPr>
+      <w:r>
+        <w:t xml:space="preserve">Pulsa </w:t>
+      </w:r>
+      <w:r>
+        <w:rPr>
+          <w:b/>
+          <w:bCs/>
+        </w:rPr>
+        <w:t xml:space="preserve">Confirmar</w:t>
+      </w:r>
+      <w:r>
+        <w:t xml:space="preserve"> para continuar o </w:t>
+      </w:r>
+      <w:r>
+        <w:rPr>
+          <w:b/>
+          <w:bCs/>
+        </w:rPr>
+        <w:t xml:space="preserve">Cancelar</w:t>
+      </w:r>
+      <w:r>
+        <w:t xml:space="preserve"> para volver.</w:t>
+      </w:r>
+    </w:p>
+    <w:p>
+      <w:pPr>
+        <w:keepNext/>
+        <w:spacing w:before="120" w:after="60"/>
+        <w:jc w:val="center"/>
+      </w:pPr>
+      <w:r>
+        <w:rPr>
+          <w:noProof/>
+        </w:rPr>
+        <w:drawing>
+          <wp:inline distT="0" distB="0" distL="0" distR="0">
+            <wp:extent cx="5715000" cy="3393281"/>
+            <wp:effectExtent l="0" t="0" r="0" b="0"/>
+            <wp:docPr id="2100000004" name="19_duplicados_confirmar" descr="Figura 17. Confirmación antes de unificar (datos de ejemplo)." title="Figura 17. Confirmación antes de unificar (datos de ejemplo)."/>
+            <wp:cNvGraphicFramePr>
+              <a:graphicFrameLocks xmlns:a="http://schemas.openxmlformats.org/drawingml/2006/main" noChangeAspect="1"/>
+            </wp:cNvGraphicFramePr>
+            <a:graphic xmlns:a="http://schemas.openxmlformats.org/drawingml/2006/main">
+              <a:graphicData uri="http://schemas.openxmlformats.org/drawingml/2006/picture">
+                <pic:pic xmlns:pic="http://schemas.openxmlformats.org/drawingml/2006/picture">
+                  <pic:nvPicPr>
+                    <pic:cNvPr id="0" name=""/>
+                    <pic:cNvPicPr>
+                      <a:picLocks noChangeAspect="1" noChangeArrowheads="1"/>
+                    </pic:cNvPicPr>
+                  </pic:nvPicPr>
+                  <pic:blipFill>
+                    <a:blip r:embed="rId27"/>
+                    <a:srcRect/>
+                    <a:stretch>
+                      <a:fillRect/>
+                    </a:stretch>
+                  </pic:blipFill>
+                  <pic:spPr bwMode="auto">
+                    <a:xfrm>
+                      <a:off x="0" y="0"/>
+                      <a:ext cx="5715000" cy="3393281"/>
+                    </a:xfrm>
+                    <a:prstGeom prst="rect">
+                      <a:avLst/>
+                    </a:prstGeom>
+                  </pic:spPr>
+                </pic:pic>
+              </a:graphicData>
+            </a:graphic>
+          </wp:inline>
+        </w:drawing>
+      </w:r>
+    </w:p>
+    <w:p>
+      <w:pPr>
+        <w:spacing w:after="220"/>
+        <w:jc w:val="center"/>
+      </w:pPr>
+      <w:r>
+        <w:rPr>
+          <w:i/>
+          <w:iCs/>
+          <w:color w:val="667085"/>
+          <w:sz w:val="18"/>
+          <w:szCs w:val="18"/>
+        </w:rPr>
+        <w:t>Figura 17. Confirmación antes de unificar (datos de ejemplo).</w:t>
+      </w:r>
+    </w:p>
+    <w:p>
+      <w:pPr>
+        <w:spacing w:after="120"/>
+      </w:pPr>
+      <w:r>
+        <w:t xml:space="preserve">Al terminar, la ventana </w:t>
+      </w:r>
+      <w:r>
+        <w:rPr>
+          <w:b/>
+          <w:bCs/>
+        </w:rPr>
+        <w:t xml:space="preserve">Listo</w:t>
+      </w:r>
+      <w:r>
+        <w:t xml:space="preserve"> resume lo que se hizo: inscripciones nuevas, evaluaciones trasladadas y descartadas, datos asociados, relaciones familiares e inscripciones retiradas. Al pulsar </w:t>
+      </w:r>
+      <w:r>
+        <w:rPr>
+          <w:b/>
+          <w:bCs/>
+        </w:rPr>
+        <w:t xml:space="preserve">Aceptar</w:t>
+      </w:r>
+      <w:r>
+        <w:t xml:space="preserve"> vuelves al inicio del proceso (o a la lista de Posibles Duplicados, si venías de ahí) para atender otro caso.</w:t>
+      </w:r>
+    </w:p>
+    <w:p>
+      <w:pPr>
+        <w:keepNext/>
+        <w:spacing w:before="120" w:after="60"/>
+        <w:jc w:val="center"/>
+      </w:pPr>
+      <w:r>
+        <w:rPr>
+          <w:noProof/>
+        </w:rPr>
+        <w:drawing>
+          <wp:inline distT="0" distB="0" distL="0" distR="0">
+            <wp:extent cx="5715000" cy="3393281"/>
+            <wp:effectExtent l="0" t="0" r="0" b="0"/>
+            <wp:docPr id="2100000005" name="20_duplicados_resultado" descr="Figura 18. Resultado de la unificación (datos de ejemplo)." title="Figura 18. Resultado de la unificación (datos de ejemplo)."/>
+            <wp:cNvGraphicFramePr>
+              <a:graphicFrameLocks xmlns:a="http://schemas.openxmlformats.org/drawingml/2006/main" noChangeAspect="1"/>
+            </wp:cNvGraphicFramePr>
+            <a:graphic xmlns:a="http://schemas.openxmlformats.org/drawingml/2006/main">
+              <a:graphicData uri="http://schemas.openxmlformats.org/drawingml/2006/picture">
+                <pic:pic xmlns:pic="http://schemas.openxmlformats.org/drawingml/2006/picture">
+                  <pic:nvPicPr>
+                    <pic:cNvPr id="0" name=""/>
+                    <pic:cNvPicPr>
+                      <a:picLocks noChangeAspect="1" noChangeArrowheads="1"/>
+                    </pic:cNvPicPr>
+                  </pic:nvPicPr>
+                  <pic:blipFill>
+                    <a:blip r:embed="rId28"/>
+                    <a:srcRect/>
+                    <a:stretch>
+                      <a:fillRect/>
+                    </a:stretch>
+                  </pic:blipFill>
+                  <pic:spPr bwMode="auto">
+                    <a:xfrm>
+                      <a:off x="0" y="0"/>
+                      <a:ext cx="5715000" cy="3393281"/>
+                    </a:xfrm>
+                    <a:prstGeom prst="rect">
+                      <a:avLst/>
+                    </a:prstGeom>
+                  </pic:spPr>
+                </pic:pic>
+              </a:graphicData>
+            </a:graphic>
+          </wp:inline>
+        </w:drawing>
+      </w:r>
+    </w:p>
+    <w:p>
+      <w:pPr>
+        <w:spacing w:after="220"/>
+        <w:jc w:val="center"/>
+      </w:pPr>
+      <w:r>
+        <w:rPr>
+          <w:i/>
+          <w:iCs/>
+          <w:color w:val="667085"/>
+          <w:sz w:val="18"/>
+          <w:szCs w:val="18"/>
+        </w:rPr>
+        <w:t>Figura 18. Resultado de la unificación (datos de ejemplo).</w:t>
+      </w:r>
+    </w:p>
+    <w:p>
+      <w:pPr>
+        <w:pBdr>
+          <w:left w:val="single" w:sz="24" w:space="8" w:color="F5A623"/>
+        </w:pBdr>
+        <w:shd w:val="clear" w:color="auto" w:fill="FFF6DF"/>
+        <w:spacing w:before="120" w:after="200"/>
+        <w:ind w:left="180" w:right="180"/>
+      </w:pPr>
+      <w:r>
+        <w:rPr>
+          <w:b/>
+          <w:bCs/>
+        </w:rPr>
+        <w:t xml:space="preserve">Importante: </w:t>
+      </w:r>
+      <w:r>
+        <w:t xml:space="preserve">la unificación se guarda completa o no se guarda: si ocurre un error, no se cambia nada y puedes intentarlo de nuevo. Si dos personas intentan unificar los mismos registros a la vez, solo una lo logra; la otra verá que el registro ya no existe y debe buscar de nuevo.</w:t>
+      </w:r>
+    </w:p>
+    <w:p>
+      <w:pPr>
+        <w:pStyle w:val="Ttulo1"/>
+        <w:pageBreakBefore/>
+      </w:pPr>
+      <w:bookmarkStart w:id="207" w:name="_Toc900000107"/>
+      <w:r>
+        <w:t xml:space="preserve">13. Posibles duplicados</w:t>
+      </w:r>
+      <w:bookmarkEnd w:id="207"/>
+    </w:p>
+    <w:p>
+      <w:pPr>
+        <w:spacing w:after="120"/>
+      </w:pPr>
+      <w:r>
+        <w:t xml:space="preserve">Menú </w:t>
+      </w:r>
+      <w:r>
+        <w:rPr>
+          <w:b/>
+          <w:bCs/>
+        </w:rPr>
+        <w:t xml:space="preserve">Beneficiarios › Posibles Duplicados</w:t>
+      </w:r>
+      <w:r>
+        <w:t xml:space="preserve">. El sistema revisa todos los beneficiarios del país y lista automáticamente los pares que podrían ser la misma persona, para que no tengas que buscarlos uno por uno.</w:t>
+      </w:r>
+    </w:p>
+    <w:p>
+      <w:pPr>
+        <w:pStyle w:val="Ttulo2"/>
+      </w:pPr>
+      <w:bookmarkStart w:id="208" w:name="_Toc900000108"/>
+      <w:r>
+        <w:t xml:space="preserve">13.1 Cómo se detectan los pares</w:t>
+      </w:r>
+      <w:bookmarkEnd w:id="208"/>
+    </w:p>
+    <w:p>
+      <w:pPr>
+        <w:spacing w:after="120"/>
+      </w:pPr>
+      <w:r>
+        <w:t xml:space="preserve">Un par aparece en la lista cuando los dos registros tienen el </w:t>
+      </w:r>
+      <w:r>
+        <w:rPr>
+          <w:b/>
+          <w:bCs/>
+        </w:rPr>
+        <w:t xml:space="preserve">mismo apellido, el mismo sexo y la misma fecha de nacimiento</w:t>
+      </w:r>
+      <w:r>
+        <w:t xml:space="preserve">, y además los nombres cumplen una de estas condiciones:</w:t>
+      </w:r>
+    </w:p>
+    <w:tbl>
+      <w:tblPr>
+        <w:tblW w:w="9360" w:type="dxa"/>
+        <w:tblBorders>
+          <w:top w:val="single" w:sz="4" w:space="0" w:color="auto"/>
+          <w:left w:val="single" w:sz="4" w:space="0" w:color="auto"/>
+          <w:bottom w:val="single" w:sz="4" w:space="0" w:color="auto"/>
+          <w:right w:val="single" w:sz="4" w:space="0" w:color="auto"/>
+          <w:insideH w:val="single" w:sz="4" w:space="0" w:color="auto"/>
+          <w:insideV w:val="single" w:sz="4" w:space="0" w:color="auto"/>
+        </w:tblBorders>
+        <w:tblCellMar>
+          <w:left w:w="10" w:type="dxa"/>
+          <w:right w:w="10" w:type="dxa"/>
+        </w:tblCellMar>
+        <w:tblLook w:val="04A0" w:firstRow="1" w:lastRow="0" w:firstColumn="1" w:lastColumn="0" w:noHBand="0" w:noVBand="1"/>
+      </w:tblPr>
+      <w:tblGrid>
+        <w:gridCol w:w="1600"/>
+        <w:gridCol w:w="4000"/>
+        <w:gridCol w:w="3760"/>
+      </w:tblGrid>
+      <w:tr>
+        <w:tblPrEx>
+          <w:tblCellMar>
+            <w:top w:w="0" w:type="dxa"/>
+            <w:bottom w:w="0" w:type="dxa"/>
+          </w:tblCellMar>
+        </w:tblPrEx>
+        <w:trPr>
+          <w:tblHeader/>
+        </w:trPr>
+        <w:tc>
+          <w:tcPr>
+            <w:tcW w:w="1600" w:type="dxa"/>
+            <w:tcBorders>
+              <w:top w:val="single" w:sz="4" w:space="0" w:color="D0D5DD"/>
+              <w:left w:val="single" w:sz="4" w:space="0" w:color="D0D5DD"/>
+              <w:bottom w:val="single" w:sz="4" w:space="0" w:color="D0D5DD"/>
+              <w:right w:val="single" w:sz="4" w:space="0" w:color="D0D5DD"/>
+            </w:tcBorders>
+            <w:shd w:val="clear" w:color="auto" w:fill="2D3748"/>
+            <w:tcMar>
+              <w:top w:w="70" w:type="dxa"/>
+              <w:left w:w="110" w:type="dxa"/>
+              <w:bottom w:w="70" w:type="dxa"/>
+              <w:right w:w="110" w:type="dxa"/>
+            </w:tcMar>
+          </w:tcPr>
+          <w:p>
+            <w:r>
+              <w:rPr>
+                <w:b/>
+                <w:bCs/>
+                <w:color w:val="FFFFFF"/>
+                <w:sz w:val="19"/>
+                <w:szCs w:val="19"/>
+              </w:rPr>
+              <w:t xml:space="preserve">Coincidencia</w:t>
+            </w:r>
+          </w:p>
+        </w:tc>
+        <w:tc>
+          <w:tcPr>
+            <w:tcW w:w="4000" w:type="dxa"/>
+            <w:tcBorders>
+              <w:top w:val="single" w:sz="4" w:space="0" w:color="D0D5DD"/>
+              <w:left w:val="single" w:sz="4" w:space="0" w:color="D0D5DD"/>
+              <w:bottom w:val="single" w:sz="4" w:space="0" w:color="D0D5DD"/>
+              <w:right w:val="single" w:sz="4" w:space="0" w:color="D0D5DD"/>
+            </w:tcBorders>
+            <w:shd w:val="clear" w:color="auto" w:fill="2D3748"/>
+            <w:tcMar>
+              <w:top w:w="70" w:type="dxa"/>
+              <w:left w:w="110" w:type="dxa"/>
+              <w:bottom w:w="70" w:type="dxa"/>
+              <w:right w:w="110" w:type="dxa"/>
+            </w:tcMar>
+          </w:tcPr>
+          <w:p>
+            <w:r>
+              <w:rPr>
+                <w:b/>
+                <w:bCs/>
+                <w:color w:val="FFFFFF"/>
+                <w:sz w:val="19"/>
+                <w:szCs w:val="19"/>
+              </w:rPr>
+              <w:t xml:space="preserve">Condición</w:t>
+            </w:r>
+          </w:p>
+        </w:tc>
+        <w:tc>
+          <w:tcPr>
+            <w:tcW w:w="3760" w:type="dxa"/>
+            <w:tcBorders>
+              <w:top w:val="single" w:sz="4" w:space="0" w:color="D0D5DD"/>
+              <w:left w:val="single" w:sz="4" w:space="0" w:color="D0D5DD"/>
+              <w:bottom w:val="single" w:sz="4" w:space="0" w:color="D0D5DD"/>
+              <w:right w:val="single" w:sz="4" w:space="0" w:color="D0D5DD"/>
+            </w:tcBorders>
+            <w:shd w:val="clear" w:color="auto" w:fill="2D3748"/>
+            <w:tcMar>
+              <w:top w:w="70" w:type="dxa"/>
+              <w:left w:w="110" w:type="dxa"/>
+              <w:bottom w:w="70" w:type="dxa"/>
+              <w:right w:w="110" w:type="dxa"/>
+            </w:tcMar>
+          </w:tcPr>
+          <w:p>
+            <w:r>
+              <w:rPr>
+                <w:b/>
+                <w:bCs/>
+                <w:color w:val="FFFFFF"/>
+                <w:sz w:val="19"/>
+                <w:szCs w:val="19"/>
+              </w:rPr>
+              <w:t xml:space="preserve">Ejemplo</w:t>
+            </w:r>
+          </w:p>
+        </w:tc>
+      </w:tr>
+      <w:tr>
+        <w:tblPrEx>
+          <w:tblCellMar>
+            <w:top w:w="0" w:type="dxa"/>
+            <w:bottom w:w="0" w:type="dxa"/>
+          </w:tblCellMar>
+        </w:tblPrEx>
+        <w:trPr>
+          <w:cantSplit/>
+        </w:trPr>
+        <w:tc>
+          <w:tcPr>
+            <w:tcW w:w="1600" w:type="dxa"/>
+            <w:tcBorders>
+              <w:top w:val="single" w:sz="4" w:space="0" w:color="D0D5DD"/>
+              <w:left w:val="single" w:sz="4" w:space="0" w:color="D0D5DD"/>
+              <w:bottom w:val="single" w:sz="4" w:space="0" w:color="D0D5DD"/>
+              <w:right w:val="single" w:sz="4" w:space="0" w:color="D0D5DD"/>
+            </w:tcBorders>
+            <w:tcMar>
+              <w:top w:w="70" w:type="dxa"/>
+              <w:left w:w="110" w:type="dxa"/>
+              <w:bottom w:w="70" w:type="dxa"/>
+              <w:right w:w="110" w:type="dxa"/>
+            </w:tcMar>
+          </w:tcPr>
+          <w:p>
+            <w:r>
+              <w:rPr>
+                <w:sz w:val="19"/>
+                <w:szCs w:val="19"/>
+              </w:rPr>
+              <w:t xml:space="preserve">Alta</w:t>
+            </w:r>
+          </w:p>
+        </w:tc>
+        <w:tc>
+          <w:tcPr>
+            <w:tcW w:w="4000" w:type="dxa"/>
+            <w:tcBorders>
+              <w:top w:val="single" w:sz="4" w:space="0" w:color="D0D5DD"/>
+              <w:left w:val="single" w:sz="4" w:space="0" w:color="D0D5DD"/>
+              <w:bottom w:val="single" w:sz="4" w:space="0" w:color="D0D5DD"/>
+              <w:right w:val="single" w:sz="4" w:space="0" w:color="D0D5DD"/>
+            </w:tcBorders>
+            <w:tcMar>
+              <w:top w:w="70" w:type="dxa"/>
+              <w:left w:w="110" w:type="dxa"/>
+              <w:bottom w:w="70" w:type="dxa"/>
+              <w:right w:w="110" w:type="dxa"/>
+            </w:tcMar>
+          </w:tcPr>
+          <w:p>
+            <w:r>
+              <w:rPr>
+                <w:sz w:val="19"/>
+                <w:szCs w:val="19"/>
+              </w:rPr>
+              <w:t xml:space="preserve">Los nombres tienen las mismas palabras, en cualquier orden</w:t>
+            </w:r>
+          </w:p>
+        </w:tc>
+        <w:tc>
+          <w:tcPr>
+            <w:tcW w:w="3760" w:type="dxa"/>
+            <w:tcBorders>
+              <w:top w:val="single" w:sz="4" w:space="0" w:color="D0D5DD"/>
+              <w:left w:val="single" w:sz="4" w:space="0" w:color="D0D5DD"/>
+              <w:bottom w:val="single" w:sz="4" w:space="0" w:color="D0D5DD"/>
+              <w:right w:val="single" w:sz="4" w:space="0" w:color="D0D5DD"/>
+            </w:tcBorders>
+            <w:tcMar>
+              <w:top w:w="70" w:type="dxa"/>
+              <w:left w:w="110" w:type="dxa"/>
+              <w:bottom w:w="70" w:type="dxa"/>
+              <w:right w:w="110" w:type="dxa"/>
+            </w:tcMar>
+          </w:tcPr>
+          <w:p>
+            <w:r>
+              <w:rPr>
+                <w:sz w:val="19"/>
+                <w:szCs w:val="19"/>
+              </w:rPr>
+              <w:t xml:space="preserve">MARÍA JOSÉ y JOSÉ MARÍA</w:t>
+            </w:r>
+          </w:p>
+        </w:tc>
+      </w:tr>
+      <w:tr>
+        <w:tblPrEx>
+          <w:tblCellMar>
+            <w:top w:w="0" w:type="dxa"/>
+            <w:bottom w:w="0" w:type="dxa"/>
+          </w:tblCellMar>
+        </w:tblPrEx>
+        <w:trPr>
+          <w:cantSplit/>
+        </w:trPr>
+        <w:tc>
+          <w:tcPr>
+            <w:tcW w:w="1600" w:type="dxa"/>
+            <w:tcBorders>
+              <w:top w:val="single" w:sz="4" w:space="0" w:color="D0D5DD"/>
+              <w:left w:val="single" w:sz="4" w:space="0" w:color="D0D5DD"/>
+              <w:bottom w:val="single" w:sz="4" w:space="0" w:color="D0D5DD"/>
+              <w:right w:val="single" w:sz="4" w:space="0" w:color="D0D5DD"/>
+            </w:tcBorders>
+            <w:tcMar>
+              <w:top w:w="70" w:type="dxa"/>
+              <w:left w:w="110" w:type="dxa"/>
+              <w:bottom w:w="70" w:type="dxa"/>
+              <w:right w:w="110" w:type="dxa"/>
+            </w:tcMar>
+          </w:tcPr>
+          <w:p>
+            <w:r>
+              <w:rPr>
+                <w:sz w:val="19"/>
+                <w:szCs w:val="19"/>
+              </w:rPr>
+              <w:t xml:space="preserve">Media</w:t>
+            </w:r>
+          </w:p>
+        </w:tc>
+        <w:tc>
+          <w:tcPr>
+            <w:tcW w:w="4000" w:type="dxa"/>
+            <w:tcBorders>
+              <w:top w:val="single" w:sz="4" w:space="0" w:color="D0D5DD"/>
+              <w:left w:val="single" w:sz="4" w:space="0" w:color="D0D5DD"/>
+              <w:bottom w:val="single" w:sz="4" w:space="0" w:color="D0D5DD"/>
+              <w:right w:val="single" w:sz="4" w:space="0" w:color="D0D5DD"/>
+            </w:tcBorders>
+            <w:tcMar>
+              <w:top w:w="70" w:type="dxa"/>
+              <w:left w:w="110" w:type="dxa"/>
+              <w:bottom w:w="70" w:type="dxa"/>
+              <w:right w:w="110" w:type="dxa"/>
+            </w:tcMar>
+          </w:tcPr>
+          <w:p>
+            <w:r>
+              <w:rPr>
+                <w:sz w:val="19"/>
+                <w:szCs w:val="19"/>
+              </w:rPr>
+              <w:t xml:space="preserve">El nombre de uno contiene al del otro</w:t>
+            </w:r>
+          </w:p>
+        </w:tc>
+        <w:tc>
+          <w:tcPr>
+            <w:tcW w:w="3760" w:type="dxa"/>
+            <w:tcBorders>
+              <w:top w:val="single" w:sz="4" w:space="0" w:color="D0D5DD"/>
+              <w:left w:val="single" w:sz="4" w:space="0" w:color="D0D5DD"/>
+              <w:bottom w:val="single" w:sz="4" w:space="0" w:color="D0D5DD"/>
+              <w:right w:val="single" w:sz="4" w:space="0" w:color="D0D5DD"/>
+            </w:tcBorders>
+            <w:tcMar>
+              <w:top w:w="70" w:type="dxa"/>
+              <w:left w:w="110" w:type="dxa"/>
+              <w:bottom w:w="70" w:type="dxa"/>
+              <w:right w:w="110" w:type="dxa"/>
+            </w:tcMar>
+          </w:tcPr>
+          <w:p>
+            <w:r>
+              <w:rPr>
+                <w:sz w:val="19"/>
+                <w:szCs w:val="19"/>
+              </w:rPr>
+              <w:t xml:space="preserve">ANA y ANA SOFÍA</w:t>
+            </w:r>
+          </w:p>
+        </w:tc>
+      </w:tr>
+    </w:tbl>
+    <w:p>
+      <w:pPr>
+        <w:spacing w:after="120"/>
+      </w:pPr>
+    </w:p>
+    <w:p>
+      <w:pPr>
+        <w:spacing w:after="120"/>
+      </w:pPr>
+      <w:r>
+        <w:rPr>
+          <w:b/>
+          <w:bCs/>
+        </w:rPr>
+        <w:t xml:space="preserve">No</w:t>
+      </w:r>
+      <w:r>
+        <w:t xml:space="preserve"> se listan las personas con el mismo apellido y fecha de nacimiento pero nombres distintos (por ejemplo, hermanos gemelos), ni los pares que ya están registrados como familiares entre sí.</w:t>
+      </w:r>
+    </w:p>
+    <w:p>
+      <w:pPr>
+        <w:pBdr>
+          <w:left w:val="single" w:sz="24" w:space="8" w:color="F5A623"/>
+        </w:pBdr>
+        <w:shd w:val="clear" w:color="auto" w:fill="FFF6DF"/>
+        <w:spacing w:before="120" w:after="200"/>
+        <w:ind w:left="180" w:right="180"/>
+      </w:pPr>
+      <w:r>
+        <w:rPr>
+          <w:b/>
+          <w:bCs/>
+        </w:rPr>
+        <w:t xml:space="preserve">Importante: </w:t>
+      </w:r>
+      <w:r>
+        <w:t xml:space="preserve">la lista es solo una sugerencia: el sistema </w:t>
+      </w:r>
+      <w:r>
+        <w:rPr>
+          <w:b/>
+          <w:bCs/>
+        </w:rPr>
+        <w:t xml:space="preserve">nunca une registros por su cuenta</w:t>
+      </w:r>
+      <w:r>
+        <w:t xml:space="preserve">. Un par de la lista puede no ser un duplicado real, y puede haber duplicados que no aparezcan (por ejemplo, si el apellido o la fecha de nacimiento están escritos distinto). Para esos casos usa la búsqueda manual (sección 12.1).</w:t>
+      </w:r>
+    </w:p>
+    <w:p>
+      <w:pPr>
+        <w:pStyle w:val="Ttulo2"/>
+      </w:pPr>
+      <w:bookmarkStart w:id="209" w:name="_Toc900000109"/>
+      <w:r>
+        <w:t xml:space="preserve">13.2 Usar la lista</w:t>
+      </w:r>
+      <w:bookmarkEnd w:id="209"/>
+    </w:p>
+    <w:p>
+      <w:pPr>
+        <w:pStyle w:val="Prrafodelista"/>
+        <w:numPr>
+          <w:ilvl w:val="0"/>
+          <w:numId w:val="2"/>
+        </w:numPr>
+        <w:spacing w:after="60"/>
+      </w:pPr>
+      <w:r>
+        <w:rPr>
+          <w:b/>
+          <w:bCs/>
+        </w:rPr>
+        <w:t xml:space="preserve">País</w:t>
+      </w:r>
+      <w:r>
+        <w:t xml:space="preserve">: por defecto, Venezuela. Al cambiarlo, la lista se vuelve a calcular.</w:t>
+      </w:r>
+    </w:p>
+    <w:p>
+      <w:pPr>
+        <w:pStyle w:val="Prrafodelista"/>
+        <w:numPr>
+          <w:ilvl w:val="0"/>
+          <w:numId w:val="2"/>
+        </w:numPr>
+        <w:spacing w:after="60"/>
+      </w:pPr>
+      <w:r>
+        <w:rPr>
+          <w:b/>
+          <w:bCs/>
+        </w:rPr>
+        <w:t xml:space="preserve">Coincidencia</w:t>
+      </w:r>
+      <w:r>
+        <w:t xml:space="preserve">: muestra todas, solo las de coincidencia alta o solo las de coincidencia media.</w:t>
+      </w:r>
+    </w:p>
+    <w:p>
+      <w:pPr>
+        <w:pStyle w:val="Prrafodelista"/>
+        <w:numPr>
+          <w:ilvl w:val="0"/>
+          <w:numId w:val="2"/>
+        </w:numPr>
+        <w:spacing w:after="60"/>
+      </w:pPr>
+      <w:r>
+        <w:rPr>
+          <w:b/>
+          <w:bCs/>
+        </w:rPr>
+        <w:t xml:space="preserve">Filtrar</w:t>
+      </w:r>
+      <w:r>
+        <w:t xml:space="preserve">: busca por nombre, apellido o ID Digisalud.</w:t>
+      </w:r>
+    </w:p>
+    <w:p>
+      <w:pPr>
+        <w:pStyle w:val="Prrafodelista"/>
+        <w:numPr>
+          <w:ilvl w:val="0"/>
+          <w:numId w:val="2"/>
+        </w:numPr>
+        <w:spacing w:after="60"/>
+      </w:pPr>
+      <w:r>
+        <w:rPr>
+          <w:b/>
+          <w:bCs/>
+        </w:rPr>
+        <w:t xml:space="preserve">Actualizar</w:t>
+      </w:r>
+      <w:r>
+        <w:t xml:space="preserve">: vuelve a calcular la lista (útil después de unificar).</w:t>
+      </w:r>
+    </w:p>
+    <w:p>
+      <w:pPr>
+        <w:spacing w:after="120"/>
+      </w:pPr>
+      <w:r>
+        <w:t xml:space="preserve">Los recuadros superiores muestran cuántos pares hay por revisar y cuántos son de coincidencia alta y media. Cada fila muestra los dos registros con su ID Digisalud y cuántas jornadas, centros y pesquisas tiene cada uno, para que veas de un vistazo cuál tiene más información. La tabla muestra 25 pares por página y puede tardar unos segundos en aparecer.</w:t>
+      </w:r>
+    </w:p>
+    <w:p>
+      <w:pPr>
+        <w:keepNext/>
+        <w:spacing w:before="120" w:after="60"/>
+        <w:jc w:val="center"/>
+      </w:pPr>
+      <w:r>
+        <w:rPr>
+          <w:noProof/>
+        </w:rPr>
+        <w:drawing>
+          <wp:inline distT="0" distB="0" distL="0" distR="0">
+            <wp:extent cx="5715000" cy="3393281"/>
+            <wp:effectExtent l="0" t="0" r="0" b="0"/>
+            <wp:docPr id="2100000006" name="21_posibles_duplicados" descr="Figura 19. Lista de posibles duplicados (datos de ejemplo)." title="Figura 19. Lista de posibles duplicados (datos de ejemplo)."/>
+            <wp:cNvGraphicFramePr>
+              <a:graphicFrameLocks xmlns:a="http://schemas.openxmlformats.org/drawingml/2006/main" noChangeAspect="1"/>
+            </wp:cNvGraphicFramePr>
+            <a:graphic xmlns:a="http://schemas.openxmlformats.org/drawingml/2006/main">
+              <a:graphicData uri="http://schemas.openxmlformats.org/drawingml/2006/picture">
+                <pic:pic xmlns:pic="http://schemas.openxmlformats.org/drawingml/2006/picture">
+                  <pic:nvPicPr>
+                    <pic:cNvPr id="0" name=""/>
+                    <pic:cNvPicPr>
+                      <a:picLocks noChangeAspect="1" noChangeArrowheads="1"/>
+                    </pic:cNvPicPr>
+                  </pic:nvPicPr>
+                  <pic:blipFill>
+                    <a:blip r:embed="rId29"/>
+                    <a:srcRect/>
+                    <a:stretch>
+                      <a:fillRect/>
+                    </a:stretch>
+                  </pic:blipFill>
+                  <pic:spPr bwMode="auto">
+                    <a:xfrm>
+                      <a:off x="0" y="0"/>
+                      <a:ext cx="5715000" cy="3393281"/>
+                    </a:xfrm>
+                    <a:prstGeom prst="rect">
+                      <a:avLst/>
+                    </a:prstGeom>
+                  </pic:spPr>
+                </pic:pic>
+              </a:graphicData>
+            </a:graphic>
+          </wp:inline>
+        </w:drawing>
+      </w:r>
+    </w:p>
+    <w:p>
+      <w:pPr>
+        <w:spacing w:after="220"/>
+        <w:jc w:val="center"/>
+      </w:pPr>
+      <w:r>
+        <w:rPr>
+          <w:i/>
+          <w:iCs/>
+          <w:color w:val="667085"/>
+          <w:sz w:val="18"/>
+          <w:szCs w:val="18"/>
+        </w:rPr>
+        <w:t>Figura 19. Lista de posibles duplicados (datos de ejemplo).</w:t>
+      </w:r>
+    </w:p>
+    <w:p>
+      <w:pPr>
+        <w:spacing w:after="120"/>
+      </w:pPr>
+      <w:r>
+        <w:t xml:space="preserve">Pulsa </w:t>
+      </w:r>
+      <w:r>
+        <w:rPr>
+          <w:b/>
+          <w:bCs/>
+        </w:rPr>
+        <w:t xml:space="preserve">Revisar</w:t>
+      </w:r>
+      <w:r>
+        <w:t xml:space="preserve"> en un par: se abre directamente el paso 2 de la sección 12 con esos dos registros ya cargados. Elige cuál se queda y sigue los pasos. Al terminar —o si pulsas </w:t>
+      </w:r>
+      <w:r>
+        <w:rPr>
+          <w:b/>
+          <w:bCs/>
+        </w:rPr>
+        <w:t xml:space="preserve">Volver a la lista</w:t>
+      </w:r>
+      <w:r>
+        <w:t xml:space="preserve">— regresas a esta lista, donde el par ya no aparece.</w:t>
+      </w:r>
+    </w:p>
+    <w:p>
+      <w:pPr>
+        <w:pStyle w:val="Ttulo1"/>
+        <w:pageBreakBefore/>
+      </w:pPr>
       <w:bookmarkStart w:id="22" w:name="_Toc242974977"/>
       <w:r>
         <w:lastRenderedPageBreak/>
-        <w:t>12. Mensajes frecuentes</w:t>
+        <w:t>14. Mensajes frecuentes</w:t>
       </w:r>
       <w:bookmarkEnd w:id="22"/>
     </w:p>
@@ -9521,7 +12722,322 @@
                 <w:sz w:val="19"/>
                 <w:szCs w:val="19"/>
               </w:rPr>
-              <w:t>Los datos editados coinciden con otro beneficiario. Ver sección 8.3</w:t>
+              <w:t>Los datos editados coinciden con otro beneficiario. Ver sección 8.3. Si es la misma persona, usa Unificar Duplicados (sección 12)</w:t>
+            </w:r>
+          </w:p>
+        </w:tc>
+      </w:tr>
+      <w:tr>
+        <w:tblPrEx>
+          <w:tblCellMar>
+            <w:top w:w="0" w:type="dxa"/>
+            <w:bottom w:w="0" w:type="dxa"/>
+          </w:tblCellMar>
+        </w:tblPrEx>
+        <w:trPr>
+          <w:cantSplit/>
+        </w:trPr>
+        <w:tc>
+          <w:tcPr>
+            <w:tcW w:w="3744" w:type="dxa"/>
+            <w:tcBorders>
+              <w:top w:val="single" w:sz="4" w:space="0" w:color="D0D5DD"/>
+              <w:left w:val="single" w:sz="4" w:space="0" w:color="D0D5DD"/>
+              <w:bottom w:val="single" w:sz="4" w:space="0" w:color="D0D5DD"/>
+              <w:right w:val="single" w:sz="4" w:space="0" w:color="D0D5DD"/>
+            </w:tcBorders>
+            <w:tcMar>
+              <w:top w:w="70" w:type="dxa"/>
+              <w:left w:w="110" w:type="dxa"/>
+              <w:bottom w:w="70" w:type="dxa"/>
+              <w:right w:w="110" w:type="dxa"/>
+            </w:tcMar>
+          </w:tcPr>
+          <w:p>
+            <w:r>
+              <w:rPr>
+                <w:sz w:val="19"/>
+                <w:szCs w:val="19"/>
+              </w:rPr>
+              <w:t>Escribe al menos 2 letras en nombre, apellido o ID/cédula</w:t>
+            </w:r>
+          </w:p>
+        </w:tc>
+        <w:tc>
+          <w:tcPr>
+            <w:tcW w:w="5616" w:type="dxa"/>
+            <w:tcBorders>
+              <w:top w:val="single" w:sz="4" w:space="0" w:color="D0D5DD"/>
+              <w:left w:val="single" w:sz="4" w:space="0" w:color="D0D5DD"/>
+              <w:bottom w:val="single" w:sz="4" w:space="0" w:color="D0D5DD"/>
+              <w:right w:val="single" w:sz="4" w:space="0" w:color="D0D5DD"/>
+            </w:tcBorders>
+            <w:tcMar>
+              <w:top w:w="70" w:type="dxa"/>
+              <w:left w:w="110" w:type="dxa"/>
+              <w:bottom w:w="70" w:type="dxa"/>
+              <w:right w:w="110" w:type="dxa"/>
+            </w:tcMar>
+          </w:tcPr>
+          <w:p>
+            <w:r>
+              <w:rPr>
+                <w:sz w:val="19"/>
+                <w:szCs w:val="19"/>
+              </w:rPr>
+              <w:t>La búsqueda de Unificar Duplicados es demasiado corta. Escribe más letras</w:t>
+            </w:r>
+          </w:p>
+        </w:tc>
+      </w:tr>
+      <w:tr>
+        <w:tblPrEx>
+          <w:tblCellMar>
+            <w:top w:w="0" w:type="dxa"/>
+            <w:bottom w:w="0" w:type="dxa"/>
+          </w:tblCellMar>
+        </w:tblPrEx>
+        <w:trPr>
+          <w:cantSplit/>
+        </w:trPr>
+        <w:tc>
+          <w:tcPr>
+            <w:tcW w:w="3744" w:type="dxa"/>
+            <w:tcBorders>
+              <w:top w:val="single" w:sz="4" w:space="0" w:color="D0D5DD"/>
+              <w:left w:val="single" w:sz="4" w:space="0" w:color="D0D5DD"/>
+              <w:bottom w:val="single" w:sz="4" w:space="0" w:color="D0D5DD"/>
+              <w:right w:val="single" w:sz="4" w:space="0" w:color="D0D5DD"/>
+            </w:tcBorders>
+            <w:tcMar>
+              <w:top w:w="70" w:type="dxa"/>
+              <w:left w:w="110" w:type="dxa"/>
+              <w:bottom w:w="70" w:type="dxa"/>
+              <w:right w:w="110" w:type="dxa"/>
+            </w:tcMar>
+          </w:tcPr>
+          <w:p>
+            <w:r>
+              <w:rPr>
+                <w:sz w:val="19"/>
+                <w:szCs w:val="19"/>
+              </w:rPr>
+              <w:t>No se encontró a nadie</w:t>
+            </w:r>
+          </w:p>
+        </w:tc>
+        <w:tc>
+          <w:tcPr>
+            <w:tcW w:w="5616" w:type="dxa"/>
+            <w:tcBorders>
+              <w:top w:val="single" w:sz="4" w:space="0" w:color="D0D5DD"/>
+              <w:left w:val="single" w:sz="4" w:space="0" w:color="D0D5DD"/>
+              <w:bottom w:val="single" w:sz="4" w:space="0" w:color="D0D5DD"/>
+              <w:right w:val="single" w:sz="4" w:space="0" w:color="D0D5DD"/>
+            </w:tcBorders>
+            <w:tcMar>
+              <w:top w:w="70" w:type="dxa"/>
+              <w:left w:w="110" w:type="dxa"/>
+              <w:bottom w:w="70" w:type="dxa"/>
+              <w:right w:w="110" w:type="dxa"/>
+            </w:tcMar>
+          </w:tcPr>
+          <w:p>
+            <w:r>
+              <w:rPr>
+                <w:sz w:val="19"/>
+                <w:szCs w:val="19"/>
+              </w:rPr>
+              <w:t>No hay registros con ese texto. Prueba con menos letras o con otro campo (sección 12.1)</w:t>
+            </w:r>
+          </w:p>
+        </w:tc>
+      </w:tr>
+      <w:tr>
+        <w:tblPrEx>
+          <w:tblCellMar>
+            <w:top w:w="0" w:type="dxa"/>
+            <w:bottom w:w="0" w:type="dxa"/>
+          </w:tblCellMar>
+        </w:tblPrEx>
+        <w:trPr>
+          <w:cantSplit/>
+        </w:trPr>
+        <w:tc>
+          <w:tcPr>
+            <w:tcW w:w="3744" w:type="dxa"/>
+            <w:tcBorders>
+              <w:top w:val="single" w:sz="4" w:space="0" w:color="D0D5DD"/>
+              <w:left w:val="single" w:sz="4" w:space="0" w:color="D0D5DD"/>
+              <w:bottom w:val="single" w:sz="4" w:space="0" w:color="D0D5DD"/>
+              <w:right w:val="single" w:sz="4" w:space="0" w:color="D0D5DD"/>
+            </w:tcBorders>
+            <w:tcMar>
+              <w:top w:w="70" w:type="dxa"/>
+              <w:left w:w="110" w:type="dxa"/>
+              <w:bottom w:w="70" w:type="dxa"/>
+              <w:right w:w="110" w:type="dxa"/>
+            </w:tcMar>
+          </w:tcPr>
+          <w:p>
+            <w:r>
+              <w:rPr>
+                <w:sz w:val="19"/>
+                <w:szCs w:val="19"/>
+              </w:rPr>
+              <w:t>El beneficiario … no existe (¿ya fue unificado?)</w:t>
+            </w:r>
+          </w:p>
+        </w:tc>
+        <w:tc>
+          <w:tcPr>
+            <w:tcW w:w="5616" w:type="dxa"/>
+            <w:tcBorders>
+              <w:top w:val="single" w:sz="4" w:space="0" w:color="D0D5DD"/>
+              <w:left w:val="single" w:sz="4" w:space="0" w:color="D0D5DD"/>
+              <w:bottom w:val="single" w:sz="4" w:space="0" w:color="D0D5DD"/>
+              <w:right w:val="single" w:sz="4" w:space="0" w:color="D0D5DD"/>
+            </w:tcBorders>
+            <w:tcMar>
+              <w:top w:w="70" w:type="dxa"/>
+              <w:left w:w="110" w:type="dxa"/>
+              <w:bottom w:w="70" w:type="dxa"/>
+              <w:right w:w="110" w:type="dxa"/>
+            </w:tcMar>
+          </w:tcPr>
+          <w:p>
+            <w:r>
+              <w:rPr>
+                <w:sz w:val="19"/>
+                <w:szCs w:val="19"/>
+              </w:rPr>
+              <w:t>Otra persona ya unificó ese registro. Vuelve a buscar</w:t>
+            </w:r>
+          </w:p>
+        </w:tc>
+      </w:tr>
+      <w:tr>
+        <w:tblPrEx>
+          <w:tblCellMar>
+            <w:top w:w="0" w:type="dxa"/>
+            <w:bottom w:w="0" w:type="dxa"/>
+          </w:tblCellMar>
+        </w:tblPrEx>
+        <w:trPr>
+          <w:cantSplit/>
+        </w:trPr>
+        <w:tc>
+          <w:tcPr>
+            <w:tcW w:w="3744" w:type="dxa"/>
+            <w:tcBorders>
+              <w:top w:val="single" w:sz="4" w:space="0" w:color="D0D5DD"/>
+              <w:left w:val="single" w:sz="4" w:space="0" w:color="D0D5DD"/>
+              <w:bottom w:val="single" w:sz="4" w:space="0" w:color="D0D5DD"/>
+              <w:right w:val="single" w:sz="4" w:space="0" w:color="D0D5DD"/>
+            </w:tcBorders>
+            <w:tcMar>
+              <w:top w:w="70" w:type="dxa"/>
+              <w:left w:w="110" w:type="dxa"/>
+              <w:bottom w:w="70" w:type="dxa"/>
+              <w:right w:w="110" w:type="dxa"/>
+            </w:tcMar>
+          </w:tcPr>
+          <w:p>
+            <w:r>
+              <w:rPr>
+                <w:sz w:val="19"/>
+                <w:szCs w:val="19"/>
+              </w:rPr>
+              <w:t>No se pudo unificar. No se guardó ningún cambio.</w:t>
+            </w:r>
+          </w:p>
+        </w:tc>
+        <w:tc>
+          <w:tcPr>
+            <w:tcW w:w="5616" w:type="dxa"/>
+            <w:tcBorders>
+              <w:top w:val="single" w:sz="4" w:space="0" w:color="D0D5DD"/>
+              <w:left w:val="single" w:sz="4" w:space="0" w:color="D0D5DD"/>
+              <w:bottom w:val="single" w:sz="4" w:space="0" w:color="D0D5DD"/>
+              <w:right w:val="single" w:sz="4" w:space="0" w:color="D0D5DD"/>
+            </w:tcBorders>
+            <w:tcMar>
+              <w:top w:w="70" w:type="dxa"/>
+              <w:left w:w="110" w:type="dxa"/>
+              <w:bottom w:w="70" w:type="dxa"/>
+              <w:right w:w="110" w:type="dxa"/>
+            </w:tcMar>
+          </w:tcPr>
+          <w:p>
+            <w:r>
+              <w:rPr>
+                <w:sz w:val="19"/>
+                <w:szCs w:val="19"/>
+              </w:rPr>
+              <w:t>Ocurrió un error y no se modificó nada. Intenta de nuevo; si se repite, avisa al administrador del sistema</w:t>
+            </w:r>
+          </w:p>
+        </w:tc>
+      </w:tr>
+      <w:tr>
+        <w:tblPrEx>
+          <w:tblCellMar>
+            <w:top w:w="0" w:type="dxa"/>
+            <w:bottom w:w="0" w:type="dxa"/>
+          </w:tblCellMar>
+        </w:tblPrEx>
+        <w:trPr>
+          <w:cantSplit/>
+        </w:trPr>
+        <w:tc>
+          <w:tcPr>
+            <w:tcW w:w="3744" w:type="dxa"/>
+            <w:tcBorders>
+              <w:top w:val="single" w:sz="4" w:space="0" w:color="D0D5DD"/>
+              <w:left w:val="single" w:sz="4" w:space="0" w:color="D0D5DD"/>
+              <w:bottom w:val="single" w:sz="4" w:space="0" w:color="D0D5DD"/>
+              <w:right w:val="single" w:sz="4" w:space="0" w:color="D0D5DD"/>
+            </w:tcBorders>
+            <w:tcMar>
+              <w:top w:w="70" w:type="dxa"/>
+              <w:left w:w="110" w:type="dxa"/>
+              <w:bottom w:w="70" w:type="dxa"/>
+              <w:right w:w="110" w:type="dxa"/>
+            </w:tcMar>
+          </w:tcPr>
+          <w:p>
+            <w:r>
+              <w:rPr>
+                <w:sz w:val="19"/>
+                <w:szCs w:val="19"/>
+              </w:rPr>
+              <w:t>No se detectaron posibles duplicados</w:t>
+            </w:r>
+          </w:p>
+        </w:tc>
+        <w:tc>
+          <w:tcPr>
+            <w:tcW w:w="5616" w:type="dxa"/>
+            <w:tcBorders>
+              <w:top w:val="single" w:sz="4" w:space="0" w:color="D0D5DD"/>
+              <w:left w:val="single" w:sz="4" w:space="0" w:color="D0D5DD"/>
+              <w:bottom w:val="single" w:sz="4" w:space="0" w:color="D0D5DD"/>
+              <w:right w:val="single" w:sz="4" w:space="0" w:color="D0D5DD"/>
+            </w:tcBorders>
+            <w:tcMar>
+              <w:top w:w="70" w:type="dxa"/>
+              <w:left w:w="110" w:type="dxa"/>
+              <w:bottom w:w="70" w:type="dxa"/>
+              <w:right w:w="110" w:type="dxa"/>
+            </w:tcMar>
+          </w:tcPr>
+          <w:p>
+            <w:r>
+              <w:rPr>
+                <w:sz w:val="19"/>
+                <w:szCs w:val="19"/>
+              </w:rPr>
+              <w:t>No hay pares que cumplan los criterios en ese país (sección 13.1)</w:t>
             </w:r>
           </w:p>
         </w:tc>
@@ -10847,7 +14363,7 @@
     <w:unhideWhenUsed/>
     <w:rsid w:val="00400E19"/>
     <w:pPr>
-      <w:spacing w:after="100"/>
+      <w:spacing w:after="60"/>
     </w:pPr>
   </w:style>
   <w:style w:type="paragraph" w:styleId="TDC2">
@@ -10859,7 +14375,7 @@
     <w:unhideWhenUsed/>
     <w:rsid w:val="00400E19"/>
     <w:pPr>
-      <w:spacing w:after="100"/>
+      <w:spacing w:after="60"/>
       <w:ind w:left="210"/>
     </w:pPr>
   </w:style>

--- a/plantillas/Manual_de_Usuario.docx
+++ b/plantillas/Manual_de_Usuario.docx
@@ -55,7 +55,7 @@
         <w:spacing w:after="120"/>
       </w:pPr>
       <w:r>
-        <w:t>Versión 2.1 · Actualizado el 19/10/2026</w:t>
+        <w:t>Versión 2.2 · Actualizado el 19/10/2026</w:t>
       </w:r>
     </w:p>
     <w:p>
@@ -300,6 +300,52 @@
       </w:r>
       <w:r>
         <w:t xml:space="preserve"> ahora es un submenú con tres opciones.</w:t>
+      </w:r>
+    </w:p>
+    <w:p>
+      <w:pPr>
+        <w:pStyle w:val="Prrafodelista"/>
+        <w:numPr>
+          <w:ilvl w:val="0"/>
+          <w:numId w:val="2"/>
+        </w:numPr>
+        <w:spacing w:after="60"/>
+      </w:pPr>
+      <w:r>
+        <w:t xml:space="preserve">Nueva opción </w:t>
+      </w:r>
+      <w:r>
+        <w:rPr>
+          <w:b/>
+          <w:bCs/>
+        </w:rPr>
+        <w:t xml:space="preserve">Evaluaciones Duplicadas</w:t>
+      </w:r>
+      <w:r>
+        <w:t xml:space="preserve"> (menú Centros): detecta las mediciones repetidas de un centro, por ejemplo cuando un mismo Excel se cargó varias veces, y elimina las sobrantes con vista previa y confirmación.</w:t>
+      </w:r>
+    </w:p>
+    <w:p>
+      <w:pPr>
+        <w:pStyle w:val="Prrafodelista"/>
+        <w:numPr>
+          <w:ilvl w:val="0"/>
+          <w:numId w:val="2"/>
+        </w:numPr>
+        <w:spacing w:after="60"/>
+      </w:pPr>
+      <w:r>
+        <w:t xml:space="preserve">El menú </w:t>
+      </w:r>
+      <w:r>
+        <w:rPr>
+          <w:b/>
+          <w:bCs/>
+        </w:rPr>
+        <w:t xml:space="preserve">Centros</w:t>
+      </w:r>
+      <w:r>
+        <w:t xml:space="preserve"> ahora tiene tres opciones.</w:t>
       </w:r>
     </w:p>
     <w:p>
@@ -2824,13 +2870,415 @@
               <w14:ligatures w14:val="standardContextual"/>
             </w:rPr>
           </w:pPr>
+          <w:hyperlink w:anchor="_Toc900000301" w:history="1">
+            <w:r>
+              <w:rPr>
+                <w:rStyle w:val="Hipervnculo"/>
+                <w:noProof/>
+              </w:rPr>
+              <w:t>14. Evaluaciones duplicadas en centros</w:t>
+            </w:r>
+            <w:r>
+              <w:rPr>
+                <w:noProof/>
+              </w:rPr>
+              <w:tab/>
+            </w:r>
+            <w:r>
+              <w:rPr>
+                <w:noProof/>
+              </w:rPr>
+              <w:fldChar w:fldCharType="begin"/>
+            </w:r>
+            <w:r>
+              <w:rPr>
+                <w:noProof/>
+              </w:rPr>
+              <w:instrText xml:space="preserve"> PAGEREF _Toc900000301 \h </w:instrText>
+            </w:r>
+            <w:r>
+              <w:rPr>
+                <w:noProof/>
+              </w:rPr>
+            </w:r>
+            <w:r>
+              <w:rPr>
+                <w:noProof/>
+              </w:rPr>
+              <w:fldChar w:fldCharType="separate"/>
+            </w:r>
+            <w:r>
+              <w:rPr>
+                <w:noProof/>
+              </w:rPr>
+              <w:t>30</w:t>
+            </w:r>
+            <w:r>
+              <w:rPr>
+                <w:noProof/>
+              </w:rPr>
+              <w:fldChar w:fldCharType="end"/>
+            </w:r>
+          </w:hyperlink>
+        </w:p>
+        <w:p>
+          <w:pPr>
+            <w:pStyle w:val="TDC2"/>
+            <w:tabs>
+              <w:tab w:val="right" w:leader="dot" w:pos="9350"/>
+            </w:tabs>
+            <w:rPr>
+              <w:rFonts w:asciiTheme="minorHAnsi" w:eastAsiaTheme="minorEastAsia" w:hAnsiTheme="minorHAnsi" w:cstheme="minorBidi"/>
+              <w:noProof/>
+              <w:color w:val="auto"/>
+              <w:kern w:val="2"/>
+              <w:sz w:val="24"/>
+              <w:szCs w:val="24"/>
+              <w14:ligatures w14:val="standardContextual"/>
+            </w:rPr>
+          </w:pPr>
+          <w:hyperlink w:anchor="_Toc900000302" w:history="1">
+            <w:r>
+              <w:rPr>
+                <w:rStyle w:val="Hipervnculo"/>
+                <w:noProof/>
+              </w:rPr>
+              <w:t>14.1 Cuándo una medición está repetida</w:t>
+            </w:r>
+            <w:r>
+              <w:rPr>
+                <w:noProof/>
+              </w:rPr>
+              <w:tab/>
+            </w:r>
+            <w:r>
+              <w:rPr>
+                <w:noProof/>
+              </w:rPr>
+              <w:fldChar w:fldCharType="begin"/>
+            </w:r>
+            <w:r>
+              <w:rPr>
+                <w:noProof/>
+              </w:rPr>
+              <w:instrText xml:space="preserve"> PAGEREF _Toc900000302 \h </w:instrText>
+            </w:r>
+            <w:r>
+              <w:rPr>
+                <w:noProof/>
+              </w:rPr>
+            </w:r>
+            <w:r>
+              <w:rPr>
+                <w:noProof/>
+              </w:rPr>
+              <w:fldChar w:fldCharType="separate"/>
+            </w:r>
+            <w:r>
+              <w:rPr>
+                <w:noProof/>
+              </w:rPr>
+              <w:t>30</w:t>
+            </w:r>
+            <w:r>
+              <w:rPr>
+                <w:noProof/>
+              </w:rPr>
+              <w:fldChar w:fldCharType="end"/>
+            </w:r>
+          </w:hyperlink>
+        </w:p>
+        <w:p>
+          <w:pPr>
+            <w:pStyle w:val="TDC2"/>
+            <w:tabs>
+              <w:tab w:val="right" w:leader="dot" w:pos="9350"/>
+            </w:tabs>
+            <w:rPr>
+              <w:rFonts w:asciiTheme="minorHAnsi" w:eastAsiaTheme="minorEastAsia" w:hAnsiTheme="minorHAnsi" w:cstheme="minorBidi"/>
+              <w:noProof/>
+              <w:color w:val="auto"/>
+              <w:kern w:val="2"/>
+              <w:sz w:val="24"/>
+              <w:szCs w:val="24"/>
+              <w14:ligatures w14:val="standardContextual"/>
+            </w:rPr>
+          </w:pPr>
+          <w:hyperlink w:anchor="_Toc900000303" w:history="1">
+            <w:r>
+              <w:rPr>
+                <w:rStyle w:val="Hipervnculo"/>
+                <w:noProof/>
+              </w:rPr>
+              <w:t>14.2 Paso 1: Elegir plataforma, cliente y centro</w:t>
+            </w:r>
+            <w:r>
+              <w:rPr>
+                <w:noProof/>
+              </w:rPr>
+              <w:tab/>
+            </w:r>
+            <w:r>
+              <w:rPr>
+                <w:noProof/>
+              </w:rPr>
+              <w:fldChar w:fldCharType="begin"/>
+            </w:r>
+            <w:r>
+              <w:rPr>
+                <w:noProof/>
+              </w:rPr>
+              <w:instrText xml:space="preserve"> PAGEREF _Toc900000303 \h </w:instrText>
+            </w:r>
+            <w:r>
+              <w:rPr>
+                <w:noProof/>
+              </w:rPr>
+            </w:r>
+            <w:r>
+              <w:rPr>
+                <w:noProof/>
+              </w:rPr>
+              <w:fldChar w:fldCharType="separate"/>
+            </w:r>
+            <w:r>
+              <w:rPr>
+                <w:noProof/>
+              </w:rPr>
+              <w:t>30</w:t>
+            </w:r>
+            <w:r>
+              <w:rPr>
+                <w:noProof/>
+              </w:rPr>
+              <w:fldChar w:fldCharType="end"/>
+            </w:r>
+          </w:hyperlink>
+        </w:p>
+        <w:p>
+          <w:pPr>
+            <w:pStyle w:val="TDC2"/>
+            <w:tabs>
+              <w:tab w:val="right" w:leader="dot" w:pos="9350"/>
+            </w:tabs>
+            <w:rPr>
+              <w:rFonts w:asciiTheme="minorHAnsi" w:eastAsiaTheme="minorEastAsia" w:hAnsiTheme="minorHAnsi" w:cstheme="minorBidi"/>
+              <w:noProof/>
+              <w:color w:val="auto"/>
+              <w:kern w:val="2"/>
+              <w:sz w:val="24"/>
+              <w:szCs w:val="24"/>
+              <w14:ligatures w14:val="standardContextual"/>
+            </w:rPr>
+          </w:pPr>
+          <w:hyperlink w:anchor="_Toc900000304" w:history="1">
+            <w:r>
+              <w:rPr>
+                <w:rStyle w:val="Hipervnculo"/>
+                <w:noProof/>
+              </w:rPr>
+              <w:t>14.3 Limpieza rápida de copias idénticas</w:t>
+            </w:r>
+            <w:r>
+              <w:rPr>
+                <w:noProof/>
+              </w:rPr>
+              <w:tab/>
+            </w:r>
+            <w:r>
+              <w:rPr>
+                <w:noProof/>
+              </w:rPr>
+              <w:fldChar w:fldCharType="begin"/>
+            </w:r>
+            <w:r>
+              <w:rPr>
+                <w:noProof/>
+              </w:rPr>
+              <w:instrText xml:space="preserve"> PAGEREF _Toc900000304 \h </w:instrText>
+            </w:r>
+            <w:r>
+              <w:rPr>
+                <w:noProof/>
+              </w:rPr>
+            </w:r>
+            <w:r>
+              <w:rPr>
+                <w:noProof/>
+              </w:rPr>
+              <w:fldChar w:fldCharType="separate"/>
+            </w:r>
+            <w:r>
+              <w:rPr>
+                <w:noProof/>
+              </w:rPr>
+              <w:t>31</w:t>
+            </w:r>
+            <w:r>
+              <w:rPr>
+                <w:noProof/>
+              </w:rPr>
+              <w:fldChar w:fldCharType="end"/>
+            </w:r>
+          </w:hyperlink>
+        </w:p>
+        <w:p>
+          <w:pPr>
+            <w:pStyle w:val="TDC2"/>
+            <w:tabs>
+              <w:tab w:val="right" w:leader="dot" w:pos="9350"/>
+            </w:tabs>
+            <w:rPr>
+              <w:rFonts w:asciiTheme="minorHAnsi" w:eastAsiaTheme="minorEastAsia" w:hAnsiTheme="minorHAnsi" w:cstheme="minorBidi"/>
+              <w:noProof/>
+              <w:color w:val="auto"/>
+              <w:kern w:val="2"/>
+              <w:sz w:val="24"/>
+              <w:szCs w:val="24"/>
+              <w14:ligatures w14:val="standardContextual"/>
+            </w:rPr>
+          </w:pPr>
+          <w:hyperlink w:anchor="_Toc900000305" w:history="1">
+            <w:r>
+              <w:rPr>
+                <w:rStyle w:val="Hipervnculo"/>
+                <w:noProof/>
+              </w:rPr>
+              <w:t>14.4 Revisar un beneficiario</w:t>
+            </w:r>
+            <w:r>
+              <w:rPr>
+                <w:noProof/>
+              </w:rPr>
+              <w:tab/>
+            </w:r>
+            <w:r>
+              <w:rPr>
+                <w:noProof/>
+              </w:rPr>
+              <w:fldChar w:fldCharType="begin"/>
+            </w:r>
+            <w:r>
+              <w:rPr>
+                <w:noProof/>
+              </w:rPr>
+              <w:instrText xml:space="preserve"> PAGEREF _Toc900000305 \h </w:instrText>
+            </w:r>
+            <w:r>
+              <w:rPr>
+                <w:noProof/>
+              </w:rPr>
+            </w:r>
+            <w:r>
+              <w:rPr>
+                <w:noProof/>
+              </w:rPr>
+              <w:fldChar w:fldCharType="separate"/>
+            </w:r>
+            <w:r>
+              <w:rPr>
+                <w:noProof/>
+              </w:rPr>
+              <w:t>32</w:t>
+            </w:r>
+            <w:r>
+              <w:rPr>
+                <w:noProof/>
+              </w:rPr>
+              <w:fldChar w:fldCharType="end"/>
+            </w:r>
+          </w:hyperlink>
+        </w:p>
+        <w:p>
+          <w:pPr>
+            <w:pStyle w:val="TDC2"/>
+            <w:tabs>
+              <w:tab w:val="right" w:leader="dot" w:pos="9350"/>
+            </w:tabs>
+            <w:rPr>
+              <w:rFonts w:asciiTheme="minorHAnsi" w:eastAsiaTheme="minorEastAsia" w:hAnsiTheme="minorHAnsi" w:cstheme="minorBidi"/>
+              <w:noProof/>
+              <w:color w:val="auto"/>
+              <w:kern w:val="2"/>
+              <w:sz w:val="24"/>
+              <w:szCs w:val="24"/>
+              <w14:ligatures w14:val="standardContextual"/>
+            </w:rPr>
+          </w:pPr>
+          <w:hyperlink w:anchor="_Toc900000306" w:history="1">
+            <w:r>
+              <w:rPr>
+                <w:rStyle w:val="Hipervnculo"/>
+                <w:noProof/>
+              </w:rPr>
+              <w:t>14.5 Confirmación y resultado</w:t>
+            </w:r>
+            <w:r>
+              <w:rPr>
+                <w:noProof/>
+              </w:rPr>
+              <w:tab/>
+            </w:r>
+            <w:r>
+              <w:rPr>
+                <w:noProof/>
+              </w:rPr>
+              <w:fldChar w:fldCharType="begin"/>
+            </w:r>
+            <w:r>
+              <w:rPr>
+                <w:noProof/>
+              </w:rPr>
+              <w:instrText xml:space="preserve"> PAGEREF _Toc900000306 \h </w:instrText>
+            </w:r>
+            <w:r>
+              <w:rPr>
+                <w:noProof/>
+              </w:rPr>
+            </w:r>
+            <w:r>
+              <w:rPr>
+                <w:noProof/>
+              </w:rPr>
+              <w:fldChar w:fldCharType="separate"/>
+            </w:r>
+            <w:r>
+              <w:rPr>
+                <w:noProof/>
+              </w:rPr>
+              <w:t>33</w:t>
+            </w:r>
+            <w:r>
+              <w:rPr>
+                <w:noProof/>
+              </w:rPr>
+              <w:fldChar w:fldCharType="end"/>
+            </w:r>
+          </w:hyperlink>
+        </w:p>
+        <w:p>
+          <w:pPr>
+            <w:pStyle w:val="TDC1"/>
+            <w:tabs>
+              <w:tab w:val="right" w:leader="dot" w:pos="9350"/>
+            </w:tabs>
+            <w:rPr>
+              <w:rFonts w:asciiTheme="minorHAnsi" w:eastAsiaTheme="minorEastAsia" w:hAnsiTheme="minorHAnsi" w:cstheme="minorBidi"/>
+              <w:noProof/>
+              <w:color w:val="auto"/>
+              <w:kern w:val="2"/>
+              <w:sz w:val="24"/>
+              <w:szCs w:val="24"/>
+              <w14:ligatures w14:val="standardContextual"/>
+            </w:rPr>
+          </w:pPr>
           <w:hyperlink w:anchor="_Toc242974977" w:history="1">
             <w:r>
               <w:rPr>
                 <w:rStyle w:val="Hipervnculo"/>
                 <w:noProof/>
               </w:rPr>
-              <w:t>14. Mensajes frecuentes</w:t>
+              <w:t>15. Mensajes frecuentes</w:t>
             </w:r>
             <w:r>
               <w:rPr>
@@ -2865,7 +3313,7 @@
               <w:rPr>
                 <w:noProof/>
               </w:rPr>
-              <w:t>30</w:t>
+              <w:t>34</w:t>
             </w:r>
             <w:r>
               <w:rPr>
@@ -3431,6 +3879,69 @@
                 <w:szCs w:val="19"/>
               </w:rPr>
               <w:t>Centros › Copiar Beneficiarios J-C</w:t>
+            </w:r>
+          </w:p>
+        </w:tc>
+      </w:tr>
+      <w:tr>
+        <w:tblPrEx>
+          <w:tblCellMar>
+            <w:top w:w="0" w:type="dxa"/>
+            <w:bottom w:w="0" w:type="dxa"/>
+          </w:tblCellMar>
+        </w:tblPrEx>
+        <w:trPr>
+          <w:cantSplit/>
+        </w:trPr>
+        <w:tc>
+          <w:tcPr>
+            <w:tcW w:w="6404" w:type="dxa"/>
+            <w:tcBorders>
+              <w:top w:val="single" w:sz="4" w:space="0" w:color="D0D5DD"/>
+              <w:left w:val="single" w:sz="4" w:space="0" w:color="D0D5DD"/>
+              <w:bottom w:val="single" w:sz="4" w:space="0" w:color="D0D5DD"/>
+              <w:right w:val="single" w:sz="4" w:space="0" w:color="D0D5DD"/>
+            </w:tcBorders>
+            <w:tcMar>
+              <w:top w:w="70" w:type="dxa"/>
+              <w:left w:w="110" w:type="dxa"/>
+              <w:bottom w:w="70" w:type="dxa"/>
+              <w:right w:w="110" w:type="dxa"/>
+            </w:tcMar>
+          </w:tcPr>
+          <w:p>
+            <w:r>
+              <w:rPr>
+                <w:sz w:val="19"/>
+                <w:szCs w:val="19"/>
+              </w:rPr>
+              <w:t>Eliminar las evaluaciones repetidas de un centro (por ejemplo, un Excel cargado varias veces)</w:t>
+            </w:r>
+          </w:p>
+        </w:tc>
+        <w:tc>
+          <w:tcPr>
+            <w:tcW w:w="2956" w:type="dxa"/>
+            <w:tcBorders>
+              <w:top w:val="single" w:sz="4" w:space="0" w:color="D0D5DD"/>
+              <w:left w:val="single" w:sz="4" w:space="0" w:color="D0D5DD"/>
+              <w:bottom w:val="single" w:sz="4" w:space="0" w:color="D0D5DD"/>
+              <w:right w:val="single" w:sz="4" w:space="0" w:color="D0D5DD"/>
+            </w:tcBorders>
+            <w:tcMar>
+              <w:top w:w="70" w:type="dxa"/>
+              <w:left w:w="110" w:type="dxa"/>
+              <w:bottom w:w="70" w:type="dxa"/>
+              <w:right w:w="110" w:type="dxa"/>
+            </w:tcMar>
+          </w:tcPr>
+          <w:p>
+            <w:r>
+              <w:rPr>
+                <w:sz w:val="19"/>
+                <w:szCs w:val="19"/>
+              </w:rPr>
+              <w:t>Centros › Evaluaciones Duplicadas</w:t>
             </w:r>
           </w:p>
         </w:tc>
@@ -4005,7 +4516,7 @@
         </w:rPr>
         <w:drawing>
           <wp:inline distT="0" distB="0" distL="0" distR="0" wp14:anchorId="21343A6D" wp14:editId="6BB224A9">
-            <wp:extent cx="1310268" cy="4297680"/>
+            <wp:extent cx="1310268" cy="4528286"/>
             <wp:effectExtent l="0" t="0" r="0" b="0"/>
             <wp:docPr id="1325760473" name="04_sidebar" descr="Menú lateral con los submenús desplegados." title="Menú lateral con los submenús desplegados."/>
             <wp:cNvGraphicFramePr>
@@ -4030,7 +4541,7 @@
                   <pic:spPr bwMode="auto">
                     <a:xfrm>
                       <a:off x="0" y="0"/>
-                      <a:ext cx="1310268" cy="4297680"/>
+                      <a:ext cx="1310268" cy="4528286"/>
                     </a:xfrm>
                     <a:prstGeom prst="rect">
                       <a:avLst/>
@@ -4462,6 +4973,69 @@
                 <w:szCs w:val="19"/>
               </w:rPr>
               <w:t>Pasar beneficiarios de una jornada a un centro (sección 11)</w:t>
+            </w:r>
+          </w:p>
+        </w:tc>
+      </w:tr>
+      <w:tr>
+        <w:tblPrEx>
+          <w:tblCellMar>
+            <w:top w:w="0" w:type="dxa"/>
+            <w:bottom w:w="0" w:type="dxa"/>
+          </w:tblCellMar>
+        </w:tblPrEx>
+        <w:trPr>
+          <w:cantSplit/>
+        </w:trPr>
+        <w:tc>
+          <w:tcPr>
+            <w:tcW w:w="3744" w:type="dxa"/>
+            <w:tcBorders>
+              <w:top w:val="single" w:sz="4" w:space="0" w:color="D0D5DD"/>
+              <w:left w:val="single" w:sz="4" w:space="0" w:color="D0D5DD"/>
+              <w:bottom w:val="single" w:sz="4" w:space="0" w:color="D0D5DD"/>
+              <w:right w:val="single" w:sz="4" w:space="0" w:color="D0D5DD"/>
+            </w:tcBorders>
+            <w:tcMar>
+              <w:top w:w="70" w:type="dxa"/>
+              <w:left w:w="110" w:type="dxa"/>
+              <w:bottom w:w="70" w:type="dxa"/>
+              <w:right w:w="110" w:type="dxa"/>
+            </w:tcMar>
+          </w:tcPr>
+          <w:p>
+            <w:r>
+              <w:rPr>
+                <w:sz w:val="19"/>
+                <w:szCs w:val="19"/>
+              </w:rPr>
+              <w:t>Centros › Evaluaciones Duplicadas</w:t>
+            </w:r>
+          </w:p>
+        </w:tc>
+        <w:tc>
+          <w:tcPr>
+            <w:tcW w:w="5616" w:type="dxa"/>
+            <w:tcBorders>
+              <w:top w:val="single" w:sz="4" w:space="0" w:color="D0D5DD"/>
+              <w:left w:val="single" w:sz="4" w:space="0" w:color="D0D5DD"/>
+              <w:bottom w:val="single" w:sz="4" w:space="0" w:color="D0D5DD"/>
+              <w:right w:val="single" w:sz="4" w:space="0" w:color="D0D5DD"/>
+            </w:tcBorders>
+            <w:tcMar>
+              <w:top w:w="70" w:type="dxa"/>
+              <w:left w:w="110" w:type="dxa"/>
+              <w:bottom w:w="70" w:type="dxa"/>
+              <w:right w:w="110" w:type="dxa"/>
+            </w:tcMar>
+          </w:tcPr>
+          <w:p>
+            <w:r>
+              <w:rPr>
+                <w:sz w:val="19"/>
+                <w:szCs w:val="19"/>
+              </w:rPr>
+              <w:t>Eliminar evaluaciones repetidas de un centro (sección 14)</w:t>
             </w:r>
           </w:p>
         </w:tc>
@@ -12061,10 +12635,1700 @@
         <w:pStyle w:val="Ttulo1"/>
         <w:pageBreakBefore/>
       </w:pPr>
+      <w:bookmarkStart w:id="401" w:name="_Toc900000301"/>
+      <w:r>
+        <w:t xml:space="preserve">14. Evaluaciones duplicadas en centros</w:t>
+      </w:r>
+      <w:bookmarkEnd w:id="401"/>
+    </w:p>
+    <w:p>
+      <w:pPr>
+        <w:spacing w:after="120"/>
+      </w:pPr>
+      <w:r>
+        <w:t xml:space="preserve">Menú </w:t>
+      </w:r>
+      <w:r>
+        <w:rPr>
+          <w:b/>
+          <w:bCs/>
+        </w:rPr>
+        <w:t xml:space="preserve">Centros › Evaluaciones Duplicadas</w:t>
+      </w:r>
+      <w:r>
+        <w:t xml:space="preserve">. Sirve cuando el mismo Excel de pesquisas se cargó más de una vez en un centro y quedaron mediciones repetidas. La pantalla las encuentra, te las muestra lado a lado y elimina las sobrantes.</w:t>
+      </w:r>
+    </w:p>
+    <w:p>
+      <w:pPr>
+        <w:spacing w:after="120"/>
+      </w:pPr>
+      <w:r>
+        <w:t xml:space="preserve">Solo aplica a </w:t>
+      </w:r>
+      <w:r>
+        <w:rPr>
+          <w:b/>
+          <w:bCs/>
+        </w:rPr>
+        <w:t xml:space="preserve">centros</w:t>
+      </w:r>
+      <w:r>
+        <w:t xml:space="preserve">: en un centro una persona puede tener varias evaluaciones (por eso una carga repetida no se rechaza), mientras que en una jornada el sistema no permite evaluar dos veces a la misma persona.</w:t>
+      </w:r>
+    </w:p>
+    <w:p>
+      <w:pPr>
+        <w:pBdr>
+          <w:left w:val="single" w:sz="24" w:space="8" w:color="F5A623"/>
+        </w:pBdr>
+        <w:shd w:val="clear" w:color="auto" w:fill="FFF6DF"/>
+        <w:spacing w:before="120" w:after="200"/>
+        <w:ind w:left="180" w:right="180"/>
+      </w:pPr>
+      <w:r>
+        <w:rPr>
+          <w:b/>
+          <w:bCs/>
+        </w:rPr>
+        <w:t xml:space="preserve">Importante: </w:t>
+      </w:r>
+      <w:r>
+        <w:t xml:space="preserve">al eliminar, las mediciones sobrantes </w:t>
+      </w:r>
+      <w:r>
+        <w:rPr>
+          <w:b/>
+          <w:bCs/>
+        </w:rPr>
+        <w:t xml:space="preserve">se borran definitivamente</w:t>
+      </w:r>
+      <w:r>
+        <w:t xml:space="preserve"> y la acción </w:t>
+      </w:r>
+      <w:r>
+        <w:rPr>
+          <w:b/>
+          <w:bCs/>
+        </w:rPr>
+        <w:t xml:space="preserve">no se puede deshacer</w:t>
+      </w:r>
+      <w:r>
+        <w:t xml:space="preserve">. Antes de confirmar, el sistema te muestra cuántas se eliminarán y cuáles se conservan.</w:t>
+      </w:r>
+    </w:p>
+    <w:p>
+      <w:pPr>
+        <w:pStyle w:val="Ttulo2"/>
+      </w:pPr>
+      <w:bookmarkStart w:id="402" w:name="_Toc900000302"/>
+      <w:r>
+        <w:t xml:space="preserve">14.1 Cuándo una medición está repetida</w:t>
+      </w:r>
+      <w:bookmarkEnd w:id="402"/>
+    </w:p>
+    <w:p>
+      <w:pPr>
+        <w:spacing w:after="120"/>
+      </w:pPr>
+      <w:r>
+        <w:t xml:space="preserve">Una medición es un valor de un tipo de pesquisa, por ejemplo el peso o la hemoglobina. Está </w:t>
+      </w:r>
+      <w:r>
+        <w:rPr>
+          <w:b/>
+          <w:bCs/>
+        </w:rPr>
+        <w:t xml:space="preserve">repetida</w:t>
+      </w:r>
+      <w:r>
+        <w:t xml:space="preserve"> cuando hay más de una con la misma persona, el mismo centro, el mismo tipo de pesquisa y la misma fecha de evaluación. Las evaluaciones de fechas distintas no son repetidas.</w:t>
+      </w:r>
+    </w:p>
+    <w:p>
+      <w:pPr>
+        <w:spacing w:after="120"/>
+      </w:pPr>
+      <w:r>
+        <w:t xml:space="preserve">Cada vez que se carga un Excel, sus mediciones se guardan en el mismo instante y forman una </w:t>
+      </w:r>
+      <w:r>
+        <w:rPr>
+          <w:b/>
+          <w:bCs/>
+        </w:rPr>
+        <w:t xml:space="preserve">carga</w:t>
+      </w:r>
+      <w:r>
+        <w:t xml:space="preserve">. Si el archivo se cargó cuatro veces, la persona tiene cuatro cargas de la misma fecha. Según sus valores, el sistema distingue dos casos:</w:t>
+      </w:r>
+    </w:p>
+    <w:tbl>
+      <w:tblPr>
+        <w:tblW w:w="9360" w:type="dxa"/>
+        <w:tblBorders>
+          <w:top w:val="single" w:sz="4" w:space="0" w:color="auto"/>
+          <w:left w:val="single" w:sz="4" w:space="0" w:color="auto"/>
+          <w:bottom w:val="single" w:sz="4" w:space="0" w:color="auto"/>
+          <w:right w:val="single" w:sz="4" w:space="0" w:color="auto"/>
+          <w:insideH w:val="single" w:sz="4" w:space="0" w:color="auto"/>
+          <w:insideV w:val="single" w:sz="4" w:space="0" w:color="auto"/>
+        </w:tblBorders>
+        <w:tblCellMar>
+          <w:left w:w="10" w:type="dxa"/>
+          <w:right w:w="10" w:type="dxa"/>
+        </w:tblCellMar>
+        <w:tblLook w:val="04A0" w:firstRow="1" w:lastRow="0" w:firstColumn="1" w:lastColumn="0" w:noHBand="0" w:noVBand="1"/>
+      </w:tblPr>
+      <w:tblGrid>
+        <w:gridCol w:w="2200"/>
+        <w:gridCol w:w="3560"/>
+        <w:gridCol w:w="3600"/>
+      </w:tblGrid>
+      <w:tr>
+        <w:tblPrEx>
+          <w:tblCellMar>
+            <w:top w:w="0" w:type="dxa"/>
+            <w:bottom w:w="0" w:type="dxa"/>
+          </w:tblCellMar>
+        </w:tblPrEx>
+        <w:trPr>
+          <w:tblHeader/>
+        </w:trPr>
+        <w:tc>
+          <w:tcPr>
+            <w:tcW w:w="2200" w:type="dxa"/>
+            <w:tcBorders>
+              <w:top w:val="single" w:sz="4" w:space="0" w:color="D0D5DD"/>
+              <w:left w:val="single" w:sz="4" w:space="0" w:color="D0D5DD"/>
+              <w:bottom w:val="single" w:sz="4" w:space="0" w:color="D0D5DD"/>
+              <w:right w:val="single" w:sz="4" w:space="0" w:color="D0D5DD"/>
+            </w:tcBorders>
+            <w:shd w:val="clear" w:color="auto" w:fill="2D3748"/>
+            <w:tcMar>
+              <w:top w:w="70" w:type="dxa"/>
+              <w:left w:w="110" w:type="dxa"/>
+              <w:bottom w:w="70" w:type="dxa"/>
+              <w:right w:w="110" w:type="dxa"/>
+            </w:tcMar>
+          </w:tcPr>
+          <w:p>
+            <w:r>
+              <w:rPr>
+                <w:b/>
+                <w:bCs/>
+                <w:color w:val="FFFFFF"/>
+                <w:sz w:val="19"/>
+                <w:szCs w:val="19"/>
+              </w:rPr>
+              <w:t xml:space="preserve">Caso</w:t>
+            </w:r>
+          </w:p>
+        </w:tc>
+        <w:tc>
+          <w:tcPr>
+            <w:tcW w:w="3560" w:type="dxa"/>
+            <w:tcBorders>
+              <w:top w:val="single" w:sz="4" w:space="0" w:color="D0D5DD"/>
+              <w:left w:val="single" w:sz="4" w:space="0" w:color="D0D5DD"/>
+              <w:bottom w:val="single" w:sz="4" w:space="0" w:color="D0D5DD"/>
+              <w:right w:val="single" w:sz="4" w:space="0" w:color="D0D5DD"/>
+            </w:tcBorders>
+            <w:shd w:val="clear" w:color="auto" w:fill="2D3748"/>
+            <w:tcMar>
+              <w:top w:w="70" w:type="dxa"/>
+              <w:left w:w="110" w:type="dxa"/>
+              <w:bottom w:w="70" w:type="dxa"/>
+              <w:right w:w="110" w:type="dxa"/>
+            </w:tcMar>
+          </w:tcPr>
+          <w:p>
+            <w:r>
+              <w:rPr>
+                <w:b/>
+                <w:bCs/>
+                <w:color w:val="FFFFFF"/>
+                <w:sz w:val="19"/>
+                <w:szCs w:val="19"/>
+              </w:rPr>
+              <w:t xml:space="preserve">Qué significa</w:t>
+            </w:r>
+          </w:p>
+        </w:tc>
+        <w:tc>
+          <w:tcPr>
+            <w:tcW w:w="3600" w:type="dxa"/>
+            <w:tcBorders>
+              <w:top w:val="single" w:sz="4" w:space="0" w:color="D0D5DD"/>
+              <w:left w:val="single" w:sz="4" w:space="0" w:color="D0D5DD"/>
+              <w:bottom w:val="single" w:sz="4" w:space="0" w:color="D0D5DD"/>
+              <w:right w:val="single" w:sz="4" w:space="0" w:color="D0D5DD"/>
+            </w:tcBorders>
+            <w:shd w:val="clear" w:color="auto" w:fill="2D3748"/>
+            <w:tcMar>
+              <w:top w:w="70" w:type="dxa"/>
+              <w:left w:w="110" w:type="dxa"/>
+              <w:bottom w:w="70" w:type="dxa"/>
+              <w:right w:w="110" w:type="dxa"/>
+            </w:tcMar>
+          </w:tcPr>
+          <w:p>
+            <w:r>
+              <w:rPr>
+                <w:b/>
+                <w:bCs/>
+                <w:color w:val="FFFFFF"/>
+                <w:sz w:val="19"/>
+                <w:szCs w:val="19"/>
+              </w:rPr>
+              <w:t xml:space="preserve">Qué hace el sistema</w:t>
+            </w:r>
+          </w:p>
+        </w:tc>
+      </w:tr>
+      <w:tr>
+        <w:tblPrEx>
+          <w:tblCellMar>
+            <w:top w:w="0" w:type="dxa"/>
+            <w:bottom w:w="0" w:type="dxa"/>
+          </w:tblCellMar>
+        </w:tblPrEx>
+        <w:trPr>
+          <w:cantSplit/>
+        </w:trPr>
+        <w:tc>
+          <w:tcPr>
+            <w:tcW w:w="2200" w:type="dxa"/>
+            <w:tcBorders>
+              <w:top w:val="single" w:sz="4" w:space="0" w:color="D0D5DD"/>
+              <w:left w:val="single" w:sz="4" w:space="0" w:color="D0D5DD"/>
+              <w:bottom w:val="single" w:sz="4" w:space="0" w:color="D0D5DD"/>
+              <w:right w:val="single" w:sz="4" w:space="0" w:color="D0D5DD"/>
+            </w:tcBorders>
+            <w:tcMar>
+              <w:top w:w="70" w:type="dxa"/>
+              <w:left w:w="110" w:type="dxa"/>
+              <w:bottom w:w="70" w:type="dxa"/>
+              <w:right w:w="110" w:type="dxa"/>
+            </w:tcMar>
+          </w:tcPr>
+          <w:p>
+            <w:r>
+              <w:rPr>
+                <w:sz w:val="19"/>
+                <w:szCs w:val="19"/>
+              </w:rPr>
+              <w:t xml:space="preserve">Idénticas</w:t>
+            </w:r>
+          </w:p>
+        </w:tc>
+        <w:tc>
+          <w:tcPr>
+            <w:tcW w:w="3560" w:type="dxa"/>
+            <w:tcBorders>
+              <w:top w:val="single" w:sz="4" w:space="0" w:color="D0D5DD"/>
+              <w:left w:val="single" w:sz="4" w:space="0" w:color="D0D5DD"/>
+              <w:bottom w:val="single" w:sz="4" w:space="0" w:color="D0D5DD"/>
+              <w:right w:val="single" w:sz="4" w:space="0" w:color="D0D5DD"/>
+            </w:tcBorders>
+            <w:tcMar>
+              <w:top w:w="70" w:type="dxa"/>
+              <w:left w:w="110" w:type="dxa"/>
+              <w:bottom w:w="70" w:type="dxa"/>
+              <w:right w:w="110" w:type="dxa"/>
+            </w:tcMar>
+          </w:tcPr>
+          <w:p>
+            <w:r>
+              <w:rPr>
+                <w:sz w:val="19"/>
+                <w:szCs w:val="19"/>
+              </w:rPr>
+              <w:t xml:space="preserve">Todas las copias tienen el mismo valor.</w:t>
+            </w:r>
+          </w:p>
+        </w:tc>
+        <w:tc>
+          <w:tcPr>
+            <w:tcW w:w="3600" w:type="dxa"/>
+            <w:tcBorders>
+              <w:top w:val="single" w:sz="4" w:space="0" w:color="D0D5DD"/>
+              <w:left w:val="single" w:sz="4" w:space="0" w:color="D0D5DD"/>
+              <w:bottom w:val="single" w:sz="4" w:space="0" w:color="D0D5DD"/>
+              <w:right w:val="single" w:sz="4" w:space="0" w:color="D0D5DD"/>
+            </w:tcBorders>
+            <w:tcMar>
+              <w:top w:w="70" w:type="dxa"/>
+              <w:left w:w="110" w:type="dxa"/>
+              <w:bottom w:w="70" w:type="dxa"/>
+              <w:right w:w="110" w:type="dxa"/>
+            </w:tcMar>
+          </w:tcPr>
+          <w:p>
+            <w:r>
+              <w:rPr>
+                <w:sz w:val="19"/>
+                <w:szCs w:val="19"/>
+              </w:rPr>
+              <w:t xml:space="preserve">No hay nada que decidir: se conserva la primera carga. Se pueden limpiar todas juntas (sección 14.3).</w:t>
+            </w:r>
+          </w:p>
+        </w:tc>
+      </w:tr>
+      <w:tr>
+        <w:tblPrEx>
+          <w:tblCellMar>
+            <w:top w:w="0" w:type="dxa"/>
+            <w:bottom w:w="0" w:type="dxa"/>
+          </w:tblCellMar>
+        </w:tblPrEx>
+        <w:trPr>
+          <w:cantSplit/>
+        </w:trPr>
+        <w:tc>
+          <w:tcPr>
+            <w:tcW w:w="2200" w:type="dxa"/>
+            <w:tcBorders>
+              <w:top w:val="single" w:sz="4" w:space="0" w:color="D0D5DD"/>
+              <w:left w:val="single" w:sz="4" w:space="0" w:color="D0D5DD"/>
+              <w:bottom w:val="single" w:sz="4" w:space="0" w:color="D0D5DD"/>
+              <w:right w:val="single" w:sz="4" w:space="0" w:color="D0D5DD"/>
+            </w:tcBorders>
+            <w:tcMar>
+              <w:top w:w="70" w:type="dxa"/>
+              <w:left w:w="110" w:type="dxa"/>
+              <w:bottom w:w="70" w:type="dxa"/>
+              <w:right w:w="110" w:type="dxa"/>
+            </w:tcMar>
+          </w:tcPr>
+          <w:p>
+            <w:r>
+              <w:rPr>
+                <w:sz w:val="19"/>
+                <w:szCs w:val="19"/>
+              </w:rPr>
+              <w:t xml:space="preserve">Valores distintos</w:t>
+            </w:r>
+          </w:p>
+        </w:tc>
+        <w:tc>
+          <w:tcPr>
+            <w:tcW w:w="3560" w:type="dxa"/>
+            <w:tcBorders>
+              <w:top w:val="single" w:sz="4" w:space="0" w:color="D0D5DD"/>
+              <w:left w:val="single" w:sz="4" w:space="0" w:color="D0D5DD"/>
+              <w:bottom w:val="single" w:sz="4" w:space="0" w:color="D0D5DD"/>
+              <w:right w:val="single" w:sz="4" w:space="0" w:color="D0D5DD"/>
+            </w:tcBorders>
+            <w:tcMar>
+              <w:top w:w="70" w:type="dxa"/>
+              <w:left w:w="110" w:type="dxa"/>
+              <w:bottom w:w="70" w:type="dxa"/>
+              <w:right w:w="110" w:type="dxa"/>
+            </w:tcMar>
+          </w:tcPr>
+          <w:p>
+            <w:r>
+              <w:rPr>
+                <w:sz w:val="19"/>
+                <w:szCs w:val="19"/>
+              </w:rPr>
+              <w:t xml:space="preserve">Algún tipo de pesquisa tiene valores diferentes entre las copias (por ejemplo, hemoglobina 11.2 y 12.4).</w:t>
+            </w:r>
+          </w:p>
+        </w:tc>
+        <w:tc>
+          <w:tcPr>
+            <w:tcW w:w="3600" w:type="dxa"/>
+            <w:tcBorders>
+              <w:top w:val="single" w:sz="4" w:space="0" w:color="D0D5DD"/>
+              <w:left w:val="single" w:sz="4" w:space="0" w:color="D0D5DD"/>
+              <w:bottom w:val="single" w:sz="4" w:space="0" w:color="D0D5DD"/>
+              <w:right w:val="single" w:sz="4" w:space="0" w:color="D0D5DD"/>
+            </w:tcBorders>
+            <w:tcMar>
+              <w:top w:w="70" w:type="dxa"/>
+              <w:left w:w="110" w:type="dxa"/>
+              <w:bottom w:w="70" w:type="dxa"/>
+              <w:right w:w="110" w:type="dxa"/>
+            </w:tcMar>
+          </w:tcPr>
+          <w:p>
+            <w:r>
+              <w:rPr>
+                <w:sz w:val="19"/>
+                <w:szCs w:val="19"/>
+              </w:rPr>
+              <w:t xml:space="preserve">Debes elegir qué carga se conserva (sección 14.4). Por defecto se propone la primera.</w:t>
+            </w:r>
+          </w:p>
+        </w:tc>
+      </w:tr>
+    </w:tbl>
+    <w:p>
+      <w:pPr>
+        <w:spacing w:after="120"/>
+      </w:pPr>
+    </w:p>
+    <w:p>
+      <w:pPr>
+        <w:spacing w:after="120"/>
+      </w:pPr>
+      <w:r>
+        <w:t xml:space="preserve">Las versiones antiguas que el sistema guarda como historial de una medición corregida no se muestran ni se modifican: solo se revisan las mediciones vigentes.</w:t>
+      </w:r>
+    </w:p>
+    <w:p>
+      <w:pPr>
+        <w:pStyle w:val="Ttulo2"/>
+      </w:pPr>
+      <w:bookmarkStart w:id="403" w:name="_Toc900000303"/>
+      <w:r>
+        <w:t xml:space="preserve">14.2 Paso 1: Elegir plataforma, cliente y centro</w:t>
+      </w:r>
+      <w:bookmarkEnd w:id="403"/>
+    </w:p>
+    <w:p>
+      <w:pPr>
+        <w:pStyle w:val="Prrafodelista"/>
+        <w:numPr>
+          <w:ilvl w:val="0"/>
+          <w:numId w:val="2"/>
+        </w:numPr>
+        <w:spacing w:after="60"/>
+      </w:pPr>
+      <w:r>
+        <w:rPr>
+          <w:b/>
+          <w:bCs/>
+        </w:rPr>
+        <w:t xml:space="preserve">Plataforma</w:t>
+      </w:r>
+      <w:r>
+        <w:t xml:space="preserve">: el país donde están los datos. Al cambiarlo, la pantalla se recarga.</w:t>
+      </w:r>
+    </w:p>
+    <w:p>
+      <w:pPr>
+        <w:pStyle w:val="Prrafodelista"/>
+        <w:numPr>
+          <w:ilvl w:val="0"/>
+          <w:numId w:val="2"/>
+        </w:numPr>
+        <w:spacing w:after="60"/>
+      </w:pPr>
+      <w:r>
+        <w:rPr>
+          <w:b/>
+          <w:bCs/>
+        </w:rPr>
+        <w:t xml:space="preserve">Cliente</w:t>
+      </w:r>
+      <w:r>
+        <w:t xml:space="preserve">: la organización dueña del centro. Entre paréntesis aparece cuántos centros tiene.</w:t>
+      </w:r>
+    </w:p>
+    <w:p>
+      <w:pPr>
+        <w:pStyle w:val="Prrafodelista"/>
+        <w:numPr>
+          <w:ilvl w:val="0"/>
+          <w:numId w:val="2"/>
+        </w:numPr>
+        <w:spacing w:after="60"/>
+      </w:pPr>
+      <w:r>
+        <w:rPr>
+          <w:b/>
+          <w:bCs/>
+        </w:rPr>
+        <w:t xml:space="preserve">Centro</w:t>
+      </w:r>
+      <w:r>
+        <w:t xml:space="preserve">: junto al nombre aparece cuántas mediciones repetidas tiene. Al elegirlo se muestra el resumen.</w:t>
+      </w:r>
+    </w:p>
+    <w:p>
+      <w:pPr>
+        <w:spacing w:after="120"/>
+      </w:pPr>
+      <w:r>
+        <w:t xml:space="preserve">Los cuatro recuadros superiores indican cuántos beneficiarios tienen repetidas, cuántas mediciones sobran en total, cuántas son </w:t>
+      </w:r>
+      <w:r>
+        <w:rPr>
+          <w:b/>
+          <w:bCs/>
+        </w:rPr>
+        <w:t xml:space="preserve">idénticas</w:t>
+      </w:r>
+      <w:r>
+        <w:t xml:space="preserve"> (se limpian solas) y cuántas tienen </w:t>
+      </w:r>
+      <w:r>
+        <w:rPr>
+          <w:b/>
+          <w:bCs/>
+        </w:rPr>
+        <w:t xml:space="preserve">valores distintos</w:t>
+      </w:r>
+      <w:r>
+        <w:t xml:space="preserve"> y requieren revisión. Debajo, la tabla </w:t>
+      </w:r>
+      <w:r>
+        <w:rPr>
+          <w:b/>
+          <w:bCs/>
+        </w:rPr>
+        <w:t xml:space="preserve">Beneficiarios del centro</w:t>
+      </w:r>
+      <w:r>
+        <w:t xml:space="preserve"> muestra, por persona, las fechas evaluadas, las fechas con repetidas y las mediciones sobrantes, ordenadas de más a menos. La columna </w:t>
+      </w:r>
+      <w:r>
+        <w:rPr>
+          <w:b/>
+          <w:bCs/>
+        </w:rPr>
+        <w:t xml:space="preserve">Tipo</w:t>
+      </w:r>
+      <w:r>
+        <w:t xml:space="preserve"> indica si son «Idénticas», de «Valores distintos» o si la persona no tiene repetidas.</w:t>
+      </w:r>
+    </w:p>
+    <w:p>
+      <w:pPr>
+        <w:pStyle w:val="Prrafodelista"/>
+        <w:numPr>
+          <w:ilvl w:val="0"/>
+          <w:numId w:val="2"/>
+        </w:numPr>
+        <w:spacing w:after="60"/>
+      </w:pPr>
+      <w:r>
+        <w:rPr>
+          <w:b/>
+          <w:bCs/>
+        </w:rPr>
+        <w:t xml:space="preserve">Buscar</w:t>
+      </w:r>
+      <w:r>
+        <w:t xml:space="preserve">: filtra por nombre, apellido o ID Digisalud.</w:t>
+      </w:r>
+    </w:p>
+    <w:p>
+      <w:pPr>
+        <w:pStyle w:val="Prrafodelista"/>
+        <w:numPr>
+          <w:ilvl w:val="0"/>
+          <w:numId w:val="2"/>
+        </w:numPr>
+        <w:spacing w:after="60"/>
+      </w:pPr>
+      <w:r>
+        <w:rPr>
+          <w:b/>
+          <w:bCs/>
+        </w:rPr>
+        <w:t xml:space="preserve">Incluir beneficiarios sin repetidas</w:t>
+      </w:r>
+      <w:r>
+        <w:t xml:space="preserve">: agrega a la lista a las personas que no tienen repetidas (botón </w:t>
+      </w:r>
+      <w:r>
+        <w:rPr>
+          <w:b/>
+          <w:bCs/>
+        </w:rPr>
+        <w:t xml:space="preserve">Ver</w:t>
+      </w:r>
+      <w:r>
+        <w:t xml:space="preserve">). Sirve para comprobar a una persona concreta.</w:t>
+      </w:r>
+    </w:p>
+    <w:p>
+      <w:pPr>
+        <w:keepNext/>
+        <w:spacing w:before="120" w:after="60"/>
+        <w:jc w:val="center"/>
+      </w:pPr>
+      <w:r>
+        <w:rPr>
+          <w:noProof/>
+        </w:rPr>
+        <w:drawing>
+          <wp:inline distT="0" distB="0" distL="0" distR="0">
+            <wp:extent cx="5715000" cy="3006328"/>
+            <wp:effectExtent l="0" t="0" r="0" b="0"/>
+            <wp:docPr id="2100000007" name="22_evaluaciones_lista" descr="Figura 20. Resumen del centro y lista de beneficiarios (datos de ejemplo)." title="Figura 20. Resumen del centro y lista de beneficiarios (datos de ejemplo)."/>
+            <wp:cNvGraphicFramePr>
+              <a:graphicFrameLocks xmlns:a="http://schemas.openxmlformats.org/drawingml/2006/main" noChangeAspect="1"/>
+            </wp:cNvGraphicFramePr>
+            <a:graphic xmlns:a="http://schemas.openxmlformats.org/drawingml/2006/main">
+              <a:graphicData uri="http://schemas.openxmlformats.org/drawingml/2006/picture">
+                <pic:pic xmlns:pic="http://schemas.openxmlformats.org/drawingml/2006/picture">
+                  <pic:nvPicPr>
+                    <pic:cNvPr id="0" name=""/>
+                    <pic:cNvPicPr>
+                      <a:picLocks noChangeAspect="1" noChangeArrowheads="1"/>
+                    </pic:cNvPicPr>
+                  </pic:nvPicPr>
+                  <pic:blipFill>
+                    <a:blip r:embed="rId30"/>
+                    <a:srcRect/>
+                    <a:stretch>
+                      <a:fillRect/>
+                    </a:stretch>
+                  </pic:blipFill>
+                  <pic:spPr bwMode="auto">
+                    <a:xfrm>
+                      <a:off x="0" y="0"/>
+                      <a:ext cx="5715000" cy="3006328"/>
+                    </a:xfrm>
+                    <a:prstGeom prst="rect">
+                      <a:avLst/>
+                    </a:prstGeom>
+                  </pic:spPr>
+                </pic:pic>
+              </a:graphicData>
+            </a:graphic>
+          </wp:inline>
+        </w:drawing>
+      </w:r>
+    </w:p>
+    <w:p>
+      <w:pPr>
+        <w:spacing w:after="220"/>
+        <w:jc w:val="center"/>
+      </w:pPr>
+      <w:r>
+        <w:rPr>
+          <w:i/>
+          <w:iCs/>
+          <w:color w:val="667085"/>
+          <w:sz w:val="18"/>
+          <w:szCs w:val="18"/>
+        </w:rPr>
+        <w:t>Figura 20. Resumen del centro y lista de beneficiarios (datos de ejemplo).</w:t>
+      </w:r>
+    </w:p>
+    <w:p>
+      <w:pPr>
+        <w:pStyle w:val="Ttulo2"/>
+      </w:pPr>
+      <w:bookmarkStart w:id="404" w:name="_Toc900000304"/>
+      <w:r>
+        <w:t xml:space="preserve">14.3 Limpieza rápida de copias idénticas</w:t>
+      </w:r>
+      <w:bookmarkEnd w:id="404"/>
+    </w:p>
+    <w:p>
+      <w:pPr>
+        <w:spacing w:after="120"/>
+      </w:pPr>
+      <w:r>
+        <w:t xml:space="preserve">Cuando el centro tiene copias idénticas aparece una franja amarilla con el botón </w:t>
+      </w:r>
+      <w:r>
+        <w:rPr>
+          <w:b/>
+          <w:bCs/>
+        </w:rPr>
+        <w:t xml:space="preserve">Eliminar repetidas idénticas del centro</w:t>
+      </w:r>
+      <w:r>
+        <w:t xml:space="preserve">. Elimina de una sola vez las copias idénticas de </w:t>
+      </w:r>
+      <w:r>
+        <w:rPr>
+          <w:b/>
+          <w:bCs/>
+        </w:rPr>
+        <w:t xml:space="preserve">todos</w:t>
+      </w:r>
+      <w:r>
+        <w:t xml:space="preserve"> los beneficiarios del centro y conserva la primera carga de cada medición. Las mediciones con valores distintos </w:t>
+      </w:r>
+      <w:r>
+        <w:rPr>
+          <w:b/>
+          <w:bCs/>
+        </w:rPr>
+        <w:t xml:space="preserve">no se tocan</w:t>
+      </w:r>
+      <w:r>
+        <w:t xml:space="preserve">: esas se revisan una por una.</w:t>
+      </w:r>
+    </w:p>
+    <w:p>
+      <w:pPr>
+        <w:pStyle w:val="Prrafodelista"/>
+        <w:numPr>
+          <w:ilvl w:val="0"/>
+          <w:numId w:val="2"/>
+        </w:numPr>
+        <w:spacing w:after="60"/>
+      </w:pPr>
+      <w:r>
+        <w:t xml:space="preserve">Pulsa </w:t>
+      </w:r>
+      <w:r>
+        <w:rPr>
+          <w:b/>
+          <w:bCs/>
+        </w:rPr>
+        <w:t xml:space="preserve">Eliminar repetidas idénticas del centro</w:t>
+      </w:r>
+      <w:r>
+        <w:t xml:space="preserve">.</w:t>
+      </w:r>
+    </w:p>
+    <w:p>
+      <w:pPr>
+        <w:pStyle w:val="Prrafodelista"/>
+        <w:numPr>
+          <w:ilvl w:val="0"/>
+          <w:numId w:val="2"/>
+        </w:numPr>
+        <w:spacing w:after="60"/>
+      </w:pPr>
+      <w:r>
+        <w:t xml:space="preserve">La ventana </w:t>
+      </w:r>
+      <w:r>
+        <w:rPr>
+          <w:b/>
+          <w:bCs/>
+        </w:rPr>
+        <w:t xml:space="preserve">Confirmar acción</w:t>
+      </w:r>
+      <w:r>
+        <w:t xml:space="preserve"> indica cuántas mediciones se eliminarán, de cuántos beneficiarios y de qué centro.</w:t>
+      </w:r>
+    </w:p>
+    <w:p>
+      <w:pPr>
+        <w:pStyle w:val="Prrafodelista"/>
+        <w:numPr>
+          <w:ilvl w:val="0"/>
+          <w:numId w:val="2"/>
+        </w:numPr>
+        <w:spacing w:after="60"/>
+      </w:pPr>
+      <w:r>
+        <w:t xml:space="preserve">Pulsa </w:t>
+      </w:r>
+      <w:r>
+        <w:rPr>
+          <w:b/>
+          <w:bCs/>
+        </w:rPr>
+        <w:t xml:space="preserve">Confirmar</w:t>
+      </w:r>
+      <w:r>
+        <w:t xml:space="preserve"> para continuar o </w:t>
+      </w:r>
+      <w:r>
+        <w:rPr>
+          <w:b/>
+          <w:bCs/>
+        </w:rPr>
+        <w:t xml:space="preserve">Cancelar</w:t>
+      </w:r>
+      <w:r>
+        <w:t xml:space="preserve"> para volver.</w:t>
+      </w:r>
+    </w:p>
+    <w:p>
+      <w:pPr>
+        <w:keepNext/>
+        <w:spacing w:before="120" w:after="60"/>
+        <w:jc w:val="center"/>
+      </w:pPr>
+      <w:r>
+        <w:rPr>
+          <w:noProof/>
+        </w:rPr>
+        <w:drawing>
+          <wp:inline distT="0" distB="0" distL="0" distR="0">
+            <wp:extent cx="5715000" cy="2187773"/>
+            <wp:effectExtent l="0" t="0" r="0" b="0"/>
+            <wp:docPr id="2100000008" name="23_evaluaciones_confirmar" descr="Figura 21. Confirmación de la limpieza rápida del centro (datos de ejemplo)." title="Figura 21. Confirmación de la limpieza rápida del centro (datos de ejemplo)."/>
+            <wp:cNvGraphicFramePr>
+              <a:graphicFrameLocks xmlns:a="http://schemas.openxmlformats.org/drawingml/2006/main" noChangeAspect="1"/>
+            </wp:cNvGraphicFramePr>
+            <a:graphic xmlns:a="http://schemas.openxmlformats.org/drawingml/2006/main">
+              <a:graphicData uri="http://schemas.openxmlformats.org/drawingml/2006/picture">
+                <pic:pic xmlns:pic="http://schemas.openxmlformats.org/drawingml/2006/picture">
+                  <pic:nvPicPr>
+                    <pic:cNvPr id="0" name=""/>
+                    <pic:cNvPicPr>
+                      <a:picLocks noChangeAspect="1" noChangeArrowheads="1"/>
+                    </pic:cNvPicPr>
+                  </pic:nvPicPr>
+                  <pic:blipFill>
+                    <a:blip r:embed="rId31"/>
+                    <a:srcRect/>
+                    <a:stretch>
+                      <a:fillRect/>
+                    </a:stretch>
+                  </pic:blipFill>
+                  <pic:spPr bwMode="auto">
+                    <a:xfrm>
+                      <a:off x="0" y="0"/>
+                      <a:ext cx="5715000" cy="2187773"/>
+                    </a:xfrm>
+                    <a:prstGeom prst="rect">
+                      <a:avLst/>
+                    </a:prstGeom>
+                  </pic:spPr>
+                </pic:pic>
+              </a:graphicData>
+            </a:graphic>
+          </wp:inline>
+        </w:drawing>
+      </w:r>
+    </w:p>
+    <w:p>
+      <w:pPr>
+        <w:spacing w:after="220"/>
+        <w:jc w:val="center"/>
+      </w:pPr>
+      <w:r>
+        <w:rPr>
+          <w:i/>
+          <w:iCs/>
+          <w:color w:val="667085"/>
+          <w:sz w:val="18"/>
+          <w:szCs w:val="18"/>
+        </w:rPr>
+        <w:t>Figura 21. Confirmación de la limpieza rápida del centro (datos de ejemplo).</w:t>
+      </w:r>
+    </w:p>
+    <w:p>
+      <w:pPr>
+        <w:pStyle w:val="Ttulo2"/>
+      </w:pPr>
+      <w:bookmarkStart w:id="405" w:name="_Toc900000305"/>
+      <w:r>
+        <w:t xml:space="preserve">14.4 Revisar un beneficiario</w:t>
+      </w:r>
+      <w:bookmarkEnd w:id="405"/>
+    </w:p>
+    <w:p>
+      <w:pPr>
+        <w:spacing w:after="120"/>
+      </w:pPr>
+      <w:r>
+        <w:t xml:space="preserve">Pulsa </w:t>
+      </w:r>
+      <w:r>
+        <w:rPr>
+          <w:b/>
+          <w:bCs/>
+        </w:rPr>
+        <w:t xml:space="preserve">Revisar</w:t>
+      </w:r>
+      <w:r>
+        <w:t xml:space="preserve"> en la fila de la persona. Arriba aparecen su nombre, su ID y su fecha de nacimiento. Después, una tarjeta por cada </w:t>
+      </w:r>
+      <w:r>
+        <w:rPr>
+          <w:b/>
+          <w:bCs/>
+        </w:rPr>
+        <w:t xml:space="preserve">fecha con repetidas</w:t>
+      </w:r>
+      <w:r>
+        <w:t xml:space="preserve">, con las cargas lado a lado: cada columna es una carga con su fecha y hora, y cada fila es un tipo de medición.</w:t>
+      </w:r>
+    </w:p>
+    <w:p>
+      <w:pPr>
+        <w:pStyle w:val="Prrafodelista"/>
+        <w:numPr>
+          <w:ilvl w:val="0"/>
+          <w:numId w:val="2"/>
+        </w:numPr>
+        <w:spacing w:after="60"/>
+      </w:pPr>
+      <w:r>
+        <w:t xml:space="preserve">Marca </w:t>
+      </w:r>
+      <w:r>
+        <w:rPr>
+          <w:b/>
+          <w:bCs/>
+        </w:rPr>
+        <w:t xml:space="preserve">Conservar carga N</w:t>
+      </w:r>
+      <w:r>
+        <w:t xml:space="preserve"> en la columna que quieres dejar. Por defecto está marcada la primera.</w:t>
+      </w:r>
+    </w:p>
+    <w:p>
+      <w:pPr>
+        <w:pStyle w:val="Prrafodelista"/>
+        <w:numPr>
+          <w:ilvl w:val="0"/>
+          <w:numId w:val="2"/>
+        </w:numPr>
+        <w:spacing w:after="60"/>
+      </w:pPr>
+      <w:r>
+        <w:t xml:space="preserve">La carga que se queda se ve en </w:t>
+      </w:r>
+      <w:r>
+        <w:rPr>
+          <w:b/>
+          <w:bCs/>
+        </w:rPr>
+        <w:t xml:space="preserve">verde</w:t>
+      </w:r>
+      <w:r>
+        <w:t xml:space="preserve"> y las mediciones que se eliminarán aparecen </w:t>
+      </w:r>
+      <w:r>
+        <w:rPr>
+          <w:b/>
+          <w:bCs/>
+        </w:rPr>
+        <w:t xml:space="preserve">tachadas en rojo</w:t>
+      </w:r>
+      <w:r>
+        <w:t xml:space="preserve">.</w:t>
+      </w:r>
+    </w:p>
+    <w:p>
+      <w:pPr>
+        <w:pStyle w:val="Prrafodelista"/>
+        <w:numPr>
+          <w:ilvl w:val="0"/>
+          <w:numId w:val="2"/>
+        </w:numPr>
+        <w:spacing w:after="60"/>
+      </w:pPr>
+      <w:r>
+        <w:t xml:space="preserve">Las celdas con </w:t>
+      </w:r>
+      <w:r>
+        <w:rPr>
+          <w:b/>
+          <w:bCs/>
+        </w:rPr>
+        <w:t xml:space="preserve">borde amarillo</w:t>
+      </w:r>
+      <w:r>
+        <w:t xml:space="preserve"> son mediciones cuyos valores difieren entre las cargas.</w:t>
+      </w:r>
+    </w:p>
+    <w:p>
+      <w:pPr>
+        <w:pStyle w:val="Prrafodelista"/>
+        <w:numPr>
+          <w:ilvl w:val="0"/>
+          <w:numId w:val="2"/>
+        </w:numPr>
+        <w:spacing w:after="60"/>
+      </w:pPr>
+      <w:r>
+        <w:t xml:space="preserve">Abajo, </w:t>
+      </w:r>
+      <w:r>
+        <w:rPr>
+          <w:b/>
+          <w:bCs/>
+        </w:rPr>
+        <w:t xml:space="preserve">Fechas sin repetidas</w:t>
+      </w:r>
+      <w:r>
+        <w:t xml:space="preserve"> lista las fechas que no se modificarán.</w:t>
+      </w:r>
+    </w:p>
+    <w:p>
+      <w:pPr>
+        <w:pStyle w:val="Prrafodelista"/>
+        <w:numPr>
+          <w:ilvl w:val="0"/>
+          <w:numId w:val="2"/>
+        </w:numPr>
+        <w:spacing w:after="60"/>
+      </w:pPr>
+      <w:r>
+        <w:t xml:space="preserve">Al pie, el texto y el botón </w:t>
+      </w:r>
+      <w:r>
+        <w:rPr>
+          <w:b/>
+          <w:bCs/>
+        </w:rPr>
+        <w:t xml:space="preserve">Eliminar N repetidas</w:t>
+      </w:r>
+      <w:r>
+        <w:t xml:space="preserve"> indican cuántas mediciones se eliminarán con la selección actual.</w:t>
+      </w:r>
+    </w:p>
+    <w:p>
+      <w:pPr>
+        <w:keepNext/>
+        <w:spacing w:before="120" w:after="60"/>
+        <w:jc w:val="center"/>
+      </w:pPr>
+      <w:r>
+        <w:rPr>
+          <w:noProof/>
+        </w:rPr>
+        <w:drawing>
+          <wp:inline distT="0" distB="0" distL="0" distR="0">
+            <wp:extent cx="5715000" cy="3318867"/>
+            <wp:effectExtent l="0" t="0" r="0" b="0"/>
+            <wp:docPr id="2100000009" name="24_evaluaciones_distintos" descr="Figura 22. Valores distintos de hemoglobina: se conserva la carga 2 (datos de ejemplo)." title="Figura 22. Valores distintos de hemoglobina: se conserva la carga 2 (datos de ejemplo)."/>
+            <wp:cNvGraphicFramePr>
+              <a:graphicFrameLocks xmlns:a="http://schemas.openxmlformats.org/drawingml/2006/main" noChangeAspect="1"/>
+            </wp:cNvGraphicFramePr>
+            <a:graphic xmlns:a="http://schemas.openxmlformats.org/drawingml/2006/main">
+              <a:graphicData uri="http://schemas.openxmlformats.org/drawingml/2006/picture">
+                <pic:pic xmlns:pic="http://schemas.openxmlformats.org/drawingml/2006/picture">
+                  <pic:nvPicPr>
+                    <pic:cNvPr id="0" name=""/>
+                    <pic:cNvPicPr>
+                      <a:picLocks noChangeAspect="1" noChangeArrowheads="1"/>
+                    </pic:cNvPicPr>
+                  </pic:nvPicPr>
+                  <pic:blipFill>
+                    <a:blip r:embed="rId32"/>
+                    <a:srcRect/>
+                    <a:stretch>
+                      <a:fillRect/>
+                    </a:stretch>
+                  </pic:blipFill>
+                  <pic:spPr bwMode="auto">
+                    <a:xfrm>
+                      <a:off x="0" y="0"/>
+                      <a:ext cx="5715000" cy="3318867"/>
+                    </a:xfrm>
+                    <a:prstGeom prst="rect">
+                      <a:avLst/>
+                    </a:prstGeom>
+                  </pic:spPr>
+                </pic:pic>
+              </a:graphicData>
+            </a:graphic>
+          </wp:inline>
+        </w:drawing>
+      </w:r>
+    </w:p>
+    <w:p>
+      <w:pPr>
+        <w:spacing w:after="220"/>
+        <w:jc w:val="center"/>
+      </w:pPr>
+      <w:r>
+        <w:rPr>
+          <w:i/>
+          <w:iCs/>
+          <w:color w:val="667085"/>
+          <w:sz w:val="18"/>
+          <w:szCs w:val="18"/>
+        </w:rPr>
+        <w:t>Figura 22. Valores distintos de hemoglobina: se conserva la carga 2 (datos de ejemplo).</w:t>
+      </w:r>
+    </w:p>
+    <w:p>
+      <w:pPr>
+        <w:keepNext/>
+        <w:spacing w:before="120" w:after="60"/>
+        <w:jc w:val="center"/>
+      </w:pPr>
+      <w:r>
+        <w:rPr>
+          <w:noProof/>
+        </w:rPr>
+        <w:drawing>
+          <wp:inline distT="0" distB="0" distL="0" distR="0">
+            <wp:extent cx="5715000" cy="3318867"/>
+            <wp:effectExtent l="0" t="0" r="0" b="0"/>
+            <wp:docPr id="2100000010" name="25_evaluaciones_identicas" descr="Figura 23. Cuatro copias idénticas: se conserva la carga 1 (datos de ejemplo)." title="Figura 23. Cuatro copias idénticas: se conserva la carga 1 (datos de ejemplo)."/>
+            <wp:cNvGraphicFramePr>
+              <a:graphicFrameLocks xmlns:a="http://schemas.openxmlformats.org/drawingml/2006/main" noChangeAspect="1"/>
+            </wp:cNvGraphicFramePr>
+            <a:graphic xmlns:a="http://schemas.openxmlformats.org/drawingml/2006/main">
+              <a:graphicData uri="http://schemas.openxmlformats.org/drawingml/2006/picture">
+                <pic:pic xmlns:pic="http://schemas.openxmlformats.org/drawingml/2006/picture">
+                  <pic:nvPicPr>
+                    <pic:cNvPr id="0" name=""/>
+                    <pic:cNvPicPr>
+                      <a:picLocks noChangeAspect="1" noChangeArrowheads="1"/>
+                    </pic:cNvPicPr>
+                  </pic:nvPicPr>
+                  <pic:blipFill>
+                    <a:blip r:embed="rId33"/>
+                    <a:srcRect/>
+                    <a:stretch>
+                      <a:fillRect/>
+                    </a:stretch>
+                  </pic:blipFill>
+                  <pic:spPr bwMode="auto">
+                    <a:xfrm>
+                      <a:off x="0" y="0"/>
+                      <a:ext cx="5715000" cy="3318867"/>
+                    </a:xfrm>
+                    <a:prstGeom prst="rect">
+                      <a:avLst/>
+                    </a:prstGeom>
+                  </pic:spPr>
+                </pic:pic>
+              </a:graphicData>
+            </a:graphic>
+          </wp:inline>
+        </w:drawing>
+      </w:r>
+    </w:p>
+    <w:p>
+      <w:pPr>
+        <w:spacing w:after="220"/>
+        <w:jc w:val="center"/>
+      </w:pPr>
+      <w:r>
+        <w:rPr>
+          <w:i/>
+          <w:iCs/>
+          <w:color w:val="667085"/>
+          <w:sz w:val="18"/>
+          <w:szCs w:val="18"/>
+        </w:rPr>
+        <w:t>Figura 23. Cuatro copias idénticas: se conserva la carga 1 (datos de ejemplo).</w:t>
+      </w:r>
+    </w:p>
+    <w:p>
+      <w:pPr>
+        <w:spacing w:after="120"/>
+      </w:pPr>
+      <w:r>
+        <w:t xml:space="preserve">Qué se conserva en cada situación:</w:t>
+      </w:r>
+    </w:p>
+    <w:tbl>
+      <w:tblPr>
+        <w:tblW w:w="9360" w:type="dxa"/>
+        <w:tblBorders>
+          <w:top w:val="single" w:sz="4" w:space="0" w:color="auto"/>
+          <w:left w:val="single" w:sz="4" w:space="0" w:color="auto"/>
+          <w:bottom w:val="single" w:sz="4" w:space="0" w:color="auto"/>
+          <w:right w:val="single" w:sz="4" w:space="0" w:color="auto"/>
+          <w:insideH w:val="single" w:sz="4" w:space="0" w:color="auto"/>
+          <w:insideV w:val="single" w:sz="4" w:space="0" w:color="auto"/>
+        </w:tblBorders>
+        <w:tblCellMar>
+          <w:left w:w="10" w:type="dxa"/>
+          <w:right w:w="10" w:type="dxa"/>
+        </w:tblCellMar>
+        <w:tblLook w:val="04A0" w:firstRow="1" w:lastRow="0" w:firstColumn="1" w:lastColumn="0" w:noHBand="0" w:noVBand="1"/>
+      </w:tblPr>
+      <w:tblGrid>
+        <w:gridCol w:w="3300"/>
+        <w:gridCol w:w="6060"/>
+      </w:tblGrid>
+      <w:tr>
+        <w:tblPrEx>
+          <w:tblCellMar>
+            <w:top w:w="0" w:type="dxa"/>
+            <w:bottom w:w="0" w:type="dxa"/>
+          </w:tblCellMar>
+        </w:tblPrEx>
+        <w:trPr>
+          <w:tblHeader/>
+        </w:trPr>
+        <w:tc>
+          <w:tcPr>
+            <w:tcW w:w="3300" w:type="dxa"/>
+            <w:tcBorders>
+              <w:top w:val="single" w:sz="4" w:space="0" w:color="D0D5DD"/>
+              <w:left w:val="single" w:sz="4" w:space="0" w:color="D0D5DD"/>
+              <w:bottom w:val="single" w:sz="4" w:space="0" w:color="D0D5DD"/>
+              <w:right w:val="single" w:sz="4" w:space="0" w:color="D0D5DD"/>
+            </w:tcBorders>
+            <w:shd w:val="clear" w:color="auto" w:fill="2D3748"/>
+            <w:tcMar>
+              <w:top w:w="70" w:type="dxa"/>
+              <w:left w:w="110" w:type="dxa"/>
+              <w:bottom w:w="70" w:type="dxa"/>
+              <w:right w:w="110" w:type="dxa"/>
+            </w:tcMar>
+          </w:tcPr>
+          <w:p>
+            <w:r>
+              <w:rPr>
+                <w:b/>
+                <w:bCs/>
+                <w:color w:val="FFFFFF"/>
+                <w:sz w:val="19"/>
+                <w:szCs w:val="19"/>
+              </w:rPr>
+              <w:t xml:space="preserve">Situación</w:t>
+            </w:r>
+          </w:p>
+        </w:tc>
+        <w:tc>
+          <w:tcPr>
+            <w:tcW w:w="6060" w:type="dxa"/>
+            <w:tcBorders>
+              <w:top w:val="single" w:sz="4" w:space="0" w:color="D0D5DD"/>
+              <w:left w:val="single" w:sz="4" w:space="0" w:color="D0D5DD"/>
+              <w:bottom w:val="single" w:sz="4" w:space="0" w:color="D0D5DD"/>
+              <w:right w:val="single" w:sz="4" w:space="0" w:color="D0D5DD"/>
+            </w:tcBorders>
+            <w:shd w:val="clear" w:color="auto" w:fill="2D3748"/>
+            <w:tcMar>
+              <w:top w:w="70" w:type="dxa"/>
+              <w:left w:w="110" w:type="dxa"/>
+              <w:bottom w:w="70" w:type="dxa"/>
+              <w:right w:w="110" w:type="dxa"/>
+            </w:tcMar>
+          </w:tcPr>
+          <w:p>
+            <w:r>
+              <w:rPr>
+                <w:b/>
+                <w:bCs/>
+                <w:color w:val="FFFFFF"/>
+                <w:sz w:val="19"/>
+                <w:szCs w:val="19"/>
+              </w:rPr>
+              <w:t xml:space="preserve">Qué se conserva</w:t>
+            </w:r>
+          </w:p>
+        </w:tc>
+      </w:tr>
+      <w:tr>
+        <w:tblPrEx>
+          <w:tblCellMar>
+            <w:top w:w="0" w:type="dxa"/>
+            <w:bottom w:w="0" w:type="dxa"/>
+          </w:tblCellMar>
+        </w:tblPrEx>
+        <w:trPr>
+          <w:cantSplit/>
+        </w:trPr>
+        <w:tc>
+          <w:tcPr>
+            <w:tcW w:w="3300" w:type="dxa"/>
+            <w:tcBorders>
+              <w:top w:val="single" w:sz="4" w:space="0" w:color="D0D5DD"/>
+              <w:left w:val="single" w:sz="4" w:space="0" w:color="D0D5DD"/>
+              <w:bottom w:val="single" w:sz="4" w:space="0" w:color="D0D5DD"/>
+              <w:right w:val="single" w:sz="4" w:space="0" w:color="D0D5DD"/>
+            </w:tcBorders>
+            <w:tcMar>
+              <w:top w:w="70" w:type="dxa"/>
+              <w:left w:w="110" w:type="dxa"/>
+              <w:bottom w:w="70" w:type="dxa"/>
+              <w:right w:w="110" w:type="dxa"/>
+            </w:tcMar>
+          </w:tcPr>
+          <w:p>
+            <w:r>
+              <w:rPr>
+                <w:sz w:val="19"/>
+                <w:szCs w:val="19"/>
+              </w:rPr>
+              <w:t xml:space="preserve">Copias idénticas</w:t>
+            </w:r>
+          </w:p>
+        </w:tc>
+        <w:tc>
+          <w:tcPr>
+            <w:tcW w:w="6060" w:type="dxa"/>
+            <w:tcBorders>
+              <w:top w:val="single" w:sz="4" w:space="0" w:color="D0D5DD"/>
+              <w:left w:val="single" w:sz="4" w:space="0" w:color="D0D5DD"/>
+              <w:bottom w:val="single" w:sz="4" w:space="0" w:color="D0D5DD"/>
+              <w:right w:val="single" w:sz="4" w:space="0" w:color="D0D5DD"/>
+            </w:tcBorders>
+            <w:tcMar>
+              <w:top w:w="70" w:type="dxa"/>
+              <w:left w:w="110" w:type="dxa"/>
+              <w:bottom w:w="70" w:type="dxa"/>
+              <w:right w:w="110" w:type="dxa"/>
+            </w:tcMar>
+          </w:tcPr>
+          <w:p>
+            <w:r>
+              <w:rPr>
+                <w:sz w:val="19"/>
+                <w:szCs w:val="19"/>
+              </w:rPr>
+              <w:t xml:space="preserve">La primera carga (la más antigua).</w:t>
+            </w:r>
+          </w:p>
+        </w:tc>
+      </w:tr>
+      <w:tr>
+        <w:tblPrEx>
+          <w:tblCellMar>
+            <w:top w:w="0" w:type="dxa"/>
+            <w:bottom w:w="0" w:type="dxa"/>
+          </w:tblCellMar>
+        </w:tblPrEx>
+        <w:trPr>
+          <w:cantSplit/>
+        </w:trPr>
+        <w:tc>
+          <w:tcPr>
+            <w:tcW w:w="3300" w:type="dxa"/>
+            <w:tcBorders>
+              <w:top w:val="single" w:sz="4" w:space="0" w:color="D0D5DD"/>
+              <w:left w:val="single" w:sz="4" w:space="0" w:color="D0D5DD"/>
+              <w:bottom w:val="single" w:sz="4" w:space="0" w:color="D0D5DD"/>
+              <w:right w:val="single" w:sz="4" w:space="0" w:color="D0D5DD"/>
+            </w:tcBorders>
+            <w:tcMar>
+              <w:top w:w="70" w:type="dxa"/>
+              <w:left w:w="110" w:type="dxa"/>
+              <w:bottom w:w="70" w:type="dxa"/>
+              <w:right w:w="110" w:type="dxa"/>
+            </w:tcMar>
+          </w:tcPr>
+          <w:p>
+            <w:r>
+              <w:rPr>
+                <w:sz w:val="19"/>
+                <w:szCs w:val="19"/>
+              </w:rPr>
+              <w:t xml:space="preserve">Valores distintos</w:t>
+            </w:r>
+          </w:p>
+        </w:tc>
+        <w:tc>
+          <w:tcPr>
+            <w:tcW w:w="6060" w:type="dxa"/>
+            <w:tcBorders>
+              <w:top w:val="single" w:sz="4" w:space="0" w:color="D0D5DD"/>
+              <w:left w:val="single" w:sz="4" w:space="0" w:color="D0D5DD"/>
+              <w:bottom w:val="single" w:sz="4" w:space="0" w:color="D0D5DD"/>
+              <w:right w:val="single" w:sz="4" w:space="0" w:color="D0D5DD"/>
+            </w:tcBorders>
+            <w:tcMar>
+              <w:top w:w="70" w:type="dxa"/>
+              <w:left w:w="110" w:type="dxa"/>
+              <w:bottom w:w="70" w:type="dxa"/>
+              <w:right w:w="110" w:type="dxa"/>
+            </w:tcMar>
+          </w:tcPr>
+          <w:p>
+            <w:r>
+              <w:rPr>
+                <w:sz w:val="19"/>
+                <w:szCs w:val="19"/>
+              </w:rPr>
+              <w:t xml:space="preserve">La carga que elijas en cada fecha; si no eliges, la primera.</w:t>
+            </w:r>
+          </w:p>
+        </w:tc>
+      </w:tr>
+      <w:tr>
+        <w:tblPrEx>
+          <w:tblCellMar>
+            <w:top w:w="0" w:type="dxa"/>
+            <w:bottom w:w="0" w:type="dxa"/>
+          </w:tblCellMar>
+        </w:tblPrEx>
+        <w:trPr>
+          <w:cantSplit/>
+        </w:trPr>
+        <w:tc>
+          <w:tcPr>
+            <w:tcW w:w="3300" w:type="dxa"/>
+            <w:tcBorders>
+              <w:top w:val="single" w:sz="4" w:space="0" w:color="D0D5DD"/>
+              <w:left w:val="single" w:sz="4" w:space="0" w:color="D0D5DD"/>
+              <w:bottom w:val="single" w:sz="4" w:space="0" w:color="D0D5DD"/>
+              <w:right w:val="single" w:sz="4" w:space="0" w:color="D0D5DD"/>
+            </w:tcBorders>
+            <w:tcMar>
+              <w:top w:w="70" w:type="dxa"/>
+              <w:left w:w="110" w:type="dxa"/>
+              <w:bottom w:w="70" w:type="dxa"/>
+              <w:right w:w="110" w:type="dxa"/>
+            </w:tcMar>
+          </w:tcPr>
+          <w:p>
+            <w:r>
+              <w:rPr>
+                <w:sz w:val="19"/>
+                <w:szCs w:val="19"/>
+              </w:rPr>
+              <w:t xml:space="preserve">Un tipo de medición que no está en la carga elegida</w:t>
+            </w:r>
+          </w:p>
+        </w:tc>
+        <w:tc>
+          <w:tcPr>
+            <w:tcW w:w="6060" w:type="dxa"/>
+            <w:tcBorders>
+              <w:top w:val="single" w:sz="4" w:space="0" w:color="D0D5DD"/>
+              <w:left w:val="single" w:sz="4" w:space="0" w:color="D0D5DD"/>
+              <w:bottom w:val="single" w:sz="4" w:space="0" w:color="D0D5DD"/>
+              <w:right w:val="single" w:sz="4" w:space="0" w:color="D0D5DD"/>
+            </w:tcBorders>
+            <w:tcMar>
+              <w:top w:w="70" w:type="dxa"/>
+              <w:left w:w="110" w:type="dxa"/>
+              <w:bottom w:w="70" w:type="dxa"/>
+              <w:right w:w="110" w:type="dxa"/>
+            </w:tcMar>
+          </w:tcPr>
+          <w:p>
+            <w:r>
+              <w:rPr>
+                <w:sz w:val="19"/>
+                <w:szCs w:val="19"/>
+              </w:rPr>
+              <w:t xml:space="preserve">Su medición más antigua. Nunca se pierde un tipo de pesquisa por completo.</w:t>
+            </w:r>
+          </w:p>
+        </w:tc>
+      </w:tr>
+      <w:tr>
+        <w:tblPrEx>
+          <w:tblCellMar>
+            <w:top w:w="0" w:type="dxa"/>
+            <w:bottom w:w="0" w:type="dxa"/>
+          </w:tblCellMar>
+        </w:tblPrEx>
+        <w:trPr>
+          <w:cantSplit/>
+        </w:trPr>
+        <w:tc>
+          <w:tcPr>
+            <w:tcW w:w="3300" w:type="dxa"/>
+            <w:tcBorders>
+              <w:top w:val="single" w:sz="4" w:space="0" w:color="D0D5DD"/>
+              <w:left w:val="single" w:sz="4" w:space="0" w:color="D0D5DD"/>
+              <w:bottom w:val="single" w:sz="4" w:space="0" w:color="D0D5DD"/>
+              <w:right w:val="single" w:sz="4" w:space="0" w:color="D0D5DD"/>
+            </w:tcBorders>
+            <w:tcMar>
+              <w:top w:w="70" w:type="dxa"/>
+              <w:left w:w="110" w:type="dxa"/>
+              <w:bottom w:w="70" w:type="dxa"/>
+              <w:right w:w="110" w:type="dxa"/>
+            </w:tcMar>
+          </w:tcPr>
+          <w:p>
+            <w:r>
+              <w:rPr>
+                <w:sz w:val="19"/>
+                <w:szCs w:val="19"/>
+              </w:rPr>
+              <w:t xml:space="preserve">Fechas sin repetidas, otros beneficiarios y otros centros</w:t>
+            </w:r>
+          </w:p>
+        </w:tc>
+        <w:tc>
+          <w:tcPr>
+            <w:tcW w:w="6060" w:type="dxa"/>
+            <w:tcBorders>
+              <w:top w:val="single" w:sz="4" w:space="0" w:color="D0D5DD"/>
+              <w:left w:val="single" w:sz="4" w:space="0" w:color="D0D5DD"/>
+              <w:bottom w:val="single" w:sz="4" w:space="0" w:color="D0D5DD"/>
+              <w:right w:val="single" w:sz="4" w:space="0" w:color="D0D5DD"/>
+            </w:tcBorders>
+            <w:tcMar>
+              <w:top w:w="70" w:type="dxa"/>
+              <w:left w:w="110" w:type="dxa"/>
+              <w:bottom w:w="70" w:type="dxa"/>
+              <w:right w:w="110" w:type="dxa"/>
+            </w:tcMar>
+          </w:tcPr>
+          <w:p>
+            <w:r>
+              <w:rPr>
+                <w:sz w:val="19"/>
+                <w:szCs w:val="19"/>
+              </w:rPr>
+              <w:t xml:space="preserve">No se tocan.</w:t>
+            </w:r>
+          </w:p>
+        </w:tc>
+      </w:tr>
+    </w:tbl>
+    <w:p>
+      <w:pPr>
+        <w:spacing w:after="120"/>
+      </w:pPr>
+    </w:p>
+    <w:p>
+      <w:pPr>
+        <w:pBdr>
+          <w:left w:val="single" w:sz="24" w:space="8" w:color="18864B"/>
+        </w:pBdr>
+        <w:shd w:val="clear" w:color="auto" w:fill="EAF7EF"/>
+        <w:spacing w:before="120" w:after="200"/>
+        <w:ind w:left="180" w:right="180"/>
+      </w:pPr>
+      <w:r>
+        <w:rPr>
+          <w:b/>
+          <w:bCs/>
+        </w:rPr>
+        <w:t xml:space="preserve">Consejo: </w:t>
+      </w:r>
+      <w:r>
+        <w:t xml:space="preserve">si dudas entre dos cargas con valores distintos, revisa el original (la hoja del Excel o la ficha del beneficiario) antes de eliminar: el sistema no puede saber cuál valor es el correcto.</w:t>
+      </w:r>
+    </w:p>
+    <w:p>
+      <w:pPr>
+        <w:pStyle w:val="Ttulo2"/>
+      </w:pPr>
+      <w:bookmarkStart w:id="406" w:name="_Toc900000306"/>
+      <w:r>
+        <w:t xml:space="preserve">14.5 Confirmación y resultado</w:t>
+      </w:r>
+      <w:bookmarkEnd w:id="406"/>
+    </w:p>
+    <w:p>
+      <w:pPr>
+        <w:pStyle w:val="Prrafodelista"/>
+        <w:numPr>
+          <w:ilvl w:val="0"/>
+          <w:numId w:val="2"/>
+        </w:numPr>
+        <w:spacing w:after="60"/>
+      </w:pPr>
+      <w:r>
+        <w:t xml:space="preserve">Pulsa </w:t>
+      </w:r>
+      <w:r>
+        <w:rPr>
+          <w:b/>
+          <w:bCs/>
+        </w:rPr>
+        <w:t xml:space="preserve">Eliminar N repetidas</w:t>
+      </w:r>
+      <w:r>
+        <w:t xml:space="preserve">. La ventana </w:t>
+      </w:r>
+      <w:r>
+        <w:rPr>
+          <w:b/>
+          <w:bCs/>
+        </w:rPr>
+        <w:t xml:space="preserve">Confirmar acción</w:t>
+      </w:r>
+      <w:r>
+        <w:t xml:space="preserve"> indica cuántas mediciones se eliminarán y de qué beneficiario.</w:t>
+      </w:r>
+    </w:p>
+    <w:p>
+      <w:pPr>
+        <w:pStyle w:val="Prrafodelista"/>
+        <w:numPr>
+          <w:ilvl w:val="0"/>
+          <w:numId w:val="2"/>
+        </w:numPr>
+        <w:spacing w:after="60"/>
+      </w:pPr>
+      <w:r>
+        <w:t xml:space="preserve">Pulsa </w:t>
+      </w:r>
+      <w:r>
+        <w:rPr>
+          <w:b/>
+          <w:bCs/>
+        </w:rPr>
+        <w:t xml:space="preserve">Confirmar</w:t>
+      </w:r>
+      <w:r>
+        <w:t xml:space="preserve"> para continuar o </w:t>
+      </w:r>
+      <w:r>
+        <w:rPr>
+          <w:b/>
+          <w:bCs/>
+        </w:rPr>
+        <w:t xml:space="preserve">Cancelar</w:t>
+      </w:r>
+      <w:r>
+        <w:t xml:space="preserve"> para volver.</w:t>
+      </w:r>
+    </w:p>
+    <w:p>
+      <w:pPr>
+        <w:spacing w:after="120"/>
+      </w:pPr>
+      <w:r>
+        <w:t xml:space="preserve">Al terminar, la ventana </w:t>
+      </w:r>
+      <w:r>
+        <w:rPr>
+          <w:b/>
+          <w:bCs/>
+        </w:rPr>
+        <w:t xml:space="preserve">Listo</w:t>
+      </w:r>
+      <w:r>
+        <w:t xml:space="preserve"> indica cuántas mediciones se eliminaron. Al pulsar </w:t>
+      </w:r>
+      <w:r>
+        <w:rPr>
+          <w:b/>
+          <w:bCs/>
+        </w:rPr>
+        <w:t xml:space="preserve">Aceptar</w:t>
+      </w:r>
+      <w:r>
+        <w:t xml:space="preserve">, la pantalla se actualiza: si el beneficiario aún tiene fechas por revisar sigues en su detalle; si no, vuelves a la lista.</w:t>
+      </w:r>
+    </w:p>
+    <w:p>
+      <w:pPr>
+        <w:spacing w:after="120"/>
+      </w:pPr>
+      <w:r>
+        <w:t xml:space="preserve">Si mientras revisabas otra persona cargó o eliminó evaluaciones del mismo centro, el sistema lo detecta, </w:t>
+      </w:r>
+      <w:r>
+        <w:rPr>
+          <w:b/>
+          <w:bCs/>
+        </w:rPr>
+        <w:t xml:space="preserve">no elimina nada</w:t>
+      </w:r>
+      <w:r>
+        <w:t xml:space="preserve"> y muestra el mensaje «Los datos cambiaron desde la vista previa». Recarga la lista y revisa de nuevo.</w:t>
+      </w:r>
+    </w:p>
+    <w:p>
+      <w:pPr>
+        <w:pBdr>
+          <w:left w:val="single" w:sz="24" w:space="8" w:color="F5A623"/>
+        </w:pBdr>
+        <w:shd w:val="clear" w:color="auto" w:fill="FFF6DF"/>
+        <w:spacing w:before="120" w:after="200"/>
+        <w:ind w:left="180" w:right="180"/>
+      </w:pPr>
+      <w:r>
+        <w:rPr>
+          <w:b/>
+          <w:bCs/>
+        </w:rPr>
+        <w:t xml:space="preserve">Importante: </w:t>
+      </w:r>
+      <w:r>
+        <w:t xml:space="preserve">la eliminación se guarda completa o no se guarda: si ocurre un error, no se borra ninguna medición y puedes intentarlo de nuevo.</w:t>
+      </w:r>
+    </w:p>
+    <w:p>
+      <w:pPr>
+        <w:pStyle w:val="Ttulo1"/>
+        <w:pageBreakBefore/>
+      </w:pPr>
       <w:bookmarkStart w:id="22" w:name="_Toc242974977"/>
       <w:r>
         <w:lastRenderedPageBreak/>
-        <w:t>14. Mensajes frecuentes</w:t>
+        <w:t>15. Mensajes frecuentes</w:t>
       </w:r>
       <w:bookmarkEnd w:id="22"/>
     </w:p>
@@ -13038,6 +15302,195 @@
                 <w:szCs w:val="19"/>
               </w:rPr>
               <w:t>No hay pares que cumplan los criterios en ese país (sección 13.1)</w:t>
+            </w:r>
+          </w:p>
+        </w:tc>
+      </w:tr>
+      <w:tr>
+        <w:tblPrEx>
+          <w:tblCellMar>
+            <w:top w:w="0" w:type="dxa"/>
+            <w:bottom w:w="0" w:type="dxa"/>
+          </w:tblCellMar>
+        </w:tblPrEx>
+        <w:trPr>
+          <w:cantSplit/>
+        </w:trPr>
+        <w:tc>
+          <w:tcPr>
+            <w:tcW w:w="3744" w:type="dxa"/>
+            <w:tcBorders>
+              <w:top w:val="single" w:sz="4" w:space="0" w:color="D0D5DD"/>
+              <w:left w:val="single" w:sz="4" w:space="0" w:color="D0D5DD"/>
+              <w:bottom w:val="single" w:sz="4" w:space="0" w:color="D0D5DD"/>
+              <w:right w:val="single" w:sz="4" w:space="0" w:color="D0D5DD"/>
+            </w:tcBorders>
+            <w:tcMar>
+              <w:top w:w="70" w:type="dxa"/>
+              <w:left w:w="110" w:type="dxa"/>
+              <w:bottom w:w="70" w:type="dxa"/>
+              <w:right w:w="110" w:type="dxa"/>
+            </w:tcMar>
+          </w:tcPr>
+          <w:p>
+            <w:r>
+              <w:rPr>
+                <w:sz w:val="19"/>
+                <w:szCs w:val="19"/>
+              </w:rPr>
+              <w:t>No hay evaluaciones repetidas para eliminar.</w:t>
+            </w:r>
+          </w:p>
+        </w:tc>
+        <w:tc>
+          <w:tcPr>
+            <w:tcW w:w="5616" w:type="dxa"/>
+            <w:tcBorders>
+              <w:top w:val="single" w:sz="4" w:space="0" w:color="D0D5DD"/>
+              <w:left w:val="single" w:sz="4" w:space="0" w:color="D0D5DD"/>
+              <w:bottom w:val="single" w:sz="4" w:space="0" w:color="D0D5DD"/>
+              <w:right w:val="single" w:sz="4" w:space="0" w:color="D0D5DD"/>
+            </w:tcBorders>
+            <w:tcMar>
+              <w:top w:w="70" w:type="dxa"/>
+              <w:left w:w="110" w:type="dxa"/>
+              <w:bottom w:w="70" w:type="dxa"/>
+              <w:right w:w="110" w:type="dxa"/>
+            </w:tcMar>
+          </w:tcPr>
+          <w:p>
+            <w:r>
+              <w:rPr>
+                <w:sz w:val="19"/>
+                <w:szCs w:val="19"/>
+              </w:rPr>
+              <w:t>Ya no queda nada por limpiar. Recarga la lista (sección 14.2)</w:t>
+            </w:r>
+          </w:p>
+        </w:tc>
+      </w:tr>
+      <w:tr>
+        <w:tblPrEx>
+          <w:tblCellMar>
+            <w:top w:w="0" w:type="dxa"/>
+            <w:bottom w:w="0" w:type="dxa"/>
+          </w:tblCellMar>
+        </w:tblPrEx>
+        <w:trPr>
+          <w:cantSplit/>
+        </w:trPr>
+        <w:tc>
+          <w:tcPr>
+            <w:tcW w:w="3744" w:type="dxa"/>
+            <w:tcBorders>
+              <w:top w:val="single" w:sz="4" w:space="0" w:color="D0D5DD"/>
+              <w:left w:val="single" w:sz="4" w:space="0" w:color="D0D5DD"/>
+              <w:bottom w:val="single" w:sz="4" w:space="0" w:color="D0D5DD"/>
+              <w:right w:val="single" w:sz="4" w:space="0" w:color="D0D5DD"/>
+            </w:tcBorders>
+            <w:tcMar>
+              <w:top w:w="70" w:type="dxa"/>
+              <w:left w:w="110" w:type="dxa"/>
+              <w:bottom w:w="70" w:type="dxa"/>
+              <w:right w:w="110" w:type="dxa"/>
+            </w:tcMar>
+          </w:tcPr>
+          <w:p>
+            <w:r>
+              <w:rPr>
+                <w:sz w:val="19"/>
+                <w:szCs w:val="19"/>
+              </w:rPr>
+              <w:t>Los datos cambiaron desde la vista previa…</w:t>
+            </w:r>
+          </w:p>
+        </w:tc>
+        <w:tc>
+          <w:tcPr>
+            <w:tcW w:w="5616" w:type="dxa"/>
+            <w:tcBorders>
+              <w:top w:val="single" w:sz="4" w:space="0" w:color="D0D5DD"/>
+              <w:left w:val="single" w:sz="4" w:space="0" w:color="D0D5DD"/>
+              <w:bottom w:val="single" w:sz="4" w:space="0" w:color="D0D5DD"/>
+              <w:right w:val="single" w:sz="4" w:space="0" w:color="D0D5DD"/>
+            </w:tcBorders>
+            <w:tcMar>
+              <w:top w:w="70" w:type="dxa"/>
+              <w:left w:w="110" w:type="dxa"/>
+              <w:bottom w:w="70" w:type="dxa"/>
+              <w:right w:w="110" w:type="dxa"/>
+            </w:tcMar>
+          </w:tcPr>
+          <w:p>
+            <w:r>
+              <w:rPr>
+                <w:sz w:val="19"/>
+                <w:szCs w:val="19"/>
+              </w:rPr>
+              <w:t>Alguien cambió las evaluaciones mientras revisabas. No se eliminó nada: revisa de nuevo (sección 14.5)</w:t>
+            </w:r>
+          </w:p>
+        </w:tc>
+      </w:tr>
+      <w:tr>
+        <w:tblPrEx>
+          <w:tblCellMar>
+            <w:top w:w="0" w:type="dxa"/>
+            <w:bottom w:w="0" w:type="dxa"/>
+          </w:tblCellMar>
+        </w:tblPrEx>
+        <w:trPr>
+          <w:cantSplit/>
+        </w:trPr>
+        <w:tc>
+          <w:tcPr>
+            <w:tcW w:w="3744" w:type="dxa"/>
+            <w:tcBorders>
+              <w:top w:val="single" w:sz="4" w:space="0" w:color="D0D5DD"/>
+              <w:left w:val="single" w:sz="4" w:space="0" w:color="D0D5DD"/>
+              <w:bottom w:val="single" w:sz="4" w:space="0" w:color="D0D5DD"/>
+              <w:right w:val="single" w:sz="4" w:space="0" w:color="D0D5DD"/>
+            </w:tcBorders>
+            <w:tcMar>
+              <w:top w:w="70" w:type="dxa"/>
+              <w:left w:w="110" w:type="dxa"/>
+              <w:bottom w:w="70" w:type="dxa"/>
+              <w:right w:w="110" w:type="dxa"/>
+            </w:tcMar>
+          </w:tcPr>
+          <w:p>
+            <w:r>
+              <w:rPr>
+                <w:sz w:val="19"/>
+                <w:szCs w:val="19"/>
+              </w:rPr>
+              <w:t>No se pudieron eliminar las evaluaciones.</w:t>
+            </w:r>
+          </w:p>
+        </w:tc>
+        <w:tc>
+          <w:tcPr>
+            <w:tcW w:w="5616" w:type="dxa"/>
+            <w:tcBorders>
+              <w:top w:val="single" w:sz="4" w:space="0" w:color="D0D5DD"/>
+              <w:left w:val="single" w:sz="4" w:space="0" w:color="D0D5DD"/>
+              <w:bottom w:val="single" w:sz="4" w:space="0" w:color="D0D5DD"/>
+              <w:right w:val="single" w:sz="4" w:space="0" w:color="D0D5DD"/>
+            </w:tcBorders>
+            <w:tcMar>
+              <w:top w:w="70" w:type="dxa"/>
+              <w:left w:w="110" w:type="dxa"/>
+              <w:bottom w:w="70" w:type="dxa"/>
+              <w:right w:w="110" w:type="dxa"/>
+            </w:tcMar>
+          </w:tcPr>
+          <w:p>
+            <w:r>
+              <w:rPr>
+                <w:sz w:val="19"/>
+                <w:szCs w:val="19"/>
+              </w:rPr>
+              <w:t>Ocurrió un error y no se modificó nada. Intenta de nuevo; si se repite, avisa al administrador del sistema</w:t>
             </w:r>
           </w:p>
         </w:tc>
@@ -14363,7 +16816,7 @@
     <w:unhideWhenUsed/>
     <w:rsid w:val="00400E19"/>
     <w:pPr>
-      <w:spacing w:after="60"/>
+      <w:spacing w:after="20"/>
     </w:pPr>
   </w:style>
   <w:style w:type="paragraph" w:styleId="TDC2">
@@ -14375,7 +16828,7 @@
     <w:unhideWhenUsed/>
     <w:rsid w:val="00400E19"/>
     <w:pPr>
-      <w:spacing w:after="60"/>
+      <w:spacing w:after="20"/>
       <w:ind w:left="210"/>
     </w:pPr>
   </w:style>

--- a/plantillas/Manual_de_Usuario.docx
+++ b/plantillas/Manual_de_Usuario.docx
@@ -12742,7 +12742,7 @@
         <w:t xml:space="preserve">repetida</w:t>
       </w:r>
       <w:r>
-        <w:t xml:space="preserve"> cuando hay más de una con la misma persona, el mismo centro, el mismo tipo de pesquisa y la misma fecha de evaluación. Las evaluaciones de fechas distintas no son repetidas.</w:t>
+        <w:t xml:space="preserve"> cuando hay más de una con la misma persona, el mismo centro, el mismo tipo de medición y la misma fecha de evaluación. Las evaluaciones de fechas distintas no son repetidas.</w:t>
       </w:r>
     </w:p>
     <w:p>
@@ -12750,7 +12750,25 @@
         <w:spacing w:after="120"/>
       </w:pPr>
       <w:r>
-        <w:t xml:space="preserve">Cada vez que se carga un Excel, sus mediciones se guardan en el mismo instante y forman una </w:t>
+        <w:t xml:space="preserve">Solo se comparan mediciones de la </w:t>
+      </w:r>
+      <w:r>
+        <w:rPr>
+          <w:b/>
+          <w:bCs/>
+        </w:rPr>
+        <w:t xml:space="preserve">misma pesquisa</w:t>
+      </w:r>
+      <w:r>
+        <w:t xml:space="preserve"> (antropometría con antropometría, sanguíneo con sanguíneo, signos vitales con signos vitales…): el peso y la hemoglobina nunca compiten entre sí.</w:t>
+      </w:r>
+    </w:p>
+    <w:p>
+      <w:pPr>
+        <w:spacing w:after="120"/>
+      </w:pPr>
+      <w:r>
+        <w:t xml:space="preserve">Cada vez que se carga un Excel, las mediciones de una misma pesquisa se guardan en el mismo instante y forman una </w:t>
       </w:r>
       <w:r>
         <w:rPr>
@@ -12760,7 +12778,7 @@
         <w:t xml:space="preserve">carga</w:t>
       </w:r>
       <w:r>
-        <w:t xml:space="preserve">. Si el archivo se cargó cuatro veces, la persona tiene cuatro cargas de la misma fecha. Según sus valores, el sistema distingue dos casos:</w:t>
+        <w:t xml:space="preserve">. Si el archivo se cargó cuatro veces, la persona tiene cuatro cargas de esa pesquisa en la misma fecha. Según sus valores, el sistema distingue dos casos:</w:t>
       </w:r>
     </w:p>
     <w:tbl>
@@ -13258,7 +13276,7 @@
         </w:rPr>
         <w:drawing>
           <wp:inline distT="0" distB="0" distL="0" distR="0">
-            <wp:extent cx="5715000" cy="3006328"/>
+            <wp:extent cx="5715000" cy="3080742"/>
             <wp:effectExtent l="0" t="0" r="0" b="0"/>
             <wp:docPr id="2100000007" name="22_evaluaciones_lista" descr="Figura 20. Resumen del centro y lista de beneficiarios (datos de ejemplo)." title="Figura 20. Resumen del centro y lista de beneficiarios (datos de ejemplo)."/>
             <wp:cNvGraphicFramePr>
@@ -13283,7 +13301,7 @@
                   <pic:spPr bwMode="auto">
                     <a:xfrm>
                       <a:off x="0" y="0"/>
-                      <a:ext cx="5715000" cy="3006328"/>
+                      <a:ext cx="5715000" cy="3080742"/>
                     </a:xfrm>
                     <a:prstGeom prst="rect">
                       <a:avLst/>
@@ -13451,7 +13469,7 @@
         </w:rPr>
         <w:drawing>
           <wp:inline distT="0" distB="0" distL="0" distR="0">
-            <wp:extent cx="5715000" cy="2187773"/>
+            <wp:extent cx="5715000" cy="2277070"/>
             <wp:effectExtent l="0" t="0" r="0" b="0"/>
             <wp:docPr id="2100000008" name="23_evaluaciones_confirmar" descr="Figura 21. Confirmación de la limpieza rápida del centro (datos de ejemplo)." title="Figura 21. Confirmación de la limpieza rápida del centro (datos de ejemplo)."/>
             <wp:cNvGraphicFramePr>
@@ -13476,7 +13494,7 @@
                   <pic:spPr bwMode="auto">
                     <a:xfrm>
                       <a:off x="0" y="0"/>
-                      <a:ext cx="5715000" cy="2187773"/>
+                      <a:ext cx="5715000" cy="2277070"/>
                     </a:xfrm>
                     <a:prstGeom prst="rect">
                       <a:avLst/>
@@ -13537,10 +13555,10 @@
           <w:b/>
           <w:bCs/>
         </w:rPr>
-        <w:t xml:space="preserve">fecha con repetidas</w:t>
-      </w:r>
-      <w:r>
-        <w:t xml:space="preserve">, con las cargas lado a lado: cada columna es una carga con su fecha y hora, y cada fila es un tipo de medición.</w:t>
+        <w:t xml:space="preserve">fecha y pesquisa con repetidas</w:t>
+      </w:r>
+      <w:r>
+        <w:t xml:space="preserve">; en el encabezado aparecen la fecha, la pesquisa (por ejemplo, «Sanguíneo») y cuántas cargas hay. Las cargas se muestran lado a lado: cada columna es una carga con su fecha y hora, y cada fila es un tipo de medición.</w:t>
       </w:r>
     </w:p>
     <w:p>
@@ -13563,7 +13581,7 @@
         <w:t xml:space="preserve">Conservar carga N</w:t>
       </w:r>
       <w:r>
-        <w:t xml:space="preserve"> en la columna que quieres dejar. Por defecto está marcada la primera.</w:t>
+        <w:t xml:space="preserve"> en la columna que quieres dejar. Cada tarjeta se decide por separado y por defecto está marcada la primera.</w:t>
       </w:r>
     </w:p>
     <w:p>
@@ -13632,7 +13650,7 @@
         <w:spacing w:after="60"/>
       </w:pPr>
       <w:r>
-        <w:t xml:space="preserve">Abajo, </w:t>
+        <w:t xml:space="preserve">Si en la misma fecha hay otra pesquisa sin repetidas, el pie de la tarjeta la nombra («Sin repetidas en esta fecha: …»). </w:t>
       </w:r>
       <w:r>
         <w:rPr>
@@ -13642,7 +13660,7 @@
         <w:t xml:space="preserve">Fechas sin repetidas</w:t>
       </w:r>
       <w:r>
-        <w:t xml:space="preserve"> lista las fechas que no se modificarán.</w:t>
+        <w:t xml:space="preserve"> lista las demás fechas. Nada de eso se modifica.</w:t>
       </w:r>
     </w:p>
     <w:p>
@@ -13680,9 +13698,9 @@
         </w:rPr>
         <w:drawing>
           <wp:inline distT="0" distB="0" distL="0" distR="0">
-            <wp:extent cx="5715000" cy="3318867"/>
+            <wp:extent cx="5715000" cy="3140273"/>
             <wp:effectExtent l="0" t="0" r="0" b="0"/>
-            <wp:docPr id="2100000009" name="24_evaluaciones_distintos" descr="Figura 22. Valores distintos de hemoglobina: se conserva la carga 2 (datos de ejemplo)." title="Figura 22. Valores distintos de hemoglobina: se conserva la carga 2 (datos de ejemplo)."/>
+            <wp:docPr id="2100000009" name="24_evaluaciones_distintos" descr="Figura 22. Valores distintos de hemoglobina en la pesquisa Sanguíneo: se conserva la carga 2 (datos de ejemplo)." title="Figura 22. Valores distintos de hemoglobina en la pesquisa Sanguíneo: se conserva la carga 2 (datos de ejemplo)."/>
             <wp:cNvGraphicFramePr>
               <a:graphicFrameLocks xmlns:a="http://schemas.openxmlformats.org/drawingml/2006/main" noChangeAspect="1"/>
             </wp:cNvGraphicFramePr>
@@ -13705,7 +13723,7 @@
                   <pic:spPr bwMode="auto">
                     <a:xfrm>
                       <a:off x="0" y="0"/>
-                      <a:ext cx="5715000" cy="3318867"/>
+                      <a:ext cx="5715000" cy="3140273"/>
                     </a:xfrm>
                     <a:prstGeom prst="rect">
                       <a:avLst/>
@@ -13731,7 +13749,7 @@
           <w:sz w:val="18"/>
           <w:szCs w:val="18"/>
         </w:rPr>
-        <w:t>Figura 22. Valores distintos de hemoglobina: se conserva la carga 2 (datos de ejemplo).</w:t>
+        <w:t>Figura 22. Valores distintos de hemoglobina en la pesquisa Sanguíneo: se conserva la carga 2 (datos de ejemplo).</w:t>
       </w:r>
     </w:p>
     <w:p>
@@ -13746,9 +13764,9 @@
         </w:rPr>
         <w:drawing>
           <wp:inline distT="0" distB="0" distL="0" distR="0">
-            <wp:extent cx="5715000" cy="3318867"/>
+            <wp:extent cx="5715000" cy="3259336"/>
             <wp:effectExtent l="0" t="0" r="0" b="0"/>
-            <wp:docPr id="2100000010" name="25_evaluaciones_identicas" descr="Figura 23. Cuatro copias idénticas: se conserva la carga 1 (datos de ejemplo)." title="Figura 23. Cuatro copias idénticas: se conserva la carga 1 (datos de ejemplo)."/>
+            <wp:docPr id="2100000010" name="25_evaluaciones_identicas" descr="Figura 23. Cuatro copias idénticas de antropometría: se conserva la carga 1 (datos de ejemplo)." title="Figura 23. Cuatro copias idénticas de antropometría: se conserva la carga 1 (datos de ejemplo)."/>
             <wp:cNvGraphicFramePr>
               <a:graphicFrameLocks xmlns:a="http://schemas.openxmlformats.org/drawingml/2006/main" noChangeAspect="1"/>
             </wp:cNvGraphicFramePr>
@@ -13771,7 +13789,7 @@
                   <pic:spPr bwMode="auto">
                     <a:xfrm>
                       <a:off x="0" y="0"/>
-                      <a:ext cx="5715000" cy="3318867"/>
+                      <a:ext cx="5715000" cy="3259336"/>
                     </a:xfrm>
                     <a:prstGeom prst="rect">
                       <a:avLst/>
@@ -13797,7 +13815,7 @@
           <w:sz w:val="18"/>
           <w:szCs w:val="18"/>
         </w:rPr>
-        <w:t>Figura 23. Cuatro copias idénticas: se conserva la carga 1 (datos de ejemplo).</w:t>
+        <w:t>Figura 23. Cuatro copias idénticas de antropometría: se conserva la carga 1 (datos de ejemplo).</w:t>
       </w:r>
     </w:p>
     <w:p>
@@ -14021,7 +14039,7 @@
                 <w:sz w:val="19"/>
                 <w:szCs w:val="19"/>
               </w:rPr>
-              <w:t xml:space="preserve">La carga que elijas en cada fecha; si no eliges, la primera.</w:t>
+              <w:t xml:space="preserve">La carga que elijas en cada tarjeta (fecha y pesquisa); si no eliges, la primera.</w:t>
             </w:r>
           </w:p>
         </w:tc>
@@ -14121,7 +14139,7 @@
                 <w:sz w:val="19"/>
                 <w:szCs w:val="19"/>
               </w:rPr>
-              <w:t xml:space="preserve">Fechas sin repetidas, otros beneficiarios y otros centros</w:t>
+              <w:t xml:space="preserve">Fechas o pesquisas sin repetidas, otros beneficiarios y otros centros</w:t>
             </w:r>
           </w:p>
         </w:tc>
@@ -14175,7 +14193,7 @@
         <w:t xml:space="preserve">Consejo: </w:t>
       </w:r>
       <w:r>
-        <w:t xml:space="preserve">si dudas entre dos cargas con valores distintos, revisa el original (la hoja del Excel o la ficha del beneficiario) antes de eliminar: el sistema no puede saber cuál valor es el correcto.</w:t>
+        <w:t xml:space="preserve">si dudas entre cargas con valores distintos, revisa el original (el Excel o la ficha del beneficiario): el sistema no puede saber cuál valor es el correcto.</w:t>
       </w:r>
     </w:p>
     <w:p>
@@ -14279,7 +14297,7 @@
         <w:t xml:space="preserve">Aceptar</w:t>
       </w:r>
       <w:r>
-        <w:t xml:space="preserve">, la pantalla se actualiza: si el beneficiario aún tiene fechas por revisar sigues en su detalle; si no, vuelves a la lista.</w:t>
+        <w:t xml:space="preserve">, la pantalla se actualiza: sigues en el detalle si aún queda algo por revisar; si no, vuelves a la lista.</w:t>
       </w:r>
     </w:p>
     <w:p>

--- a/plantillas/Manual_de_Usuario.docx
+++ b/plantillas/Manual_de_Usuario.docx
@@ -55,7 +55,7 @@
         <w:spacing w:after="120"/>
       </w:pPr>
       <w:r>
-        <w:t>Versión 2.2 · Actualizado el 19/10/2026</w:t>
+        <w:t>Versión 2.3 · Actualizado el 20/10/2026</w:t>
       </w:r>
     </w:p>
     <w:p>
@@ -299,7 +299,30 @@
         <w:t xml:space="preserve">Beneficiarios</w:t>
       </w:r>
       <w:r>
-        <w:t xml:space="preserve"> ahora es un submenú con tres opciones.</w:t>
+        <w:t xml:space="preserve"> ahora es un submenú con cuatro opciones.</w:t>
+      </w:r>
+    </w:p>
+    <w:p>
+      <w:pPr>
+        <w:pStyle w:val="Prrafodelista"/>
+        <w:numPr>
+          <w:ilvl w:val="0"/>
+          <w:numId w:val="2"/>
+        </w:numPr>
+        <w:spacing w:after="60"/>
+      </w:pPr>
+      <w:r>
+        <w:t xml:space="preserve">Nueva opción </w:t>
+      </w:r>
+      <w:r>
+        <w:rPr>
+          <w:b/>
+          <w:bCs/>
+        </w:rPr>
+        <w:t xml:space="preserve">Sin Actividad</w:t>
+      </w:r>
+      <w:r>
+        <w:t xml:space="preserve"> (menú Beneficiarios): lista las personas registradas que nunca fueron evaluadas, inscritas ni relacionadas con nadie, muestra su fecha de registro y permite eliminarlas con confirmación.</w:t>
       </w:r>
     </w:p>
     <w:p>
@@ -3272,13 +3295,348 @@
               <w14:ligatures w14:val="standardContextual"/>
             </w:rPr>
           </w:pPr>
+          <w:hyperlink w:anchor="_Toc900000311" w:history="1">
+            <w:r>
+              <w:rPr>
+                <w:rStyle w:val="Hipervnculo"/>
+                <w:noProof/>
+              </w:rPr>
+              <w:t>15. Beneficiarios sin actividad</w:t>
+            </w:r>
+            <w:r>
+              <w:rPr>
+                <w:noProof/>
+              </w:rPr>
+              <w:tab/>
+            </w:r>
+            <w:r>
+              <w:rPr>
+                <w:noProof/>
+              </w:rPr>
+              <w:fldChar w:fldCharType="begin"/>
+            </w:r>
+            <w:r>
+              <w:rPr>
+                <w:noProof/>
+              </w:rPr>
+              <w:instrText xml:space="preserve"> PAGEREF _Toc900000311 \h </w:instrText>
+            </w:r>
+            <w:r>
+              <w:rPr>
+                <w:noProof/>
+              </w:rPr>
+            </w:r>
+            <w:r>
+              <w:rPr>
+                <w:noProof/>
+              </w:rPr>
+              <w:fldChar w:fldCharType="separate"/>
+            </w:r>
+            <w:r>
+              <w:rPr>
+                <w:noProof/>
+              </w:rPr>
+              <w:t>34</w:t>
+            </w:r>
+            <w:r>
+              <w:rPr>
+                <w:noProof/>
+              </w:rPr>
+              <w:fldChar w:fldCharType="end"/>
+            </w:r>
+          </w:hyperlink>
+        </w:p>
+        <w:p>
+          <w:pPr>
+            <w:pStyle w:val="TDC2"/>
+            <w:tabs>
+              <w:tab w:val="right" w:leader="dot" w:pos="9350"/>
+            </w:tabs>
+            <w:rPr>
+              <w:rFonts w:asciiTheme="minorHAnsi" w:eastAsiaTheme="minorEastAsia" w:hAnsiTheme="minorHAnsi" w:cstheme="minorBidi"/>
+              <w:noProof/>
+              <w:color w:val="auto"/>
+              <w:kern w:val="2"/>
+              <w:sz w:val="24"/>
+              <w:szCs w:val="24"/>
+              <w14:ligatures w14:val="standardContextual"/>
+            </w:rPr>
+          </w:pPr>
+          <w:hyperlink w:anchor="_Toc900000312" w:history="1">
+            <w:r>
+              <w:rPr>
+                <w:rStyle w:val="Hipervnculo"/>
+                <w:noProof/>
+              </w:rPr>
+              <w:t>15.1 Qué personas aparecen</w:t>
+            </w:r>
+            <w:r>
+              <w:rPr>
+                <w:noProof/>
+              </w:rPr>
+              <w:tab/>
+            </w:r>
+            <w:r>
+              <w:rPr>
+                <w:noProof/>
+              </w:rPr>
+              <w:fldChar w:fldCharType="begin"/>
+            </w:r>
+            <w:r>
+              <w:rPr>
+                <w:noProof/>
+              </w:rPr>
+              <w:instrText xml:space="preserve"> PAGEREF _Toc900000312 \h </w:instrText>
+            </w:r>
+            <w:r>
+              <w:rPr>
+                <w:noProof/>
+              </w:rPr>
+            </w:r>
+            <w:r>
+              <w:rPr>
+                <w:noProof/>
+              </w:rPr>
+              <w:fldChar w:fldCharType="separate"/>
+            </w:r>
+            <w:r>
+              <w:rPr>
+                <w:noProof/>
+              </w:rPr>
+              <w:t>34</w:t>
+            </w:r>
+            <w:r>
+              <w:rPr>
+                <w:noProof/>
+              </w:rPr>
+              <w:fldChar w:fldCharType="end"/>
+            </w:r>
+          </w:hyperlink>
+        </w:p>
+        <w:p>
+          <w:pPr>
+            <w:pStyle w:val="TDC2"/>
+            <w:tabs>
+              <w:tab w:val="right" w:leader="dot" w:pos="9350"/>
+            </w:tabs>
+            <w:rPr>
+              <w:rFonts w:asciiTheme="minorHAnsi" w:eastAsiaTheme="minorEastAsia" w:hAnsiTheme="minorHAnsi" w:cstheme="minorBidi"/>
+              <w:noProof/>
+              <w:color w:val="auto"/>
+              <w:kern w:val="2"/>
+              <w:sz w:val="24"/>
+              <w:szCs w:val="24"/>
+              <w14:ligatures w14:val="standardContextual"/>
+            </w:rPr>
+          </w:pPr>
+          <w:hyperlink w:anchor="_Toc900000313" w:history="1">
+            <w:r>
+              <w:rPr>
+                <w:rStyle w:val="Hipervnculo"/>
+                <w:noProof/>
+              </w:rPr>
+              <w:t>15.2 Paso 1: Revisar la lista</w:t>
+            </w:r>
+            <w:r>
+              <w:rPr>
+                <w:noProof/>
+              </w:rPr>
+              <w:tab/>
+            </w:r>
+            <w:r>
+              <w:rPr>
+                <w:noProof/>
+              </w:rPr>
+              <w:fldChar w:fldCharType="begin"/>
+            </w:r>
+            <w:r>
+              <w:rPr>
+                <w:noProof/>
+              </w:rPr>
+              <w:instrText xml:space="preserve"> PAGEREF _Toc900000313 \h </w:instrText>
+            </w:r>
+            <w:r>
+              <w:rPr>
+                <w:noProof/>
+              </w:rPr>
+            </w:r>
+            <w:r>
+              <w:rPr>
+                <w:noProof/>
+              </w:rPr>
+              <w:fldChar w:fldCharType="separate"/>
+            </w:r>
+            <w:r>
+              <w:rPr>
+                <w:noProof/>
+              </w:rPr>
+              <w:t>34</w:t>
+            </w:r>
+            <w:r>
+              <w:rPr>
+                <w:noProof/>
+              </w:rPr>
+              <w:fldChar w:fldCharType="end"/>
+            </w:r>
+          </w:hyperlink>
+        </w:p>
+        <w:p>
+          <w:pPr>
+            <w:pStyle w:val="TDC2"/>
+            <w:tabs>
+              <w:tab w:val="right" w:leader="dot" w:pos="9350"/>
+            </w:tabs>
+            <w:rPr>
+              <w:rFonts w:asciiTheme="minorHAnsi" w:eastAsiaTheme="minorEastAsia" w:hAnsiTheme="minorHAnsi" w:cstheme="minorBidi"/>
+              <w:noProof/>
+              <w:color w:val="auto"/>
+              <w:kern w:val="2"/>
+              <w:sz w:val="24"/>
+              <w:szCs w:val="24"/>
+              <w14:ligatures w14:val="standardContextual"/>
+            </w:rPr>
+          </w:pPr>
+          <w:hyperlink w:anchor="_Toc900000314" w:history="1">
+            <w:r>
+              <w:rPr>
+                <w:rStyle w:val="Hipervnculo"/>
+                <w:noProof/>
+              </w:rPr>
+              <w:t>15.3 Paso 2: Elegir qué eliminar</w:t>
+            </w:r>
+            <w:r>
+              <w:rPr>
+                <w:noProof/>
+              </w:rPr>
+              <w:tab/>
+            </w:r>
+            <w:r>
+              <w:rPr>
+                <w:noProof/>
+              </w:rPr>
+              <w:fldChar w:fldCharType="begin"/>
+            </w:r>
+            <w:r>
+              <w:rPr>
+                <w:noProof/>
+              </w:rPr>
+              <w:instrText xml:space="preserve"> PAGEREF _Toc900000314 \h </w:instrText>
+            </w:r>
+            <w:r>
+              <w:rPr>
+                <w:noProof/>
+              </w:rPr>
+            </w:r>
+            <w:r>
+              <w:rPr>
+                <w:noProof/>
+              </w:rPr>
+              <w:fldChar w:fldCharType="separate"/>
+            </w:r>
+            <w:r>
+              <w:rPr>
+                <w:noProof/>
+              </w:rPr>
+              <w:t>35</w:t>
+            </w:r>
+            <w:r>
+              <w:rPr>
+                <w:noProof/>
+              </w:rPr>
+              <w:fldChar w:fldCharType="end"/>
+            </w:r>
+          </w:hyperlink>
+        </w:p>
+        <w:p>
+          <w:pPr>
+            <w:pStyle w:val="TDC2"/>
+            <w:tabs>
+              <w:tab w:val="right" w:leader="dot" w:pos="9350"/>
+            </w:tabs>
+            <w:rPr>
+              <w:rFonts w:asciiTheme="minorHAnsi" w:eastAsiaTheme="minorEastAsia" w:hAnsiTheme="minorHAnsi" w:cstheme="minorBidi"/>
+              <w:noProof/>
+              <w:color w:val="auto"/>
+              <w:kern w:val="2"/>
+              <w:sz w:val="24"/>
+              <w:szCs w:val="24"/>
+              <w14:ligatures w14:val="standardContextual"/>
+            </w:rPr>
+          </w:pPr>
+          <w:hyperlink w:anchor="_Toc900000315" w:history="1">
+            <w:r>
+              <w:rPr>
+                <w:rStyle w:val="Hipervnculo"/>
+                <w:noProof/>
+              </w:rPr>
+              <w:t>15.4 Confirmación y resultado</w:t>
+            </w:r>
+            <w:r>
+              <w:rPr>
+                <w:noProof/>
+              </w:rPr>
+              <w:tab/>
+            </w:r>
+            <w:r>
+              <w:rPr>
+                <w:noProof/>
+              </w:rPr>
+              <w:fldChar w:fldCharType="begin"/>
+            </w:r>
+            <w:r>
+              <w:rPr>
+                <w:noProof/>
+              </w:rPr>
+              <w:instrText xml:space="preserve"> PAGEREF _Toc900000315 \h </w:instrText>
+            </w:r>
+            <w:r>
+              <w:rPr>
+                <w:noProof/>
+              </w:rPr>
+            </w:r>
+            <w:r>
+              <w:rPr>
+                <w:noProof/>
+              </w:rPr>
+              <w:fldChar w:fldCharType="separate"/>
+            </w:r>
+            <w:r>
+              <w:rPr>
+                <w:noProof/>
+              </w:rPr>
+              <w:t>35</w:t>
+            </w:r>
+            <w:r>
+              <w:rPr>
+                <w:noProof/>
+              </w:rPr>
+              <w:fldChar w:fldCharType="end"/>
+            </w:r>
+          </w:hyperlink>
+        </w:p>
+        <w:p>
+          <w:pPr>
+            <w:pStyle w:val="TDC1"/>
+            <w:tabs>
+              <w:tab w:val="right" w:leader="dot" w:pos="9350"/>
+            </w:tabs>
+            <w:rPr>
+              <w:rFonts w:asciiTheme="minorHAnsi" w:eastAsiaTheme="minorEastAsia" w:hAnsiTheme="minorHAnsi" w:cstheme="minorBidi"/>
+              <w:noProof/>
+              <w:color w:val="auto"/>
+              <w:kern w:val="2"/>
+              <w:sz w:val="24"/>
+              <w:szCs w:val="24"/>
+              <w14:ligatures w14:val="standardContextual"/>
+            </w:rPr>
+          </w:pPr>
           <w:hyperlink w:anchor="_Toc242974977" w:history="1">
             <w:r>
               <w:rPr>
                 <w:rStyle w:val="Hipervnculo"/>
                 <w:noProof/>
               </w:rPr>
-              <w:t>15. Mensajes frecuentes</w:t>
+              <w:t>16. Mensajes frecuentes</w:t>
             </w:r>
             <w:r>
               <w:rPr>
@@ -3313,7 +3671,7 @@
               <w:rPr>
                 <w:noProof/>
               </w:rPr>
-              <w:t>34</w:t>
+              <w:t>37</w:t>
             </w:r>
             <w:r>
               <w:rPr>
@@ -3753,6 +4111,69 @@
                 <w:szCs w:val="19"/>
               </w:rPr>
               <w:t>Beneficiarios › Posibles Duplicados</w:t>
+            </w:r>
+          </w:p>
+        </w:tc>
+      </w:tr>
+      <w:tr>
+        <w:tblPrEx>
+          <w:tblCellMar>
+            <w:top w:w="0" w:type="dxa"/>
+            <w:bottom w:w="0" w:type="dxa"/>
+          </w:tblCellMar>
+        </w:tblPrEx>
+        <w:trPr>
+          <w:cantSplit/>
+        </w:trPr>
+        <w:tc>
+          <w:tcPr>
+            <w:tcW w:w="6404" w:type="dxa"/>
+            <w:tcBorders>
+              <w:top w:val="single" w:sz="4" w:space="0" w:color="D0D5DD"/>
+              <w:left w:val="single" w:sz="4" w:space="0" w:color="D0D5DD"/>
+              <w:bottom w:val="single" w:sz="4" w:space="0" w:color="D0D5DD"/>
+              <w:right w:val="single" w:sz="4" w:space="0" w:color="D0D5DD"/>
+            </w:tcBorders>
+            <w:tcMar>
+              <w:top w:w="70" w:type="dxa"/>
+              <w:left w:w="110" w:type="dxa"/>
+              <w:bottom w:w="70" w:type="dxa"/>
+              <w:right w:w="110" w:type="dxa"/>
+            </w:tcMar>
+          </w:tcPr>
+          <w:p>
+            <w:r>
+              <w:rPr>
+                <w:sz w:val="19"/>
+                <w:szCs w:val="19"/>
+              </w:rPr>
+              <w:t>Eliminar beneficiarios que nunca se usaron (sin jornada, centro, evaluaciones ni familiares)</w:t>
+            </w:r>
+          </w:p>
+        </w:tc>
+        <w:tc>
+          <w:tcPr>
+            <w:tcW w:w="2956" w:type="dxa"/>
+            <w:tcBorders>
+              <w:top w:val="single" w:sz="4" w:space="0" w:color="D0D5DD"/>
+              <w:left w:val="single" w:sz="4" w:space="0" w:color="D0D5DD"/>
+              <w:bottom w:val="single" w:sz="4" w:space="0" w:color="D0D5DD"/>
+              <w:right w:val="single" w:sz="4" w:space="0" w:color="D0D5DD"/>
+            </w:tcBorders>
+            <w:tcMar>
+              <w:top w:w="70" w:type="dxa"/>
+              <w:left w:w="110" w:type="dxa"/>
+              <w:bottom w:w="70" w:type="dxa"/>
+              <w:right w:w="110" w:type="dxa"/>
+            </w:tcMar>
+          </w:tcPr>
+          <w:p>
+            <w:r>
+              <w:rPr>
+                <w:sz w:val="19"/>
+                <w:szCs w:val="19"/>
+              </w:rPr>
+              <w:t>Beneficiarios › Sin Actividad</w:t>
             </w:r>
           </w:p>
         </w:tc>
@@ -4516,7 +4937,7 @@
         </w:rPr>
         <w:drawing>
           <wp:inline distT="0" distB="0" distL="0" distR="0" wp14:anchorId="21343A6D" wp14:editId="6BB224A9">
-            <wp:extent cx="1310268" cy="4528286"/>
+            <wp:extent cx="1310268" cy="4758893"/>
             <wp:effectExtent l="0" t="0" r="0" b="0"/>
             <wp:docPr id="1325760473" name="04_sidebar" descr="Menú lateral con los submenús desplegados." title="Menú lateral con los submenús desplegados."/>
             <wp:cNvGraphicFramePr>
@@ -4541,7 +4962,7 @@
                   <pic:spPr bwMode="auto">
                     <a:xfrm>
                       <a:off x="0" y="0"/>
-                      <a:ext cx="1310268" cy="4528286"/>
+                      <a:ext cx="1310268" cy="4758893"/>
                     </a:xfrm>
                     <a:prstGeom prst="rect">
                       <a:avLst/>
@@ -5225,6 +5646,69 @@
                 <w:szCs w:val="19"/>
               </w:rPr>
               <w:t>Ver la lista de posibles duplicados (sección 13)</w:t>
+            </w:r>
+          </w:p>
+        </w:tc>
+      </w:tr>
+      <w:tr>
+        <w:tblPrEx>
+          <w:tblCellMar>
+            <w:top w:w="0" w:type="dxa"/>
+            <w:bottom w:w="0" w:type="dxa"/>
+          </w:tblCellMar>
+        </w:tblPrEx>
+        <w:trPr>
+          <w:cantSplit/>
+        </w:trPr>
+        <w:tc>
+          <w:tcPr>
+            <w:tcW w:w="3744" w:type="dxa"/>
+            <w:tcBorders>
+              <w:top w:val="single" w:sz="4" w:space="0" w:color="D0D5DD"/>
+              <w:left w:val="single" w:sz="4" w:space="0" w:color="D0D5DD"/>
+              <w:bottom w:val="single" w:sz="4" w:space="0" w:color="D0D5DD"/>
+              <w:right w:val="single" w:sz="4" w:space="0" w:color="D0D5DD"/>
+            </w:tcBorders>
+            <w:tcMar>
+              <w:top w:w="70" w:type="dxa"/>
+              <w:left w:w="110" w:type="dxa"/>
+              <w:bottom w:w="70" w:type="dxa"/>
+              <w:right w:w="110" w:type="dxa"/>
+            </w:tcMar>
+          </w:tcPr>
+          <w:p>
+            <w:r>
+              <w:rPr>
+                <w:sz w:val="19"/>
+                <w:szCs w:val="19"/>
+              </w:rPr>
+              <w:t>Beneficiarios › Sin Actividad</w:t>
+            </w:r>
+          </w:p>
+        </w:tc>
+        <w:tc>
+          <w:tcPr>
+            <w:tcW w:w="5616" w:type="dxa"/>
+            <w:tcBorders>
+              <w:top w:val="single" w:sz="4" w:space="0" w:color="D0D5DD"/>
+              <w:left w:val="single" w:sz="4" w:space="0" w:color="D0D5DD"/>
+              <w:bottom w:val="single" w:sz="4" w:space="0" w:color="D0D5DD"/>
+              <w:right w:val="single" w:sz="4" w:space="0" w:color="D0D5DD"/>
+            </w:tcBorders>
+            <w:tcMar>
+              <w:top w:w="70" w:type="dxa"/>
+              <w:left w:w="110" w:type="dxa"/>
+              <w:bottom w:w="70" w:type="dxa"/>
+              <w:right w:w="110" w:type="dxa"/>
+            </w:tcMar>
+          </w:tcPr>
+          <w:p>
+            <w:r>
+              <w:rPr>
+                <w:sz w:val="19"/>
+                <w:szCs w:val="19"/>
+              </w:rPr>
+              <w:t>Revisar y eliminar beneficiarios sin ninguna actividad (sección 15)</w:t>
             </w:r>
           </w:p>
         </w:tc>
@@ -14343,10 +14827,1453 @@
         <w:pStyle w:val="Ttulo1"/>
         <w:pageBreakBefore/>
       </w:pPr>
+      <w:bookmarkStart w:id="411" w:name="_Toc900000311"/>
+      <w:r>
+        <w:t xml:space="preserve">15. Beneficiarios sin actividad</w:t>
+      </w:r>
+      <w:bookmarkEnd w:id="411"/>
+    </w:p>
+    <w:p>
+      <w:pPr>
+        <w:spacing w:after="120"/>
+      </w:pPr>
+      <w:r>
+        <w:t xml:space="preserve">Menú </w:t>
+      </w:r>
+      <w:r>
+        <w:rPr>
+          <w:b/>
+          <w:bCs/>
+        </w:rPr>
+        <w:t xml:space="preserve">Beneficiarios › Sin Actividad</w:t>
+      </w:r>
+      <w:r>
+        <w:t xml:space="preserve">. Lista a las personas registradas que nunca se usaron: no fueron evaluadas, no están en ninguna jornada ni centro y no tienen relación familiar con nadie. Suelen ser registros creados por error o cargas que quedaron a medias. La pantalla te los muestra con su fecha de registro para que decidas cuáles eliminar.</w:t>
+      </w:r>
+    </w:p>
+    <w:p>
+      <w:pPr>
+        <w:pBdr>
+          <w:left w:val="single" w:sz="24" w:space="8" w:color="F5A623"/>
+        </w:pBdr>
+        <w:shd w:val="clear" w:color="auto" w:fill="FFF6DF"/>
+        <w:spacing w:before="120" w:after="200"/>
+        <w:ind w:left="180" w:right="180"/>
+      </w:pPr>
+      <w:r>
+        <w:rPr>
+          <w:b/>
+          <w:bCs/>
+        </w:rPr>
+        <w:t xml:space="preserve">Importante: </w:t>
+      </w:r>
+      <w:r>
+        <w:t xml:space="preserve">al eliminar, el beneficiario </w:t>
+      </w:r>
+      <w:r>
+        <w:rPr>
+          <w:b/>
+          <w:bCs/>
+        </w:rPr>
+        <w:t xml:space="preserve">se borra definitivamente</w:t>
+      </w:r>
+      <w:r>
+        <w:t xml:space="preserve"> y la acción </w:t>
+      </w:r>
+      <w:r>
+        <w:rPr>
+          <w:b/>
+          <w:bCs/>
+        </w:rPr>
+        <w:t xml:space="preserve">no se puede deshacer</w:t>
+      </w:r>
+      <w:r>
+        <w:t xml:space="preserve">: el sistema no guarda copia. Revisa la fecha de registro antes de confirmar.</w:t>
+      </w:r>
+    </w:p>
+    <w:p>
+      <w:pPr>
+        <w:pStyle w:val="Ttulo2"/>
+      </w:pPr>
+      <w:bookmarkStart w:id="412" w:name="_Toc900000312"/>
+      <w:r>
+        <w:t xml:space="preserve">15.1 Qué personas aparecen</w:t>
+      </w:r>
+      <w:bookmarkEnd w:id="412"/>
+    </w:p>
+    <w:p>
+      <w:pPr>
+        <w:spacing w:after="120"/>
+      </w:pPr>
+      <w:r>
+        <w:t xml:space="preserve">Una persona aparece solo si </w:t>
+      </w:r>
+      <w:r>
+        <w:rPr>
+          <w:b/>
+          <w:bCs/>
+        </w:rPr>
+        <w:t xml:space="preserve">no tiene ninguno</w:t>
+      </w:r>
+      <w:r>
+        <w:t xml:space="preserve"> de estos vínculos:</w:t>
+      </w:r>
+    </w:p>
+    <w:tbl>
+      <w:tblPr>
+        <w:tblW w:w="9360" w:type="dxa"/>
+        <w:tblBorders>
+          <w:top w:val="single" w:sz="4" w:space="0" w:color="auto"/>
+          <w:left w:val="single" w:sz="4" w:space="0" w:color="auto"/>
+          <w:bottom w:val="single" w:sz="4" w:space="0" w:color="auto"/>
+          <w:right w:val="single" w:sz="4" w:space="0" w:color="auto"/>
+          <w:insideH w:val="single" w:sz="4" w:space="0" w:color="auto"/>
+          <w:insideV w:val="single" w:sz="4" w:space="0" w:color="auto"/>
+        </w:tblBorders>
+        <w:tblCellMar>
+          <w:left w:w="10" w:type="dxa"/>
+          <w:right w:w="10" w:type="dxa"/>
+        </w:tblCellMar>
+        <w:tblLook w:val="04A0" w:firstRow="1" w:lastRow="0" w:firstColumn="1" w:lastColumn="0" w:noHBand="0" w:noVBand="1"/>
+      </w:tblPr>
+      <w:tblGrid>
+        <w:gridCol w:w="2400"/>
+        <w:gridCol w:w="6960"/>
+      </w:tblGrid>
+      <w:tr>
+        <w:tblPrEx>
+          <w:tblCellMar>
+            <w:top w:w="0" w:type="dxa"/>
+            <w:bottom w:w="0" w:type="dxa"/>
+          </w:tblCellMar>
+        </w:tblPrEx>
+        <w:trPr>
+          <w:tblHeader/>
+        </w:trPr>
+        <w:tc>
+          <w:tcPr>
+            <w:tcW w:w="2400" w:type="dxa"/>
+            <w:tcBorders>
+              <w:top w:val="single" w:sz="4" w:space="0" w:color="D0D5DD"/>
+              <w:left w:val="single" w:sz="4" w:space="0" w:color="D0D5DD"/>
+              <w:bottom w:val="single" w:sz="4" w:space="0" w:color="D0D5DD"/>
+              <w:right w:val="single" w:sz="4" w:space="0" w:color="D0D5DD"/>
+            </w:tcBorders>
+            <w:shd w:val="clear" w:color="auto" w:fill="2D3748"/>
+            <w:tcMar>
+              <w:top w:w="70" w:type="dxa"/>
+              <w:left w:w="110" w:type="dxa"/>
+              <w:bottom w:w="70" w:type="dxa"/>
+              <w:right w:w="110" w:type="dxa"/>
+            </w:tcMar>
+          </w:tcPr>
+          <w:p>
+            <w:r>
+              <w:rPr>
+                <w:b/>
+                <w:bCs/>
+                <w:color w:val="FFFFFF"/>
+                <w:sz w:val="19"/>
+                <w:szCs w:val="19"/>
+              </w:rPr>
+              <w:t xml:space="preserve">No tiene…</w:t>
+            </w:r>
+          </w:p>
+        </w:tc>
+        <w:tc>
+          <w:tcPr>
+            <w:tcW w:w="6960" w:type="dxa"/>
+            <w:tcBorders>
+              <w:top w:val="single" w:sz="4" w:space="0" w:color="D0D5DD"/>
+              <w:left w:val="single" w:sz="4" w:space="0" w:color="D0D5DD"/>
+              <w:bottom w:val="single" w:sz="4" w:space="0" w:color="D0D5DD"/>
+              <w:right w:val="single" w:sz="4" w:space="0" w:color="D0D5DD"/>
+            </w:tcBorders>
+            <w:shd w:val="clear" w:color="auto" w:fill="2D3748"/>
+            <w:tcMar>
+              <w:top w:w="70" w:type="dxa"/>
+              <w:left w:w="110" w:type="dxa"/>
+              <w:bottom w:w="70" w:type="dxa"/>
+              <w:right w:w="110" w:type="dxa"/>
+            </w:tcMar>
+          </w:tcPr>
+          <w:p>
+            <w:r>
+              <w:rPr>
+                <w:b/>
+                <w:bCs/>
+                <w:color w:val="FFFFFF"/>
+                <w:sz w:val="19"/>
+                <w:szCs w:val="19"/>
+              </w:rPr>
+              <w:t xml:space="preserve">Detalle</w:t>
+            </w:r>
+          </w:p>
+        </w:tc>
+      </w:tr>
+      <w:tr>
+        <w:tblPrEx>
+          <w:tblCellMar>
+            <w:top w:w="0" w:type="dxa"/>
+            <w:bottom w:w="0" w:type="dxa"/>
+          </w:tblCellMar>
+        </w:tblPrEx>
+        <w:trPr>
+          <w:cantSplit/>
+        </w:trPr>
+        <w:tc>
+          <w:tcPr>
+            <w:tcW w:w="2400" w:type="dxa"/>
+            <w:tcBorders>
+              <w:top w:val="single" w:sz="4" w:space="0" w:color="D0D5DD"/>
+              <w:left w:val="single" w:sz="4" w:space="0" w:color="D0D5DD"/>
+              <w:bottom w:val="single" w:sz="4" w:space="0" w:color="D0D5DD"/>
+              <w:right w:val="single" w:sz="4" w:space="0" w:color="D0D5DD"/>
+            </w:tcBorders>
+            <w:tcMar>
+              <w:top w:w="70" w:type="dxa"/>
+              <w:left w:w="110" w:type="dxa"/>
+              <w:bottom w:w="70" w:type="dxa"/>
+              <w:right w:w="110" w:type="dxa"/>
+            </w:tcMar>
+          </w:tcPr>
+          <w:p>
+            <w:r>
+              <w:rPr>
+                <w:sz w:val="19"/>
+                <w:szCs w:val="19"/>
+              </w:rPr>
+              <w:t xml:space="preserve">Inscripciones</w:t>
+            </w:r>
+          </w:p>
+        </w:tc>
+        <w:tc>
+          <w:tcPr>
+            <w:tcW w:w="6960" w:type="dxa"/>
+            <w:tcBorders>
+              <w:top w:val="single" w:sz="4" w:space="0" w:color="D0D5DD"/>
+              <w:left w:val="single" w:sz="4" w:space="0" w:color="D0D5DD"/>
+              <w:bottom w:val="single" w:sz="4" w:space="0" w:color="D0D5DD"/>
+              <w:right w:val="single" w:sz="4" w:space="0" w:color="D0D5DD"/>
+            </w:tcBorders>
+            <w:tcMar>
+              <w:top w:w="70" w:type="dxa"/>
+              <w:left w:w="110" w:type="dxa"/>
+              <w:bottom w:w="70" w:type="dxa"/>
+              <w:right w:w="110" w:type="dxa"/>
+            </w:tcMar>
+          </w:tcPr>
+          <w:p>
+            <w:r>
+              <w:rPr>
+                <w:sz w:val="19"/>
+                <w:szCs w:val="19"/>
+              </w:rPr>
+              <w:t xml:space="preserve">No está en ninguna jornada ni en ningún centro.</w:t>
+            </w:r>
+          </w:p>
+        </w:tc>
+      </w:tr>
+      <w:tr>
+        <w:tblPrEx>
+          <w:tblCellMar>
+            <w:top w:w="0" w:type="dxa"/>
+            <w:bottom w:w="0" w:type="dxa"/>
+          </w:tblCellMar>
+        </w:tblPrEx>
+        <w:trPr>
+          <w:cantSplit/>
+        </w:trPr>
+        <w:tc>
+          <w:tcPr>
+            <w:tcW w:w="2400" w:type="dxa"/>
+            <w:tcBorders>
+              <w:top w:val="single" w:sz="4" w:space="0" w:color="D0D5DD"/>
+              <w:left w:val="single" w:sz="4" w:space="0" w:color="D0D5DD"/>
+              <w:bottom w:val="single" w:sz="4" w:space="0" w:color="D0D5DD"/>
+              <w:right w:val="single" w:sz="4" w:space="0" w:color="D0D5DD"/>
+            </w:tcBorders>
+            <w:tcMar>
+              <w:top w:w="70" w:type="dxa"/>
+              <w:left w:w="110" w:type="dxa"/>
+              <w:bottom w:w="70" w:type="dxa"/>
+              <w:right w:w="110" w:type="dxa"/>
+            </w:tcMar>
+          </w:tcPr>
+          <w:p>
+            <w:r>
+              <w:rPr>
+                <w:sz w:val="19"/>
+                <w:szCs w:val="19"/>
+              </w:rPr>
+              <w:t xml:space="preserve">Evaluaciones</w:t>
+            </w:r>
+          </w:p>
+        </w:tc>
+        <w:tc>
+          <w:tcPr>
+            <w:tcW w:w="6960" w:type="dxa"/>
+            <w:tcBorders>
+              <w:top w:val="single" w:sz="4" w:space="0" w:color="D0D5DD"/>
+              <w:left w:val="single" w:sz="4" w:space="0" w:color="D0D5DD"/>
+              <w:bottom w:val="single" w:sz="4" w:space="0" w:color="D0D5DD"/>
+              <w:right w:val="single" w:sz="4" w:space="0" w:color="D0D5DD"/>
+            </w:tcBorders>
+            <w:tcMar>
+              <w:top w:w="70" w:type="dxa"/>
+              <w:left w:w="110" w:type="dxa"/>
+              <w:bottom w:w="70" w:type="dxa"/>
+              <w:right w:w="110" w:type="dxa"/>
+            </w:tcMar>
+          </w:tcPr>
+          <w:p>
+            <w:r>
+              <w:rPr>
+                <w:sz w:val="19"/>
+                <w:szCs w:val="19"/>
+              </w:rPr>
+              <w:t xml:space="preserve">Ninguna pesquisa de jornada o de centro, ni evaluaciones de campo.</w:t>
+            </w:r>
+          </w:p>
+        </w:tc>
+      </w:tr>
+      <w:tr>
+        <w:tblPrEx>
+          <w:tblCellMar>
+            <w:top w:w="0" w:type="dxa"/>
+            <w:bottom w:w="0" w:type="dxa"/>
+          </w:tblCellMar>
+        </w:tblPrEx>
+        <w:trPr>
+          <w:cantSplit/>
+        </w:trPr>
+        <w:tc>
+          <w:tcPr>
+            <w:tcW w:w="2400" w:type="dxa"/>
+            <w:tcBorders>
+              <w:top w:val="single" w:sz="4" w:space="0" w:color="D0D5DD"/>
+              <w:left w:val="single" w:sz="4" w:space="0" w:color="D0D5DD"/>
+              <w:bottom w:val="single" w:sz="4" w:space="0" w:color="D0D5DD"/>
+              <w:right w:val="single" w:sz="4" w:space="0" w:color="D0D5DD"/>
+            </w:tcBorders>
+            <w:tcMar>
+              <w:top w:w="70" w:type="dxa"/>
+              <w:left w:w="110" w:type="dxa"/>
+              <w:bottom w:w="70" w:type="dxa"/>
+              <w:right w:w="110" w:type="dxa"/>
+            </w:tcMar>
+          </w:tcPr>
+          <w:p>
+            <w:r>
+              <w:rPr>
+                <w:sz w:val="19"/>
+                <w:szCs w:val="19"/>
+              </w:rPr>
+              <w:t xml:space="preserve">Familiares</w:t>
+            </w:r>
+          </w:p>
+        </w:tc>
+        <w:tc>
+          <w:tcPr>
+            <w:tcW w:w="6960" w:type="dxa"/>
+            <w:tcBorders>
+              <w:top w:val="single" w:sz="4" w:space="0" w:color="D0D5DD"/>
+              <w:left w:val="single" w:sz="4" w:space="0" w:color="D0D5DD"/>
+              <w:bottom w:val="single" w:sz="4" w:space="0" w:color="D0D5DD"/>
+              <w:right w:val="single" w:sz="4" w:space="0" w:color="D0D5DD"/>
+            </w:tcBorders>
+            <w:tcMar>
+              <w:top w:w="70" w:type="dxa"/>
+              <w:left w:w="110" w:type="dxa"/>
+              <w:bottom w:w="70" w:type="dxa"/>
+              <w:right w:w="110" w:type="dxa"/>
+            </w:tcMar>
+          </w:tcPr>
+          <w:p>
+            <w:r>
+              <w:rPr>
+                <w:sz w:val="19"/>
+                <w:szCs w:val="19"/>
+              </w:rPr>
+              <w:t xml:space="preserve">No tiene relación familiar con otro beneficiario, en ningún sentido: ni la registraron como familiar de alguien ni alguien figura como su familiar.</w:t>
+            </w:r>
+          </w:p>
+        </w:tc>
+      </w:tr>
+      <w:tr>
+        <w:tblPrEx>
+          <w:tblCellMar>
+            <w:top w:w="0" w:type="dxa"/>
+            <w:bottom w:w="0" w:type="dxa"/>
+          </w:tblCellMar>
+        </w:tblPrEx>
+        <w:trPr>
+          <w:cantSplit/>
+        </w:trPr>
+        <w:tc>
+          <w:tcPr>
+            <w:tcW w:w="2400" w:type="dxa"/>
+            <w:tcBorders>
+              <w:top w:val="single" w:sz="4" w:space="0" w:color="D0D5DD"/>
+              <w:left w:val="single" w:sz="4" w:space="0" w:color="D0D5DD"/>
+              <w:bottom w:val="single" w:sz="4" w:space="0" w:color="D0D5DD"/>
+              <w:right w:val="single" w:sz="4" w:space="0" w:color="D0D5DD"/>
+            </w:tcBorders>
+            <w:tcMar>
+              <w:top w:w="70" w:type="dxa"/>
+              <w:left w:w="110" w:type="dxa"/>
+              <w:bottom w:w="70" w:type="dxa"/>
+              <w:right w:w="110" w:type="dxa"/>
+            </w:tcMar>
+          </w:tcPr>
+          <w:p>
+            <w:r>
+              <w:rPr>
+                <w:sz w:val="19"/>
+                <w:szCs w:val="19"/>
+              </w:rPr>
+              <w:t xml:space="preserve">Personas a su cargo</w:t>
+            </w:r>
+          </w:p>
+        </w:tc>
+        <w:tc>
+          <w:tcPr>
+            <w:tcW w:w="6960" w:type="dxa"/>
+            <w:tcBorders>
+              <w:top w:val="single" w:sz="4" w:space="0" w:color="D0D5DD"/>
+              <w:left w:val="single" w:sz="4" w:space="0" w:color="D0D5DD"/>
+              <w:bottom w:val="single" w:sz="4" w:space="0" w:color="D0D5DD"/>
+              <w:right w:val="single" w:sz="4" w:space="0" w:color="D0D5DD"/>
+            </w:tcBorders>
+            <w:tcMar>
+              <w:top w:w="70" w:type="dxa"/>
+              <w:left w:w="110" w:type="dxa"/>
+              <w:bottom w:w="70" w:type="dxa"/>
+              <w:right w:w="110" w:type="dxa"/>
+            </w:tcMar>
+          </w:tcPr>
+          <w:p>
+            <w:r>
+              <w:rPr>
+                <w:sz w:val="19"/>
+                <w:szCs w:val="19"/>
+              </w:rPr>
+              <w:t xml:space="preserve">No figura como responsable (representante) de otro beneficiario.</w:t>
+            </w:r>
+          </w:p>
+        </w:tc>
+      </w:tr>
+      <w:tr>
+        <w:tblPrEx>
+          <w:tblCellMar>
+            <w:top w:w="0" w:type="dxa"/>
+            <w:bottom w:w="0" w:type="dxa"/>
+          </w:tblCellMar>
+        </w:tblPrEx>
+        <w:trPr>
+          <w:cantSplit/>
+        </w:trPr>
+        <w:tc>
+          <w:tcPr>
+            <w:tcW w:w="2400" w:type="dxa"/>
+            <w:tcBorders>
+              <w:top w:val="single" w:sz="4" w:space="0" w:color="D0D5DD"/>
+              <w:left w:val="single" w:sz="4" w:space="0" w:color="D0D5DD"/>
+              <w:bottom w:val="single" w:sz="4" w:space="0" w:color="D0D5DD"/>
+              <w:right w:val="single" w:sz="4" w:space="0" w:color="D0D5DD"/>
+            </w:tcBorders>
+            <w:tcMar>
+              <w:top w:w="70" w:type="dxa"/>
+              <w:left w:w="110" w:type="dxa"/>
+              <w:bottom w:w="70" w:type="dxa"/>
+              <w:right w:w="110" w:type="dxa"/>
+            </w:tcMar>
+          </w:tcPr>
+          <w:p>
+            <w:r>
+              <w:rPr>
+                <w:sz w:val="19"/>
+                <w:szCs w:val="19"/>
+              </w:rPr>
+              <w:t xml:space="preserve">Encuestas</w:t>
+            </w:r>
+          </w:p>
+        </w:tc>
+        <w:tc>
+          <w:tcPr>
+            <w:tcW w:w="6960" w:type="dxa"/>
+            <w:tcBorders>
+              <w:top w:val="single" w:sz="4" w:space="0" w:color="D0D5DD"/>
+              <w:left w:val="single" w:sz="4" w:space="0" w:color="D0D5DD"/>
+              <w:bottom w:val="single" w:sz="4" w:space="0" w:color="D0D5DD"/>
+              <w:right w:val="single" w:sz="4" w:space="0" w:color="D0D5DD"/>
+            </w:tcBorders>
+            <w:tcMar>
+              <w:top w:w="70" w:type="dxa"/>
+              <w:left w:w="110" w:type="dxa"/>
+              <w:bottom w:w="70" w:type="dxa"/>
+              <w:right w:w="110" w:type="dxa"/>
+            </w:tcMar>
+          </w:tcPr>
+          <w:p>
+            <w:r>
+              <w:rPr>
+                <w:sz w:val="19"/>
+                <w:szCs w:val="19"/>
+              </w:rPr>
+              <w:t xml:space="preserve">Ninguna encuesta asociada.</w:t>
+            </w:r>
+          </w:p>
+        </w:tc>
+      </w:tr>
+    </w:tbl>
+    <w:p>
+      <w:pPr>
+        <w:spacing w:after="120"/>
+      </w:pPr>
+    </w:p>
+    <w:p>
+      <w:pPr>
+        <w:pBdr>
+          <w:left w:val="single" w:sz="24" w:space="8" w:color="18864B"/>
+        </w:pBdr>
+        <w:shd w:val="clear" w:color="auto" w:fill="EAF7EF"/>
+        <w:spacing w:before="120" w:after="200"/>
+        <w:ind w:left="180" w:right="180"/>
+      </w:pPr>
+      <w:r>
+        <w:rPr>
+          <w:b/>
+          <w:bCs/>
+        </w:rPr>
+        <w:t xml:space="preserve">Consejo: </w:t>
+      </w:r>
+      <w:r>
+        <w:t xml:space="preserve">si una persona está inscrita en un </w:t>
+      </w:r>
+      <w:r>
+        <w:rPr>
+          <w:b/>
+          <w:bCs/>
+        </w:rPr>
+        <w:t xml:space="preserve">centro</w:t>
+      </w:r>
+      <w:r>
+        <w:t xml:space="preserve">, no aparece aunque nunca la hayan evaluado. Es a propósito: eliminarla le quitaría ese vínculo.</w:t>
+      </w:r>
+    </w:p>
+    <w:p>
+      <w:pPr>
+        <w:spacing w:after="120"/>
+      </w:pPr>
+      <w:r>
+        <w:t xml:space="preserve">Al abrir la pantalla, el sistema revisa a todas las personas del país y puede tardar unos segundos (en Venezuela, alrededor de cinco). Mientras tanto verás el aviso «Buscando…».</w:t>
+      </w:r>
+    </w:p>
+    <w:p>
+      <w:pPr>
+        <w:pStyle w:val="Ttulo2"/>
+      </w:pPr>
+      <w:bookmarkStart w:id="413" w:name="_Toc900000313"/>
+      <w:r>
+        <w:t xml:space="preserve">15.2 Paso 1: Revisar la lista</w:t>
+      </w:r>
+      <w:bookmarkEnd w:id="413"/>
+    </w:p>
+    <w:p>
+      <w:pPr>
+        <w:pStyle w:val="Prrafodelista"/>
+        <w:numPr>
+          <w:ilvl w:val="0"/>
+          <w:numId w:val="2"/>
+        </w:numPr>
+        <w:spacing w:after="60"/>
+      </w:pPr>
+      <w:r>
+        <w:rPr>
+          <w:b/>
+          <w:bCs/>
+        </w:rPr>
+        <w:t xml:space="preserve">País</w:t>
+      </w:r>
+      <w:r>
+        <w:t xml:space="preserve">: por defecto, Venezuela. Al cambiarlo, la pantalla se recarga y vuelve a consultar.</w:t>
+      </w:r>
+    </w:p>
+    <w:p>
+      <w:pPr>
+        <w:pStyle w:val="Prrafodelista"/>
+        <w:numPr>
+          <w:ilvl w:val="0"/>
+          <w:numId w:val="2"/>
+        </w:numPr>
+        <w:spacing w:after="60"/>
+      </w:pPr>
+      <w:r>
+        <w:rPr>
+          <w:b/>
+          <w:bCs/>
+        </w:rPr>
+        <w:t xml:space="preserve">Buscar</w:t>
+      </w:r>
+      <w:r>
+        <w:t xml:space="preserve">: por ID Digisalud, nombre o apellido, sin importar mayúsculas ni tildes.</w:t>
+      </w:r>
+    </w:p>
+    <w:p>
+      <w:pPr>
+        <w:pStyle w:val="Prrafodelista"/>
+        <w:numPr>
+          <w:ilvl w:val="0"/>
+          <w:numId w:val="2"/>
+        </w:numPr>
+        <w:spacing w:after="60"/>
+      </w:pPr>
+      <w:r>
+        <w:rPr>
+          <w:b/>
+          <w:bCs/>
+        </w:rPr>
+        <w:t xml:space="preserve">Registrados desde</w:t>
+      </w:r>
+      <w:r>
+        <w:t xml:space="preserve"> y </w:t>
+      </w:r>
+      <w:r>
+        <w:rPr>
+          <w:b/>
+          <w:bCs/>
+        </w:rPr>
+        <w:t xml:space="preserve">Hasta</w:t>
+      </w:r>
+      <w:r>
+        <w:t xml:space="preserve">: limitan la lista por fecha de registro.</w:t>
+      </w:r>
+    </w:p>
+    <w:p>
+      <w:pPr>
+        <w:pStyle w:val="Prrafodelista"/>
+        <w:numPr>
+          <w:ilvl w:val="0"/>
+          <w:numId w:val="2"/>
+        </w:numPr>
+        <w:spacing w:after="60"/>
+      </w:pPr>
+      <w:r>
+        <w:rPr>
+          <w:b/>
+          <w:bCs/>
+        </w:rPr>
+        <w:t xml:space="preserve">Orden</w:t>
+      </w:r>
+      <w:r>
+        <w:t xml:space="preserve">: más recientes primero, más antiguos primero o por apellido y nombre.</w:t>
+      </w:r>
+    </w:p>
+    <w:p>
+      <w:pPr>
+        <w:pStyle w:val="Prrafodelista"/>
+        <w:numPr>
+          <w:ilvl w:val="0"/>
+          <w:numId w:val="2"/>
+        </w:numPr>
+        <w:spacing w:after="60"/>
+      </w:pPr>
+      <w:r>
+        <w:t xml:space="preserve">El botón </w:t>
+      </w:r>
+      <w:r>
+        <w:rPr>
+          <w:b/>
+          <w:bCs/>
+        </w:rPr>
+        <w:t xml:space="preserve">X</w:t>
+      </w:r>
+      <w:r>
+        <w:t xml:space="preserve"> limpia los filtros y el botón de flecha circular </w:t>
+      </w:r>
+      <w:r>
+        <w:rPr>
+          <w:b/>
+          <w:bCs/>
+        </w:rPr>
+        <w:t xml:space="preserve">Actualizar</w:t>
+      </w:r>
+      <w:r>
+        <w:t xml:space="preserve"> vuelve a consultar al servidor (útil si otra persona estuvo trabajando mientras tanto).</w:t>
+      </w:r>
+    </w:p>
+    <w:p>
+      <w:pPr>
+        <w:spacing w:after="120"/>
+      </w:pPr>
+      <w:r>
+        <w:t xml:space="preserve">Los recuadros superiores indican cuántos beneficiarios hay y las fechas de registro más antigua y más reciente. Cada fila de la tabla muestra:</w:t>
+      </w:r>
+    </w:p>
+    <w:tbl>
+      <w:tblPr>
+        <w:tblW w:w="9360" w:type="dxa"/>
+        <w:tblBorders>
+          <w:top w:val="single" w:sz="4" w:space="0" w:color="auto"/>
+          <w:left w:val="single" w:sz="4" w:space="0" w:color="auto"/>
+          <w:bottom w:val="single" w:sz="4" w:space="0" w:color="auto"/>
+          <w:right w:val="single" w:sz="4" w:space="0" w:color="auto"/>
+          <w:insideH w:val="single" w:sz="4" w:space="0" w:color="auto"/>
+          <w:insideV w:val="single" w:sz="4" w:space="0" w:color="auto"/>
+        </w:tblBorders>
+        <w:tblCellMar>
+          <w:left w:w="10" w:type="dxa"/>
+          <w:right w:w="10" w:type="dxa"/>
+        </w:tblCellMar>
+        <w:tblLook w:val="04A0" w:firstRow="1" w:lastRow="0" w:firstColumn="1" w:lastColumn="0" w:noHBand="0" w:noVBand="1"/>
+      </w:tblPr>
+      <w:tblGrid>
+        <w:gridCol w:w="2900"/>
+        <w:gridCol w:w="6460"/>
+      </w:tblGrid>
+      <w:tr>
+        <w:tblPrEx>
+          <w:tblCellMar>
+            <w:top w:w="0" w:type="dxa"/>
+            <w:bottom w:w="0" w:type="dxa"/>
+          </w:tblCellMar>
+        </w:tblPrEx>
+        <w:trPr>
+          <w:tblHeader/>
+        </w:trPr>
+        <w:tc>
+          <w:tcPr>
+            <w:tcW w:w="2900" w:type="dxa"/>
+            <w:tcBorders>
+              <w:top w:val="single" w:sz="4" w:space="0" w:color="D0D5DD"/>
+              <w:left w:val="single" w:sz="4" w:space="0" w:color="D0D5DD"/>
+              <w:bottom w:val="single" w:sz="4" w:space="0" w:color="D0D5DD"/>
+              <w:right w:val="single" w:sz="4" w:space="0" w:color="D0D5DD"/>
+            </w:tcBorders>
+            <w:shd w:val="clear" w:color="auto" w:fill="2D3748"/>
+            <w:tcMar>
+              <w:top w:w="70" w:type="dxa"/>
+              <w:left w:w="110" w:type="dxa"/>
+              <w:bottom w:w="70" w:type="dxa"/>
+              <w:right w:w="110" w:type="dxa"/>
+            </w:tcMar>
+          </w:tcPr>
+          <w:p>
+            <w:r>
+              <w:rPr>
+                <w:b/>
+                <w:bCs/>
+                <w:color w:val="FFFFFF"/>
+                <w:sz w:val="19"/>
+                <w:szCs w:val="19"/>
+              </w:rPr>
+              <w:t xml:space="preserve">Columna</w:t>
+            </w:r>
+          </w:p>
+        </w:tc>
+        <w:tc>
+          <w:tcPr>
+            <w:tcW w:w="6460" w:type="dxa"/>
+            <w:tcBorders>
+              <w:top w:val="single" w:sz="4" w:space="0" w:color="D0D5DD"/>
+              <w:left w:val="single" w:sz="4" w:space="0" w:color="D0D5DD"/>
+              <w:bottom w:val="single" w:sz="4" w:space="0" w:color="D0D5DD"/>
+              <w:right w:val="single" w:sz="4" w:space="0" w:color="D0D5DD"/>
+            </w:tcBorders>
+            <w:shd w:val="clear" w:color="auto" w:fill="2D3748"/>
+            <w:tcMar>
+              <w:top w:w="70" w:type="dxa"/>
+              <w:left w:w="110" w:type="dxa"/>
+              <w:bottom w:w="70" w:type="dxa"/>
+              <w:right w:w="110" w:type="dxa"/>
+            </w:tcMar>
+          </w:tcPr>
+          <w:p>
+            <w:r>
+              <w:rPr>
+                <w:b/>
+                <w:bCs/>
+                <w:color w:val="FFFFFF"/>
+                <w:sz w:val="19"/>
+                <w:szCs w:val="19"/>
+              </w:rPr>
+              <w:t xml:space="preserve">Qué muestra</w:t>
+            </w:r>
+          </w:p>
+        </w:tc>
+      </w:tr>
+      <w:tr>
+        <w:tblPrEx>
+          <w:tblCellMar>
+            <w:top w:w="0" w:type="dxa"/>
+            <w:bottom w:w="0" w:type="dxa"/>
+          </w:tblCellMar>
+        </w:tblPrEx>
+        <w:trPr>
+          <w:cantSplit/>
+        </w:trPr>
+        <w:tc>
+          <w:tcPr>
+            <w:tcW w:w="2900" w:type="dxa"/>
+            <w:tcBorders>
+              <w:top w:val="single" w:sz="4" w:space="0" w:color="D0D5DD"/>
+              <w:left w:val="single" w:sz="4" w:space="0" w:color="D0D5DD"/>
+              <w:bottom w:val="single" w:sz="4" w:space="0" w:color="D0D5DD"/>
+              <w:right w:val="single" w:sz="4" w:space="0" w:color="D0D5DD"/>
+            </w:tcBorders>
+            <w:tcMar>
+              <w:top w:w="70" w:type="dxa"/>
+              <w:left w:w="110" w:type="dxa"/>
+              <w:bottom w:w="70" w:type="dxa"/>
+              <w:right w:w="110" w:type="dxa"/>
+            </w:tcMar>
+          </w:tcPr>
+          <w:p>
+            <w:r>
+              <w:rPr>
+                <w:sz w:val="19"/>
+                <w:szCs w:val="19"/>
+              </w:rPr>
+              <w:t xml:space="preserve">ID Digisalud, Nombres, Apellidos, Sexo, Nacimiento</w:t>
+            </w:r>
+          </w:p>
+        </w:tc>
+        <w:tc>
+          <w:tcPr>
+            <w:tcW w:w="6460" w:type="dxa"/>
+            <w:tcBorders>
+              <w:top w:val="single" w:sz="4" w:space="0" w:color="D0D5DD"/>
+              <w:left w:val="single" w:sz="4" w:space="0" w:color="D0D5DD"/>
+              <w:bottom w:val="single" w:sz="4" w:space="0" w:color="D0D5DD"/>
+              <w:right w:val="single" w:sz="4" w:space="0" w:color="D0D5DD"/>
+            </w:tcBorders>
+            <w:tcMar>
+              <w:top w:w="70" w:type="dxa"/>
+              <w:left w:w="110" w:type="dxa"/>
+              <w:bottom w:w="70" w:type="dxa"/>
+              <w:right w:w="110" w:type="dxa"/>
+            </w:tcMar>
+          </w:tcPr>
+          <w:p>
+            <w:r>
+              <w:rPr>
+                <w:sz w:val="19"/>
+                <w:szCs w:val="19"/>
+              </w:rPr>
+              <w:t xml:space="preserve">Los datos de identidad del beneficiario.</w:t>
+            </w:r>
+          </w:p>
+        </w:tc>
+      </w:tr>
+      <w:tr>
+        <w:tblPrEx>
+          <w:tblCellMar>
+            <w:top w:w="0" w:type="dxa"/>
+            <w:bottom w:w="0" w:type="dxa"/>
+          </w:tblCellMar>
+        </w:tblPrEx>
+        <w:trPr>
+          <w:cantSplit/>
+        </w:trPr>
+        <w:tc>
+          <w:tcPr>
+            <w:tcW w:w="2900" w:type="dxa"/>
+            <w:tcBorders>
+              <w:top w:val="single" w:sz="4" w:space="0" w:color="D0D5DD"/>
+              <w:left w:val="single" w:sz="4" w:space="0" w:color="D0D5DD"/>
+              <w:bottom w:val="single" w:sz="4" w:space="0" w:color="D0D5DD"/>
+              <w:right w:val="single" w:sz="4" w:space="0" w:color="D0D5DD"/>
+            </w:tcBorders>
+            <w:tcMar>
+              <w:top w:w="70" w:type="dxa"/>
+              <w:left w:w="110" w:type="dxa"/>
+              <w:bottom w:w="70" w:type="dxa"/>
+              <w:right w:w="110" w:type="dxa"/>
+            </w:tcMar>
+          </w:tcPr>
+          <w:p>
+            <w:r>
+              <w:rPr>
+                <w:sz w:val="19"/>
+                <w:szCs w:val="19"/>
+              </w:rPr>
+              <w:t xml:space="preserve">Fecha de registro</w:t>
+            </w:r>
+          </w:p>
+        </w:tc>
+        <w:tc>
+          <w:tcPr>
+            <w:tcW w:w="6460" w:type="dxa"/>
+            <w:tcBorders>
+              <w:top w:val="single" w:sz="4" w:space="0" w:color="D0D5DD"/>
+              <w:left w:val="single" w:sz="4" w:space="0" w:color="D0D5DD"/>
+              <w:bottom w:val="single" w:sz="4" w:space="0" w:color="D0D5DD"/>
+              <w:right w:val="single" w:sz="4" w:space="0" w:color="D0D5DD"/>
+            </w:tcBorders>
+            <w:tcMar>
+              <w:top w:w="70" w:type="dxa"/>
+              <w:left w:w="110" w:type="dxa"/>
+              <w:bottom w:w="70" w:type="dxa"/>
+              <w:right w:w="110" w:type="dxa"/>
+            </w:tcMar>
+          </w:tcPr>
+          <w:p>
+            <w:r>
+              <w:rPr>
+                <w:sz w:val="19"/>
+                <w:szCs w:val="19"/>
+              </w:rPr>
+              <w:t xml:space="preserve">Día y hora en que se creó el registro. Si fue hace menos de 7 días aparece la etiqueta </w:t>
+            </w:r>
+            <w:r>
+              <w:rPr>
+                <w:b/>
+                <w:bCs/>
+                <w:sz w:val="19"/>
+                <w:szCs w:val="19"/>
+              </w:rPr>
+              <w:t xml:space="preserve">reciente</w:t>
+            </w:r>
+            <w:r>
+              <w:rPr>
+                <w:sz w:val="19"/>
+                <w:szCs w:val="19"/>
+              </w:rPr>
+              <w:t xml:space="preserve">.</w:t>
+            </w:r>
+          </w:p>
+        </w:tc>
+      </w:tr>
+      <w:tr>
+        <w:tblPrEx>
+          <w:tblCellMar>
+            <w:top w:w="0" w:type="dxa"/>
+            <w:bottom w:w="0" w:type="dxa"/>
+          </w:tblCellMar>
+        </w:tblPrEx>
+        <w:trPr>
+          <w:cantSplit/>
+        </w:trPr>
+        <w:tc>
+          <w:tcPr>
+            <w:tcW w:w="2900" w:type="dxa"/>
+            <w:tcBorders>
+              <w:top w:val="single" w:sz="4" w:space="0" w:color="D0D5DD"/>
+              <w:left w:val="single" w:sz="4" w:space="0" w:color="D0D5DD"/>
+              <w:bottom w:val="single" w:sz="4" w:space="0" w:color="D0D5DD"/>
+              <w:right w:val="single" w:sz="4" w:space="0" w:color="D0D5DD"/>
+            </w:tcBorders>
+            <w:tcMar>
+              <w:top w:w="70" w:type="dxa"/>
+              <w:left w:w="110" w:type="dxa"/>
+              <w:bottom w:w="70" w:type="dxa"/>
+              <w:right w:w="110" w:type="dxa"/>
+            </w:tcMar>
+          </w:tcPr>
+          <w:p>
+            <w:r>
+              <w:rPr>
+                <w:sz w:val="19"/>
+                <w:szCs w:val="19"/>
+              </w:rPr>
+              <w:t xml:space="preserve">Origen</w:t>
+            </w:r>
+          </w:p>
+        </w:tc>
+        <w:tc>
+          <w:tcPr>
+            <w:tcW w:w="6460" w:type="dxa"/>
+            <w:tcBorders>
+              <w:top w:val="single" w:sz="4" w:space="0" w:color="D0D5DD"/>
+              <w:left w:val="single" w:sz="4" w:space="0" w:color="D0D5DD"/>
+              <w:bottom w:val="single" w:sz="4" w:space="0" w:color="D0D5DD"/>
+              <w:right w:val="single" w:sz="4" w:space="0" w:color="D0D5DD"/>
+            </w:tcBorders>
+            <w:tcMar>
+              <w:top w:w="70" w:type="dxa"/>
+              <w:left w:w="110" w:type="dxa"/>
+              <w:bottom w:w="70" w:type="dxa"/>
+              <w:right w:w="110" w:type="dxa"/>
+            </w:tcMar>
+          </w:tcPr>
+          <w:p>
+            <w:r>
+              <w:rPr>
+                <w:sz w:val="19"/>
+                <w:szCs w:val="19"/>
+              </w:rPr>
+              <w:t xml:space="preserve">Cómo se registró la persona (por ejemplo, carga masiva o registro manual).</w:t>
+            </w:r>
+          </w:p>
+        </w:tc>
+      </w:tr>
+      <w:tr>
+        <w:tblPrEx>
+          <w:tblCellMar>
+            <w:top w:w="0" w:type="dxa"/>
+            <w:bottom w:w="0" w:type="dxa"/>
+          </w:tblCellMar>
+        </w:tblPrEx>
+        <w:trPr>
+          <w:cantSplit/>
+        </w:trPr>
+        <w:tc>
+          <w:tcPr>
+            <w:tcW w:w="2900" w:type="dxa"/>
+            <w:tcBorders>
+              <w:top w:val="single" w:sz="4" w:space="0" w:color="D0D5DD"/>
+              <w:left w:val="single" w:sz="4" w:space="0" w:color="D0D5DD"/>
+              <w:bottom w:val="single" w:sz="4" w:space="0" w:color="D0D5DD"/>
+              <w:right w:val="single" w:sz="4" w:space="0" w:color="D0D5DD"/>
+            </w:tcBorders>
+            <w:tcMar>
+              <w:top w:w="70" w:type="dxa"/>
+              <w:left w:w="110" w:type="dxa"/>
+              <w:bottom w:w="70" w:type="dxa"/>
+              <w:right w:w="110" w:type="dxa"/>
+            </w:tcMar>
+          </w:tcPr>
+          <w:p>
+            <w:r>
+              <w:rPr>
+                <w:sz w:val="19"/>
+                <w:szCs w:val="19"/>
+              </w:rPr>
+              <w:t xml:space="preserve">Registrado por</w:t>
+            </w:r>
+          </w:p>
+        </w:tc>
+        <w:tc>
+          <w:tcPr>
+            <w:tcW w:w="6460" w:type="dxa"/>
+            <w:tcBorders>
+              <w:top w:val="single" w:sz="4" w:space="0" w:color="D0D5DD"/>
+              <w:left w:val="single" w:sz="4" w:space="0" w:color="D0D5DD"/>
+              <w:bottom w:val="single" w:sz="4" w:space="0" w:color="D0D5DD"/>
+              <w:right w:val="single" w:sz="4" w:space="0" w:color="D0D5DD"/>
+            </w:tcBorders>
+            <w:tcMar>
+              <w:top w:w="70" w:type="dxa"/>
+              <w:left w:w="110" w:type="dxa"/>
+              <w:bottom w:w="70" w:type="dxa"/>
+              <w:right w:w="110" w:type="dxa"/>
+            </w:tcMar>
+          </w:tcPr>
+          <w:p>
+            <w:r>
+              <w:rPr>
+                <w:sz w:val="19"/>
+                <w:szCs w:val="19"/>
+              </w:rPr>
+              <w:t xml:space="preserve">El usuario que creó el registro.</w:t>
+            </w:r>
+          </w:p>
+        </w:tc>
+      </w:tr>
+    </w:tbl>
+    <w:p>
+      <w:pPr>
+        <w:spacing w:after="120"/>
+      </w:pPr>
+    </w:p>
+    <w:p>
+      <w:pPr>
+        <w:spacing w:after="120"/>
+      </w:pPr>
+      <w:r>
+        <w:t xml:space="preserve">La tabla muestra 50 beneficiarios por página; usa las flechas al pie para cambiar de página. Si hubiera más de 5.000, la pantalla avisa que solo se muestran los primeros resultados.</w:t>
+      </w:r>
+    </w:p>
+    <w:p>
+      <w:pPr>
+        <w:pBdr>
+          <w:left w:val="single" w:sz="24" w:space="8" w:color="F5A623"/>
+        </w:pBdr>
+        <w:shd w:val="clear" w:color="auto" w:fill="FFF6DF"/>
+        <w:spacing w:before="120" w:after="200"/>
+        <w:ind w:left="180" w:right="180"/>
+      </w:pPr>
+      <w:r>
+        <w:rPr>
+          <w:b/>
+          <w:bCs/>
+        </w:rPr>
+        <w:t xml:space="preserve">Importante: </w:t>
+      </w:r>
+      <w:r>
+        <w:t xml:space="preserve">la fecha de registro es tu mejor pista. Una persona con la etiqueta </w:t>
+      </w:r>
+      <w:r>
+        <w:rPr>
+          <w:b/>
+          <w:bCs/>
+        </w:rPr>
+        <w:t xml:space="preserve">reciente</w:t>
+      </w:r>
+      <w:r>
+        <w:t xml:space="preserve"> puede estar esperando a que alguien la inscriba o la evalúe: confirma antes de eliminarla.</w:t>
+      </w:r>
+    </w:p>
+    <w:p>
+      <w:pPr>
+        <w:keepNext/>
+        <w:spacing w:before="120" w:after="60"/>
+        <w:jc w:val="center"/>
+      </w:pPr>
+      <w:r>
+        <w:rPr>
+          <w:noProof/>
+        </w:rPr>
+        <w:drawing>
+          <wp:inline distT="0" distB="0" distL="0" distR="0">
+            <wp:extent cx="5715000" cy="3786188"/>
+            <wp:effectExtent l="0" t="0" r="0" b="0"/>
+            <wp:docPr id="2100000011" name="26_sin_actividad_lista" descr="Figura 24. Lista de beneficiarios sin actividad, con tres seleccionados (datos de ejemplo)." title="Figura 24. Lista de beneficiarios sin actividad, con tres seleccionados (datos de ejemplo)."/>
+            <wp:cNvGraphicFramePr>
+              <a:graphicFrameLocks xmlns:a="http://schemas.openxmlformats.org/drawingml/2006/main" noChangeAspect="1"/>
+            </wp:cNvGraphicFramePr>
+            <a:graphic xmlns:a="http://schemas.openxmlformats.org/drawingml/2006/main">
+              <a:graphicData uri="http://schemas.openxmlformats.org/drawingml/2006/picture">
+                <pic:pic xmlns:pic="http://schemas.openxmlformats.org/drawingml/2006/picture">
+                  <pic:nvPicPr>
+                    <pic:cNvPr id="0" name=""/>
+                    <pic:cNvPicPr>
+                      <a:picLocks noChangeAspect="1" noChangeArrowheads="1"/>
+                    </pic:cNvPicPr>
+                  </pic:nvPicPr>
+                  <pic:blipFill>
+                    <a:blip r:embed="rId34"/>
+                    <a:srcRect/>
+                    <a:stretch>
+                      <a:fillRect/>
+                    </a:stretch>
+                  </pic:blipFill>
+                  <pic:spPr bwMode="auto">
+                    <a:xfrm>
+                      <a:off x="0" y="0"/>
+                      <a:ext cx="5715000" cy="3786188"/>
+                    </a:xfrm>
+                    <a:prstGeom prst="rect">
+                      <a:avLst/>
+                    </a:prstGeom>
+                  </pic:spPr>
+                </pic:pic>
+              </a:graphicData>
+            </a:graphic>
+          </wp:inline>
+        </w:drawing>
+      </w:r>
+    </w:p>
+    <w:p>
+      <w:pPr>
+        <w:spacing w:after="220"/>
+        <w:jc w:val="center"/>
+      </w:pPr>
+      <w:r>
+        <w:rPr>
+          <w:i/>
+          <w:iCs/>
+          <w:color w:val="667085"/>
+          <w:sz w:val="18"/>
+          <w:szCs w:val="18"/>
+        </w:rPr>
+        <w:t>Figura 24. Lista de beneficiarios sin actividad, con tres seleccionados (datos de ejemplo).</w:t>
+      </w:r>
+    </w:p>
+    <w:p>
+      <w:pPr>
+        <w:pStyle w:val="Ttulo2"/>
+      </w:pPr>
+      <w:bookmarkStart w:id="414" w:name="_Toc900000314"/>
+      <w:r>
+        <w:t xml:space="preserve">15.3 Paso 2: Elegir qué eliminar</w:t>
+      </w:r>
+      <w:bookmarkEnd w:id="414"/>
+    </w:p>
+    <w:p>
+      <w:pPr>
+        <w:pStyle w:val="Prrafodelista"/>
+        <w:numPr>
+          <w:ilvl w:val="0"/>
+          <w:numId w:val="2"/>
+        </w:numPr>
+        <w:spacing w:after="60"/>
+      </w:pPr>
+      <w:r>
+        <w:rPr>
+          <w:b/>
+          <w:bCs/>
+        </w:rPr>
+        <w:t xml:space="preserve">Una persona</w:t>
+      </w:r>
+      <w:r>
+        <w:t xml:space="preserve">: pulsa el botón de papelera de su fila.</w:t>
+      </w:r>
+    </w:p>
+    <w:p>
+      <w:pPr>
+        <w:pStyle w:val="Prrafodelista"/>
+        <w:numPr>
+          <w:ilvl w:val="0"/>
+          <w:numId w:val="2"/>
+        </w:numPr>
+        <w:spacing w:after="60"/>
+      </w:pPr>
+      <w:r>
+        <w:rPr>
+          <w:b/>
+          <w:bCs/>
+        </w:rPr>
+        <w:t xml:space="preserve">Varias personas</w:t>
+      </w:r>
+      <w:r>
+        <w:t xml:space="preserve">: marca la casilla de cada fila, o la casilla del encabezado para marcar todas las de la página. Al pie aparece cuántas llevas seleccionadas; pulsa </w:t>
+      </w:r>
+      <w:r>
+        <w:rPr>
+          <w:b/>
+          <w:bCs/>
+        </w:rPr>
+        <w:t xml:space="preserve">Eliminar seleccionados</w:t>
+      </w:r>
+      <w:r>
+        <w:t xml:space="preserve">.</w:t>
+      </w:r>
+    </w:p>
+    <w:p>
+      <w:pPr>
+        <w:pStyle w:val="Prrafodelista"/>
+        <w:numPr>
+          <w:ilvl w:val="0"/>
+          <w:numId w:val="2"/>
+        </w:numPr>
+        <w:spacing w:after="60"/>
+      </w:pPr>
+      <w:r>
+        <w:t xml:space="preserve">La selección se conserva al cambiar de página, de orden o de filtros. El contador cuenta también las personas que un filtro dejó ocultas: revísalo antes de eliminar.</w:t>
+      </w:r>
+    </w:p>
+    <w:p>
+      <w:pPr>
+        <w:pStyle w:val="Prrafodelista"/>
+        <w:numPr>
+          <w:ilvl w:val="0"/>
+          <w:numId w:val="2"/>
+        </w:numPr>
+        <w:spacing w:after="60"/>
+      </w:pPr>
+      <w:r>
+        <w:t xml:space="preserve">El máximo es </w:t>
+      </w:r>
+      <w:r>
+        <w:rPr>
+          <w:b/>
+          <w:bCs/>
+        </w:rPr>
+        <w:t xml:space="preserve">200 por vez</w:t>
+      </w:r>
+      <w:r>
+        <w:t xml:space="preserve">. Si marcas más, el sistema avisa y no elimina nada; hazlo en tandas.</w:t>
+      </w:r>
+    </w:p>
+    <w:p>
+      <w:pPr>
+        <w:pStyle w:val="Ttulo2"/>
+      </w:pPr>
+      <w:bookmarkStart w:id="415" w:name="_Toc900000315"/>
+      <w:r>
+        <w:t xml:space="preserve">15.4 Confirmación y resultado</w:t>
+      </w:r>
+      <w:bookmarkEnd w:id="415"/>
+    </w:p>
+    <w:p>
+      <w:pPr>
+        <w:pStyle w:val="Prrafodelista"/>
+        <w:numPr>
+          <w:ilvl w:val="0"/>
+          <w:numId w:val="2"/>
+        </w:numPr>
+        <w:spacing w:after="60"/>
+      </w:pPr>
+      <w:r>
+        <w:t xml:space="preserve">La ventana </w:t>
+      </w:r>
+      <w:r>
+        <w:rPr>
+          <w:b/>
+          <w:bCs/>
+        </w:rPr>
+        <w:t xml:space="preserve">Confirmar acción</w:t>
+      </w:r>
+      <w:r>
+        <w:t xml:space="preserve"> muestra, para una persona, su nombre, su ID y su fecha de registro; para varias, cuántas son y la fecha del registro más antiguo.</w:t>
+      </w:r>
+    </w:p>
+    <w:p>
+      <w:pPr>
+        <w:pStyle w:val="Prrafodelista"/>
+        <w:numPr>
+          <w:ilvl w:val="0"/>
+          <w:numId w:val="2"/>
+        </w:numPr>
+        <w:spacing w:after="60"/>
+      </w:pPr>
+      <w:r>
+        <w:t xml:space="preserve">Pulsa </w:t>
+      </w:r>
+      <w:r>
+        <w:rPr>
+          <w:b/>
+          <w:bCs/>
+        </w:rPr>
+        <w:t xml:space="preserve">Confirmar</w:t>
+      </w:r>
+      <w:r>
+        <w:t xml:space="preserve"> para continuar o </w:t>
+      </w:r>
+      <w:r>
+        <w:rPr>
+          <w:b/>
+          <w:bCs/>
+        </w:rPr>
+        <w:t xml:space="preserve">Cancelar</w:t>
+      </w:r>
+      <w:r>
+        <w:t xml:space="preserve"> para volver.</w:t>
+      </w:r>
+    </w:p>
+    <w:p>
+      <w:pPr>
+        <w:keepNext/>
+        <w:spacing w:before="120" w:after="60"/>
+        <w:jc w:val="center"/>
+      </w:pPr>
+      <w:r>
+        <w:rPr>
+          <w:noProof/>
+        </w:rPr>
+        <w:drawing>
+          <wp:inline distT="0" distB="0" distL="0" distR="0">
+            <wp:extent cx="5715000" cy="2559844"/>
+            <wp:effectExtent l="0" t="0" r="0" b="0"/>
+            <wp:docPr id="2100000012" name="27_sin_actividad_confirmar" descr="Figura 25. Confirmación al eliminar un beneficiario (datos de ejemplo)." title="Figura 25. Confirmación al eliminar un beneficiario (datos de ejemplo)."/>
+            <wp:cNvGraphicFramePr>
+              <a:graphicFrameLocks xmlns:a="http://schemas.openxmlformats.org/drawingml/2006/main" noChangeAspect="1"/>
+            </wp:cNvGraphicFramePr>
+            <a:graphic xmlns:a="http://schemas.openxmlformats.org/drawingml/2006/main">
+              <a:graphicData uri="http://schemas.openxmlformats.org/drawingml/2006/picture">
+                <pic:pic xmlns:pic="http://schemas.openxmlformats.org/drawingml/2006/picture">
+                  <pic:nvPicPr>
+                    <pic:cNvPr id="0" name=""/>
+                    <pic:cNvPicPr>
+                      <a:picLocks noChangeAspect="1" noChangeArrowheads="1"/>
+                    </pic:cNvPicPr>
+                  </pic:nvPicPr>
+                  <pic:blipFill>
+                    <a:blip r:embed="rId35"/>
+                    <a:srcRect/>
+                    <a:stretch>
+                      <a:fillRect/>
+                    </a:stretch>
+                  </pic:blipFill>
+                  <pic:spPr bwMode="auto">
+                    <a:xfrm>
+                      <a:off x="0" y="0"/>
+                      <a:ext cx="5715000" cy="2559844"/>
+                    </a:xfrm>
+                    <a:prstGeom prst="rect">
+                      <a:avLst/>
+                    </a:prstGeom>
+                  </pic:spPr>
+                </pic:pic>
+              </a:graphicData>
+            </a:graphic>
+          </wp:inline>
+        </w:drawing>
+      </w:r>
+    </w:p>
+    <w:p>
+      <w:pPr>
+        <w:spacing w:after="220"/>
+        <w:jc w:val="center"/>
+      </w:pPr>
+      <w:r>
+        <w:rPr>
+          <w:i/>
+          <w:iCs/>
+          <w:color w:val="667085"/>
+          <w:sz w:val="18"/>
+          <w:szCs w:val="18"/>
+        </w:rPr>
+        <w:t>Figura 25. Confirmación al eliminar un beneficiario (datos de ejemplo).</w:t>
+      </w:r>
+    </w:p>
+    <w:p>
+      <w:pPr>
+        <w:spacing w:after="120"/>
+      </w:pPr>
+      <w:r>
+        <w:t xml:space="preserve">Antes de borrar, el sistema </w:t>
+      </w:r>
+      <w:r>
+        <w:rPr>
+          <w:b/>
+          <w:bCs/>
+        </w:rPr>
+        <w:t xml:space="preserve">vuelve a comprobar</w:t>
+      </w:r>
+      <w:r>
+        <w:t xml:space="preserve"> a cada persona. Si mientras tenías la lista abierta alguien la inscribió, la evaluó o la relacionó con otra, esa persona </w:t>
+      </w:r>
+      <w:r>
+        <w:rPr>
+          <w:b/>
+          <w:bCs/>
+        </w:rPr>
+        <w:t xml:space="preserve">no se elimina</w:t>
+      </w:r>
+      <w:r>
+        <w:t xml:space="preserve"> y el aviso lo indica («… no se eliminó porque ya tiene actividad»). Las demás sí se eliminan.</w:t>
+      </w:r>
+    </w:p>
+    <w:p>
+      <w:pPr>
+        <w:spacing w:after="120"/>
+      </w:pPr>
+      <w:r>
+        <w:t xml:space="preserve">Al terminar aparece el aviso «Se eliminaron N beneficiarios» y la lista se actualiza sola, lo que puede tardar unos segundos.</w:t>
+      </w:r>
+    </w:p>
+    <w:p>
+      <w:pPr>
+        <w:pBdr>
+          <w:left w:val="single" w:sz="24" w:space="8" w:color="F5A623"/>
+        </w:pBdr>
+        <w:shd w:val="clear" w:color="auto" w:fill="FFF6DF"/>
+        <w:spacing w:before="120" w:after="200"/>
+        <w:ind w:left="180" w:right="180"/>
+      </w:pPr>
+      <w:r>
+        <w:rPr>
+          <w:b/>
+          <w:bCs/>
+        </w:rPr>
+        <w:t xml:space="preserve">Importante: </w:t>
+      </w:r>
+      <w:r>
+        <w:t xml:space="preserve">la eliminación se guarda completa o no se guarda: si ocurre un error, no se borra ningún beneficiario y puedes intentarlo de nuevo.</w:t>
+      </w:r>
+    </w:p>
+    <w:p>
+      <w:pPr>
+        <w:pStyle w:val="Ttulo1"/>
+        <w:pageBreakBefore/>
+      </w:pPr>
       <w:bookmarkStart w:id="22" w:name="_Toc242974977"/>
       <w:r>
         <w:lastRenderedPageBreak/>
-        <w:t>15. Mensajes frecuentes</w:t>
+        <w:t>16. Mensajes frecuentes</w:t>
       </w:r>
       <w:bookmarkEnd w:id="22"/>
     </w:p>
@@ -15483,6 +17410,384 @@
                 <w:szCs w:val="19"/>
               </w:rPr>
               <w:t>No se pudieron eliminar las evaluaciones.</w:t>
+            </w:r>
+          </w:p>
+        </w:tc>
+        <w:tc>
+          <w:tcPr>
+            <w:tcW w:w="5616" w:type="dxa"/>
+            <w:tcBorders>
+              <w:top w:val="single" w:sz="4" w:space="0" w:color="D0D5DD"/>
+              <w:left w:val="single" w:sz="4" w:space="0" w:color="D0D5DD"/>
+              <w:bottom w:val="single" w:sz="4" w:space="0" w:color="D0D5DD"/>
+              <w:right w:val="single" w:sz="4" w:space="0" w:color="D0D5DD"/>
+            </w:tcBorders>
+            <w:tcMar>
+              <w:top w:w="70" w:type="dxa"/>
+              <w:left w:w="110" w:type="dxa"/>
+              <w:bottom w:w="70" w:type="dxa"/>
+              <w:right w:w="110" w:type="dxa"/>
+            </w:tcMar>
+          </w:tcPr>
+          <w:p>
+            <w:r>
+              <w:rPr>
+                <w:sz w:val="19"/>
+                <w:szCs w:val="19"/>
+              </w:rPr>
+              <w:t>Ocurrió un error y no se modificó nada. Intenta de nuevo; si se repite, avisa al administrador del sistema</w:t>
+            </w:r>
+          </w:p>
+        </w:tc>
+      </w:tr>
+      <w:tr>
+        <w:tblPrEx>
+          <w:tblCellMar>
+            <w:top w:w="0" w:type="dxa"/>
+            <w:bottom w:w="0" w:type="dxa"/>
+          </w:tblCellMar>
+        </w:tblPrEx>
+        <w:trPr>
+          <w:cantSplit/>
+        </w:trPr>
+        <w:tc>
+          <w:tcPr>
+            <w:tcW w:w="3744" w:type="dxa"/>
+            <w:tcBorders>
+              <w:top w:val="single" w:sz="4" w:space="0" w:color="D0D5DD"/>
+              <w:left w:val="single" w:sz="4" w:space="0" w:color="D0D5DD"/>
+              <w:bottom w:val="single" w:sz="4" w:space="0" w:color="D0D5DD"/>
+              <w:right w:val="single" w:sz="4" w:space="0" w:color="D0D5DD"/>
+            </w:tcBorders>
+            <w:tcMar>
+              <w:top w:w="70" w:type="dxa"/>
+              <w:left w:w="110" w:type="dxa"/>
+              <w:bottom w:w="70" w:type="dxa"/>
+              <w:right w:w="110" w:type="dxa"/>
+            </w:tcMar>
+          </w:tcPr>
+          <w:p>
+            <w:r>
+              <w:rPr>
+                <w:sz w:val="19"/>
+                <w:szCs w:val="19"/>
+              </w:rPr>
+              <w:t>No hay beneficiarios sin actividad</w:t>
+            </w:r>
+          </w:p>
+        </w:tc>
+        <w:tc>
+          <w:tcPr>
+            <w:tcW w:w="5616" w:type="dxa"/>
+            <w:tcBorders>
+              <w:top w:val="single" w:sz="4" w:space="0" w:color="D0D5DD"/>
+              <w:left w:val="single" w:sz="4" w:space="0" w:color="D0D5DD"/>
+              <w:bottom w:val="single" w:sz="4" w:space="0" w:color="D0D5DD"/>
+              <w:right w:val="single" w:sz="4" w:space="0" w:color="D0D5DD"/>
+            </w:tcBorders>
+            <w:tcMar>
+              <w:top w:w="70" w:type="dxa"/>
+              <w:left w:w="110" w:type="dxa"/>
+              <w:bottom w:w="70" w:type="dxa"/>
+              <w:right w:w="110" w:type="dxa"/>
+            </w:tcMar>
+          </w:tcPr>
+          <w:p>
+            <w:r>
+              <w:rPr>
+                <w:sz w:val="19"/>
+                <w:szCs w:val="19"/>
+              </w:rPr>
+              <w:t>Ninguna persona cumple los criterios en ese país: todas tienen jornadas, centros, evaluaciones o familiares (sección 15.1)</w:t>
+            </w:r>
+          </w:p>
+        </w:tc>
+      </w:tr>
+      <w:tr>
+        <w:tblPrEx>
+          <w:tblCellMar>
+            <w:top w:w="0" w:type="dxa"/>
+            <w:bottom w:w="0" w:type="dxa"/>
+          </w:tblCellMar>
+        </w:tblPrEx>
+        <w:trPr>
+          <w:cantSplit/>
+        </w:trPr>
+        <w:tc>
+          <w:tcPr>
+            <w:tcW w:w="3744" w:type="dxa"/>
+            <w:tcBorders>
+              <w:top w:val="single" w:sz="4" w:space="0" w:color="D0D5DD"/>
+              <w:left w:val="single" w:sz="4" w:space="0" w:color="D0D5DD"/>
+              <w:bottom w:val="single" w:sz="4" w:space="0" w:color="D0D5DD"/>
+              <w:right w:val="single" w:sz="4" w:space="0" w:color="D0D5DD"/>
+            </w:tcBorders>
+            <w:tcMar>
+              <w:top w:w="70" w:type="dxa"/>
+              <w:left w:w="110" w:type="dxa"/>
+              <w:bottom w:w="70" w:type="dxa"/>
+              <w:right w:w="110" w:type="dxa"/>
+            </w:tcMar>
+          </w:tcPr>
+          <w:p>
+            <w:r>
+              <w:rPr>
+                <w:sz w:val="19"/>
+                <w:szCs w:val="19"/>
+              </w:rPr>
+              <w:t>No se pudo cargar la lista</w:t>
+            </w:r>
+          </w:p>
+        </w:tc>
+        <w:tc>
+          <w:tcPr>
+            <w:tcW w:w="5616" w:type="dxa"/>
+            <w:tcBorders>
+              <w:top w:val="single" w:sz="4" w:space="0" w:color="D0D5DD"/>
+              <w:left w:val="single" w:sz="4" w:space="0" w:color="D0D5DD"/>
+              <w:bottom w:val="single" w:sz="4" w:space="0" w:color="D0D5DD"/>
+              <w:right w:val="single" w:sz="4" w:space="0" w:color="D0D5DD"/>
+            </w:tcBorders>
+            <w:tcMar>
+              <w:top w:w="70" w:type="dxa"/>
+              <w:left w:w="110" w:type="dxa"/>
+              <w:bottom w:w="70" w:type="dxa"/>
+              <w:right w:w="110" w:type="dxa"/>
+            </w:tcMar>
+          </w:tcPr>
+          <w:p>
+            <w:r>
+              <w:rPr>
+                <w:sz w:val="19"/>
+                <w:szCs w:val="19"/>
+              </w:rPr>
+              <w:t>El servidor no pudo armar la lista. Pulsa Actualizar; si se repite, avisa al administrador del sistema</w:t>
+            </w:r>
+          </w:p>
+        </w:tc>
+      </w:tr>
+      <w:tr>
+        <w:tblPrEx>
+          <w:tblCellMar>
+            <w:top w:w="0" w:type="dxa"/>
+            <w:bottom w:w="0" w:type="dxa"/>
+          </w:tblCellMar>
+        </w:tblPrEx>
+        <w:trPr>
+          <w:cantSplit/>
+        </w:trPr>
+        <w:tc>
+          <w:tcPr>
+            <w:tcW w:w="3744" w:type="dxa"/>
+            <w:tcBorders>
+              <w:top w:val="single" w:sz="4" w:space="0" w:color="D0D5DD"/>
+              <w:left w:val="single" w:sz="4" w:space="0" w:color="D0D5DD"/>
+              <w:bottom w:val="single" w:sz="4" w:space="0" w:color="D0D5DD"/>
+              <w:right w:val="single" w:sz="4" w:space="0" w:color="D0D5DD"/>
+            </w:tcBorders>
+            <w:tcMar>
+              <w:top w:w="70" w:type="dxa"/>
+              <w:left w:w="110" w:type="dxa"/>
+              <w:bottom w:w="70" w:type="dxa"/>
+              <w:right w:w="110" w:type="dxa"/>
+            </w:tcMar>
+          </w:tcPr>
+          <w:p>
+            <w:r>
+              <w:rPr>
+                <w:sz w:val="19"/>
+                <w:szCs w:val="19"/>
+              </w:rPr>
+              <w:t>No se pueden eliminar más de 200 beneficiarios a la vez.</w:t>
+            </w:r>
+          </w:p>
+        </w:tc>
+        <w:tc>
+          <w:tcPr>
+            <w:tcW w:w="5616" w:type="dxa"/>
+            <w:tcBorders>
+              <w:top w:val="single" w:sz="4" w:space="0" w:color="D0D5DD"/>
+              <w:left w:val="single" w:sz="4" w:space="0" w:color="D0D5DD"/>
+              <w:bottom w:val="single" w:sz="4" w:space="0" w:color="D0D5DD"/>
+              <w:right w:val="single" w:sz="4" w:space="0" w:color="D0D5DD"/>
+            </w:tcBorders>
+            <w:tcMar>
+              <w:top w:w="70" w:type="dxa"/>
+              <w:left w:w="110" w:type="dxa"/>
+              <w:bottom w:w="70" w:type="dxa"/>
+              <w:right w:w="110" w:type="dxa"/>
+            </w:tcMar>
+          </w:tcPr>
+          <w:p>
+            <w:r>
+              <w:rPr>
+                <w:sz w:val="19"/>
+                <w:szCs w:val="19"/>
+              </w:rPr>
+              <w:t>Marcaste demasiados. No se eliminó nada: elimina en tandas de 200 o menos (sección 15.3)</w:t>
+            </w:r>
+          </w:p>
+        </w:tc>
+      </w:tr>
+      <w:tr>
+        <w:tblPrEx>
+          <w:tblCellMar>
+            <w:top w:w="0" w:type="dxa"/>
+            <w:bottom w:w="0" w:type="dxa"/>
+          </w:tblCellMar>
+        </w:tblPrEx>
+        <w:trPr>
+          <w:cantSplit/>
+        </w:trPr>
+        <w:tc>
+          <w:tcPr>
+            <w:tcW w:w="3744" w:type="dxa"/>
+            <w:tcBorders>
+              <w:top w:val="single" w:sz="4" w:space="0" w:color="D0D5DD"/>
+              <w:left w:val="single" w:sz="4" w:space="0" w:color="D0D5DD"/>
+              <w:bottom w:val="single" w:sz="4" w:space="0" w:color="D0D5DD"/>
+              <w:right w:val="single" w:sz="4" w:space="0" w:color="D0D5DD"/>
+            </w:tcBorders>
+            <w:tcMar>
+              <w:top w:w="70" w:type="dxa"/>
+              <w:left w:w="110" w:type="dxa"/>
+              <w:bottom w:w="70" w:type="dxa"/>
+              <w:right w:w="110" w:type="dxa"/>
+            </w:tcMar>
+          </w:tcPr>
+          <w:p>
+            <w:r>
+              <w:rPr>
+                <w:sz w:val="19"/>
+                <w:szCs w:val="19"/>
+              </w:rPr>
+              <w:t>… no se eliminó porque ya tiene actividad</w:t>
+            </w:r>
+          </w:p>
+        </w:tc>
+        <w:tc>
+          <w:tcPr>
+            <w:tcW w:w="5616" w:type="dxa"/>
+            <w:tcBorders>
+              <w:top w:val="single" w:sz="4" w:space="0" w:color="D0D5DD"/>
+              <w:left w:val="single" w:sz="4" w:space="0" w:color="D0D5DD"/>
+              <w:bottom w:val="single" w:sz="4" w:space="0" w:color="D0D5DD"/>
+              <w:right w:val="single" w:sz="4" w:space="0" w:color="D0D5DD"/>
+            </w:tcBorders>
+            <w:tcMar>
+              <w:top w:w="70" w:type="dxa"/>
+              <w:left w:w="110" w:type="dxa"/>
+              <w:bottom w:w="70" w:type="dxa"/>
+              <w:right w:w="110" w:type="dxa"/>
+            </w:tcMar>
+          </w:tcPr>
+          <w:p>
+            <w:r>
+              <w:rPr>
+                <w:sz w:val="19"/>
+                <w:szCs w:val="19"/>
+              </w:rPr>
+              <w:t>Mientras revisabas, alguien la inscribió, la evaluó o la relacionó con otra persona. Se omite y no se toca; las demás sí se eliminan (sección 15.4)</w:t>
+            </w:r>
+          </w:p>
+        </w:tc>
+      </w:tr>
+      <w:tr>
+        <w:tblPrEx>
+          <w:tblCellMar>
+            <w:top w:w="0" w:type="dxa"/>
+            <w:bottom w:w="0" w:type="dxa"/>
+          </w:tblCellMar>
+        </w:tblPrEx>
+        <w:trPr>
+          <w:cantSplit/>
+        </w:trPr>
+        <w:tc>
+          <w:tcPr>
+            <w:tcW w:w="3744" w:type="dxa"/>
+            <w:tcBorders>
+              <w:top w:val="single" w:sz="4" w:space="0" w:color="D0D5DD"/>
+              <w:left w:val="single" w:sz="4" w:space="0" w:color="D0D5DD"/>
+              <w:bottom w:val="single" w:sz="4" w:space="0" w:color="D0D5DD"/>
+              <w:right w:val="single" w:sz="4" w:space="0" w:color="D0D5DD"/>
+            </w:tcBorders>
+            <w:tcMar>
+              <w:top w:w="70" w:type="dxa"/>
+              <w:left w:w="110" w:type="dxa"/>
+              <w:bottom w:w="70" w:type="dxa"/>
+              <w:right w:w="110" w:type="dxa"/>
+            </w:tcMar>
+          </w:tcPr>
+          <w:p>
+            <w:r>
+              <w:rPr>
+                <w:sz w:val="19"/>
+                <w:szCs w:val="19"/>
+              </w:rPr>
+              <w:t>Algún beneficiario tiene un vínculo que no se vio en la lista…</w:t>
+            </w:r>
+          </w:p>
+        </w:tc>
+        <w:tc>
+          <w:tcPr>
+            <w:tcW w:w="5616" w:type="dxa"/>
+            <w:tcBorders>
+              <w:top w:val="single" w:sz="4" w:space="0" w:color="D0D5DD"/>
+              <w:left w:val="single" w:sz="4" w:space="0" w:color="D0D5DD"/>
+              <w:bottom w:val="single" w:sz="4" w:space="0" w:color="D0D5DD"/>
+              <w:right w:val="single" w:sz="4" w:space="0" w:color="D0D5DD"/>
+            </w:tcBorders>
+            <w:tcMar>
+              <w:top w:w="70" w:type="dxa"/>
+              <w:left w:w="110" w:type="dxa"/>
+              <w:bottom w:w="70" w:type="dxa"/>
+              <w:right w:w="110" w:type="dxa"/>
+            </w:tcMar>
+          </w:tcPr>
+          <w:p>
+            <w:r>
+              <w:rPr>
+                <w:sz w:val="19"/>
+                <w:szCs w:val="19"/>
+              </w:rPr>
+              <w:t>No se eliminó nada. Recarga la lista y revisa de nuevo (sección 15.4)</w:t>
+            </w:r>
+          </w:p>
+        </w:tc>
+      </w:tr>
+      <w:tr>
+        <w:tblPrEx>
+          <w:tblCellMar>
+            <w:top w:w="0" w:type="dxa"/>
+            <w:bottom w:w="0" w:type="dxa"/>
+          </w:tblCellMar>
+        </w:tblPrEx>
+        <w:trPr>
+          <w:cantSplit/>
+        </w:trPr>
+        <w:tc>
+          <w:tcPr>
+            <w:tcW w:w="3744" w:type="dxa"/>
+            <w:tcBorders>
+              <w:top w:val="single" w:sz="4" w:space="0" w:color="D0D5DD"/>
+              <w:left w:val="single" w:sz="4" w:space="0" w:color="D0D5DD"/>
+              <w:bottom w:val="single" w:sz="4" w:space="0" w:color="D0D5DD"/>
+              <w:right w:val="single" w:sz="4" w:space="0" w:color="D0D5DD"/>
+            </w:tcBorders>
+            <w:tcMar>
+              <w:top w:w="70" w:type="dxa"/>
+              <w:left w:w="110" w:type="dxa"/>
+              <w:bottom w:w="70" w:type="dxa"/>
+              <w:right w:w="110" w:type="dxa"/>
+            </w:tcMar>
+          </w:tcPr>
+          <w:p>
+            <w:r>
+              <w:rPr>
+                <w:sz w:val="19"/>
+                <w:szCs w:val="19"/>
+              </w:rPr>
+              <w:t>No se pudieron eliminar los beneficiarios.</w:t>
             </w:r>
           </w:p>
         </w:tc>
@@ -16834,7 +19139,7 @@
     <w:unhideWhenUsed/>
     <w:rsid w:val="00400E19"/>
     <w:pPr>
-      <w:spacing w:after="20"/>
+      <w:spacing w:after="0"/>
     </w:pPr>
   </w:style>
   <w:style w:type="paragraph" w:styleId="TDC2">
@@ -16846,7 +19151,7 @@
     <w:unhideWhenUsed/>
     <w:rsid w:val="00400E19"/>
     <w:pPr>
-      <w:spacing w:after="20"/>
+      <w:spacing w:after="0"/>
       <w:ind w:left="210"/>
     </w:pPr>
   </w:style>
